--- a/backend/storage/templates/Шаблон обучение 1 оплата ООО.docx
+++ b/backend/storage/templates/Шаблон обучение 1 оплата ООО.docx
@@ -9,14 +9,18 @@
           <w:rFonts w:ascii="Arial" w:hAnsi="Arial" w:cs="Arial"/>
           <w:sz w:val="18"/>
           <w:szCs w:val="18"/>
-        </w:rPr>
-      </w:pPr>
-      <w:r>
+          <w:highlight w:val="none"/>
+        </w:rPr>
+      </w:pPr>
+      <w:r>
+        <w:rPr>
+          <w:highlight w:val="none"/>
+        </w:rPr>
         <w:t>ДОГОВОР №</w:t>
       </w:r>
       <w:r>
         <w:rPr>
-          <w:highlight w:val="yellow"/>
+          <w:highlight w:val="none"/>
         </w:rPr>
         <w:t>{{contract_number}}</w:t>
       </w:r>
@@ -28,6 +32,7 @@
           <w:rFonts w:ascii="Arial" w:hAnsi="Arial" w:cs="Arial"/>
           <w:sz w:val="18"/>
           <w:szCs w:val="18"/>
+          <w:highlight w:val="none"/>
         </w:rPr>
       </w:pPr>
       <w:r>
@@ -36,6 +41,7 @@
           <w:b/>
           <w:sz w:val="18"/>
           <w:szCs w:val="18"/>
+          <w:highlight w:val="none"/>
         </w:rPr>
         <w:t>на оказание услуг по обучению работе в системе «</w:t>
       </w:r>
@@ -45,7 +51,7 @@
           <w:b/>
           <w:sz w:val="18"/>
           <w:szCs w:val="18"/>
-          <w:highlight w:val="green"/>
+          <w:highlight w:val="none"/>
         </w:rPr>
         <w:t>Битрикс24</w:t>
       </w:r>
@@ -55,6 +61,7 @@
           <w:b/>
           <w:sz w:val="18"/>
           <w:szCs w:val="18"/>
+          <w:highlight w:val="none"/>
         </w:rPr>
         <w:t>»</w:t>
       </w:r>
@@ -117,6 +124,7 @@
                 <w:color w:val="000000"/>
                 <w:sz w:val="18"/>
                 <w:szCs w:val="18"/>
+                <w:highlight w:val="none"/>
                 <w:lang w:val="en-US" w:bidi="en-US"/>
               </w:rPr>
             </w:pPr>
@@ -125,7 +133,7 @@
                 <w:rFonts w:eastAsiaTheme="majorEastAsia"/>
                 <w:sz w:val="22"/>
                 <w:szCs w:val="22"/>
-                <w:highlight w:val="yellow"/>
+                <w:highlight w:val="none"/>
                 <w:lang w:val="en-US" w:bidi="en-US"/>
               </w:rPr>
               <w:t>{{contract_city}}</w:t>
@@ -145,6 +153,7 @@
                 <w:color w:val="000000"/>
                 <w:sz w:val="18"/>
                 <w:szCs w:val="18"/>
+                <w:highlight w:val="none"/>
                 <w:lang w:val="ru-RU" w:bidi="en-US"/>
               </w:rPr>
             </w:pPr>
@@ -153,7 +162,7 @@
                 <w:rFonts w:eastAsiaTheme="majorEastAsia"/>
                 <w:sz w:val="22"/>
                 <w:szCs w:val="22"/>
-                <w:highlight w:val="yellow"/>
+                <w:highlight w:val="none"/>
                 <w:lang w:val="en-US" w:bidi="en-US"/>
               </w:rPr>
               <w:t>{{contract_date_text}}</w:t>
@@ -169,6 +178,7 @@
           <w:rFonts w:ascii="Arial" w:hAnsi="Arial" w:cs="Arial"/>
           <w:sz w:val="18"/>
           <w:szCs w:val="18"/>
+          <w:highlight w:val="none"/>
         </w:rPr>
       </w:pPr>
     </w:p>
@@ -183,6 +193,7 @@
           <w:kern w:val="0"/>
           <w:sz w:val="18"/>
           <w:szCs w:val="18"/>
+          <w:highlight w:val="none"/>
           <w:lang w:val="ru-RU" w:eastAsia="ru-RU" w:bidi="ar-SA"/>
         </w:rPr>
       </w:pPr>
@@ -195,6 +206,7 @@
           <w:kern w:val="0"/>
           <w:sz w:val="18"/>
           <w:szCs w:val="18"/>
+          <w:highlight w:val="none"/>
           <w:lang w:val="ru-RU" w:eastAsia="ru-RU" w:bidi="ar-SA"/>
         </w:rPr>
         <w:t>ООО "Юнитех"</w:t>
@@ -208,6 +220,7 @@
           <w:kern w:val="0"/>
           <w:sz w:val="18"/>
           <w:szCs w:val="18"/>
+          <w:highlight w:val="none"/>
           <w:lang w:val="ru-RU" w:eastAsia="ru-RU" w:bidi="ar-SA"/>
         </w:rPr>
         <w:t xml:space="preserve"> именуемое в дальнейшем «Исполнитель», в лице Генерального директора </w:t>
@@ -221,6 +234,7 @@
           <w:kern w:val="0"/>
           <w:sz w:val="18"/>
           <w:szCs w:val="18"/>
+          <w:highlight w:val="none"/>
           <w:lang w:val="ru-RU" w:eastAsia="ru-RU" w:bidi="ar-SA"/>
         </w:rPr>
         <w:t>Беликова Никиты Сергеевича</w:t>
@@ -234,6 +248,7 @@
           <w:kern w:val="0"/>
           <w:sz w:val="18"/>
           <w:szCs w:val="18"/>
+          <w:highlight w:val="none"/>
           <w:lang w:val="ru-RU" w:eastAsia="ru-RU" w:bidi="ar-SA"/>
         </w:rPr>
         <w:t xml:space="preserve">, действующего на основании Устава, с одной стороны, и </w:t>
@@ -247,6 +262,7 @@
           <w:kern w:val="0"/>
           <w:sz w:val="18"/>
           <w:szCs w:val="18"/>
+          <w:highlight w:val="none"/>
           <w:lang w:val="ru-RU" w:eastAsia="ru-RU" w:bidi="ar-SA"/>
         </w:rPr>
         <w:t>{{client_name}}</w:t>
@@ -260,6 +276,7 @@
           <w:kern w:val="0"/>
           <w:sz w:val="18"/>
           <w:szCs w:val="18"/>
+          <w:highlight w:val="none"/>
           <w:lang w:val="ru-RU" w:eastAsia="ru-RU" w:bidi="ar-SA"/>
         </w:rPr>
         <w:t xml:space="preserve">, именуемое в дальнейшем «Заказчик», в лице Генерального директора </w:t>
@@ -273,6 +290,7 @@
           <w:kern w:val="0"/>
           <w:sz w:val="18"/>
           <w:szCs w:val="18"/>
+          <w:highlight w:val="none"/>
           <w:lang w:val="ru-RU" w:eastAsia="ru-RU" w:bidi="ar-SA"/>
         </w:rPr>
         <w:t>{{client_signer_genitive_name}}</w:t>
@@ -286,6 +304,7 @@
           <w:kern w:val="0"/>
           <w:sz w:val="18"/>
           <w:szCs w:val="18"/>
+          <w:highlight w:val="none"/>
           <w:lang w:val="ru-RU" w:eastAsia="ru-RU" w:bidi="ar-SA"/>
         </w:rPr>
         <w:t>, действующего на основании Устава, с другой стороны, совместно именуемые «Стороны», а по отдельности «Сторона», заключили настоящий Договор оказания услуг по обучению сотрудников работе в системе “Битрикс24” (далее - «Договор») о нижеследующем:</w:t>
@@ -301,6 +320,7 @@
           <w:color w:val="000000"/>
           <w:sz w:val="18"/>
           <w:szCs w:val="18"/>
+          <w:highlight w:val="none"/>
         </w:rPr>
       </w:pPr>
     </w:p>
@@ -313,12 +333,14 @@
         <w:rPr>
           <w:rFonts w:ascii="Arial" w:hAnsi="Arial" w:cs="Arial"/>
           <w:szCs w:val="18"/>
-        </w:rPr>
-      </w:pPr>
-      <w:r>
-        <w:rPr>
-          <w:rFonts w:ascii="Arial" w:hAnsi="Arial" w:cs="Arial"/>
-          <w:szCs w:val="18"/>
+          <w:highlight w:val="none"/>
+        </w:rPr>
+      </w:pPr>
+      <w:r>
+        <w:rPr>
+          <w:rFonts w:ascii="Arial" w:hAnsi="Arial" w:cs="Arial"/>
+          <w:szCs w:val="18"/>
+          <w:highlight w:val="none"/>
         </w:rPr>
         <w:t>Предмет договора</w:t>
       </w:r>
@@ -336,6 +358,7 @@
         <w:rPr>
           <w:rFonts w:ascii="Arial" w:hAnsi="Arial" w:cs="Arial"/>
           <w:szCs w:val="18"/>
+          <w:highlight w:val="none"/>
         </w:rPr>
       </w:pPr>
     </w:p>
@@ -347,13 +370,15 @@
           <w:rFonts w:ascii="Arial" w:hAnsi="Arial" w:cs="Arial"/>
           <w:sz w:val="18"/>
           <w:szCs w:val="18"/>
-        </w:rPr>
-      </w:pPr>
-      <w:r>
-        <w:rPr>
-          <w:rFonts w:ascii="Arial" w:hAnsi="Arial" w:cs="Arial"/>
-          <w:sz w:val="18"/>
-          <w:szCs w:val="18"/>
+          <w:highlight w:val="none"/>
+        </w:rPr>
+      </w:pPr>
+      <w:r>
+        <w:rPr>
+          <w:rFonts w:ascii="Arial" w:hAnsi="Arial" w:cs="Arial"/>
+          <w:sz w:val="18"/>
+          <w:szCs w:val="18"/>
+          <w:highlight w:val="none"/>
         </w:rPr>
         <w:t>1.1. Предметом настоящего Договора является оказание Исполнителем услуг Заказчику по обучению сотрудников работе в системе «</w:t>
       </w:r>
@@ -362,7 +387,7 @@
           <w:rFonts w:ascii="Arial" w:hAnsi="Arial" w:cs="Arial"/>
           <w:sz w:val="18"/>
           <w:szCs w:val="18"/>
-          <w:highlight w:val="green"/>
+          <w:highlight w:val="none"/>
         </w:rPr>
         <w:t>Битрикс24</w:t>
       </w:r>
@@ -371,6 +396,7 @@
           <w:rFonts w:ascii="Arial" w:hAnsi="Arial" w:cs="Arial"/>
           <w:sz w:val="18"/>
           <w:szCs w:val="18"/>
+          <w:highlight w:val="none"/>
         </w:rPr>
         <w:t>», включая проведение обучающих сессий, консультаций, подготовку письменных пользовательских инструкций, методических материалов и иных сопутствующих материалов. Форма, перечень, объём, стоимость и сроки оказания услуг определяются в Приложениях к настоящему Договору, являющихся его неотъемлемой частью.</w:t>
       </w:r>
@@ -383,13 +409,15 @@
           <w:rFonts w:ascii="Arial" w:hAnsi="Arial" w:cs="Arial"/>
           <w:sz w:val="18"/>
           <w:szCs w:val="18"/>
-        </w:rPr>
-      </w:pPr>
-      <w:r>
-        <w:rPr>
-          <w:rFonts w:ascii="Arial" w:hAnsi="Arial" w:cs="Arial"/>
-          <w:sz w:val="18"/>
-          <w:szCs w:val="18"/>
+          <w:highlight w:val="none"/>
+        </w:rPr>
+      </w:pPr>
+      <w:r>
+        <w:rPr>
+          <w:rFonts w:ascii="Arial" w:hAnsi="Arial" w:cs="Arial"/>
+          <w:sz w:val="18"/>
+          <w:szCs w:val="18"/>
+          <w:highlight w:val="none"/>
         </w:rPr>
         <w:t>1.2. Услуги по настоящему Договору не включают разработку, адаптацию, модификацию, программирование, настройку, интеграцию, техническую поддержку или иные работы по доработке системы «</w:t>
       </w:r>
@@ -398,7 +426,7 @@
           <w:rFonts w:ascii="Arial" w:hAnsi="Arial" w:cs="Arial"/>
           <w:sz w:val="18"/>
           <w:szCs w:val="18"/>
-          <w:highlight w:val="green"/>
+          <w:highlight w:val="none"/>
         </w:rPr>
         <w:t>Битрикс24</w:t>
       </w:r>
@@ -407,6 +435,7 @@
           <w:rFonts w:ascii="Arial" w:hAnsi="Arial" w:cs="Arial"/>
           <w:sz w:val="18"/>
           <w:szCs w:val="18"/>
+          <w:highlight w:val="none"/>
         </w:rPr>
         <w:t>», если такие работы прямо не предусмотрены отдельным Приложением или Дополнительным соглашением Сторон.</w:t>
       </w:r>
@@ -419,13 +448,15 @@
           <w:rFonts w:ascii="Arial" w:hAnsi="Arial" w:cs="Arial"/>
           <w:sz w:val="18"/>
           <w:szCs w:val="18"/>
-        </w:rPr>
-      </w:pPr>
-      <w:r>
-        <w:rPr>
-          <w:rFonts w:ascii="Arial" w:hAnsi="Arial" w:cs="Arial"/>
-          <w:sz w:val="18"/>
-          <w:szCs w:val="18"/>
+          <w:highlight w:val="none"/>
+        </w:rPr>
+      </w:pPr>
+      <w:r>
+        <w:rPr>
+          <w:rFonts w:ascii="Arial" w:hAnsi="Arial" w:cs="Arial"/>
+          <w:sz w:val="18"/>
+          <w:szCs w:val="18"/>
+          <w:highlight w:val="none"/>
         </w:rPr>
         <w:t>1.3. Все результаты работ, созданные Исполнителем в ходе исполнения настоящего Договора (включая, но не ограничиваясь: методические материалы, инструкции, презентации, шаблоны, схемы, памятки, записи обучающих встреч и иные материалы), являются результатом интеллектуальной деятельности Исполнителя. Исключительные права на указанные результаты принадлежат Исполнителю, если иное прямо не установлено письменным соглашением Сторон.</w:t>
       </w:r>
@@ -438,13 +469,15 @@
           <w:rFonts w:ascii="Arial" w:hAnsi="Arial" w:cs="Arial"/>
           <w:sz w:val="18"/>
           <w:szCs w:val="18"/>
-        </w:rPr>
-      </w:pPr>
-      <w:r>
-        <w:rPr>
-          <w:rFonts w:ascii="Arial" w:hAnsi="Arial" w:cs="Arial"/>
-          <w:sz w:val="18"/>
-          <w:szCs w:val="18"/>
+          <w:highlight w:val="none"/>
+        </w:rPr>
+      </w:pPr>
+      <w:r>
+        <w:rPr>
+          <w:rFonts w:ascii="Arial" w:hAnsi="Arial" w:cs="Arial"/>
+          <w:sz w:val="18"/>
+          <w:szCs w:val="18"/>
+          <w:highlight w:val="none"/>
         </w:rPr>
         <w:t>1.3.1. Заказчику предоставляется ограниченное неисключительное право использовать результаты работ исключительно в целях внутреннего обучения, адаптации и сопровождения собственных сотрудников в рамках своей организации. Передача, распространение, копирование, продажа или иное использование результатов работ вне рамок настоящего Договора без письменного согласия Исполнителя не допускаются.</w:t>
       </w:r>
@@ -457,13 +490,15 @@
           <w:rFonts w:ascii="Arial" w:hAnsi="Arial" w:cs="Arial"/>
           <w:sz w:val="18"/>
           <w:szCs w:val="18"/>
-        </w:rPr>
-      </w:pPr>
-      <w:r>
-        <w:rPr>
-          <w:rFonts w:ascii="Arial" w:hAnsi="Arial" w:cs="Arial"/>
-          <w:sz w:val="18"/>
-          <w:szCs w:val="18"/>
+          <w:highlight w:val="none"/>
+        </w:rPr>
+      </w:pPr>
+      <w:r>
+        <w:rPr>
+          <w:rFonts w:ascii="Arial" w:hAnsi="Arial" w:cs="Arial"/>
+          <w:sz w:val="18"/>
+          <w:szCs w:val="18"/>
+          <w:highlight w:val="none"/>
         </w:rPr>
         <w:t>1.3.2. Исполнитель вправе использовать созданные им методики, шаблоны, формы и универсальные обучающие материалы при выполнении других проектов, если такие материалы не содержат конфиденциальной информации Заказчика.</w:t>
       </w:r>
@@ -476,13 +511,15 @@
           <w:rFonts w:ascii="Arial" w:hAnsi="Arial" w:cs="Arial"/>
           <w:sz w:val="18"/>
           <w:szCs w:val="18"/>
-        </w:rPr>
-      </w:pPr>
-      <w:r>
-        <w:rPr>
-          <w:rFonts w:ascii="Arial" w:hAnsi="Arial" w:cs="Arial"/>
-          <w:sz w:val="18"/>
-          <w:szCs w:val="18"/>
+          <w:highlight w:val="none"/>
+        </w:rPr>
+      </w:pPr>
+      <w:r>
+        <w:rPr>
+          <w:rFonts w:ascii="Arial" w:hAnsi="Arial" w:cs="Arial"/>
+          <w:sz w:val="18"/>
+          <w:szCs w:val="18"/>
+          <w:highlight w:val="none"/>
         </w:rPr>
         <w:t>1.3.3. Настоящий Договор не является лицензионным соглашением в смысле ст. 1235 ГК РФ и регулируется положениями гл. 39 ГК РФ (договор возмездного оказания услуг).</w:t>
       </w:r>
@@ -495,13 +532,15 @@
           <w:rFonts w:ascii="Arial" w:hAnsi="Arial" w:cs="Arial"/>
           <w:sz w:val="18"/>
           <w:szCs w:val="18"/>
-        </w:rPr>
-      </w:pPr>
-      <w:r>
-        <w:rPr>
-          <w:rFonts w:ascii="Arial" w:hAnsi="Arial" w:cs="Arial"/>
-          <w:sz w:val="18"/>
-          <w:szCs w:val="18"/>
+          <w:highlight w:val="none"/>
+        </w:rPr>
+      </w:pPr>
+      <w:r>
+        <w:rPr>
+          <w:rFonts w:ascii="Arial" w:hAnsi="Arial" w:cs="Arial"/>
+          <w:sz w:val="18"/>
+          <w:szCs w:val="18"/>
+          <w:highlight w:val="none"/>
         </w:rPr>
         <w:t>1.3.4. Настоящий Договор является договором возмездного оказания услуг. Результаты услуг предоставляются в цифровой и/или устной форме (электронные файлы, инструкции, презентации, консультации, записи встреч), что признаётся надлежащей формой их передачи.</w:t>
       </w:r>
@@ -514,13 +553,15 @@
           <w:rFonts w:ascii="Arial" w:hAnsi="Arial" w:cs="Arial"/>
           <w:sz w:val="18"/>
           <w:szCs w:val="18"/>
-        </w:rPr>
-      </w:pPr>
-      <w:r>
-        <w:rPr>
-          <w:rFonts w:ascii="Arial" w:hAnsi="Arial" w:cs="Arial"/>
-          <w:sz w:val="18"/>
-          <w:szCs w:val="18"/>
+          <w:highlight w:val="none"/>
+        </w:rPr>
+      </w:pPr>
+      <w:r>
+        <w:rPr>
+          <w:rFonts w:ascii="Arial" w:hAnsi="Arial" w:cs="Arial"/>
+          <w:sz w:val="18"/>
+          <w:szCs w:val="18"/>
+          <w:highlight w:val="none"/>
         </w:rPr>
         <w:t>1.4. Исполнитель оказывает услуги по обучению и консультированию по функционалу системы «</w:t>
       </w:r>
@@ -529,7 +570,7 @@
           <w:rFonts w:ascii="Arial" w:hAnsi="Arial" w:cs="Arial"/>
           <w:sz w:val="18"/>
           <w:szCs w:val="18"/>
-          <w:highlight w:val="green"/>
+          <w:highlight w:val="none"/>
         </w:rPr>
         <w:t>Битрикс24</w:t>
       </w:r>
@@ -538,6 +579,7 @@
           <w:rFonts w:ascii="Arial" w:hAnsi="Arial" w:cs="Arial"/>
           <w:sz w:val="18"/>
           <w:szCs w:val="18"/>
+          <w:highlight w:val="none"/>
         </w:rPr>
         <w:t>», но не несёт ответственности за работу самого программного продукта, разработанного и поддерживаемого правообладателем. Исполнитель не отвечает за ошибки, сбои, изменения интерфейса, ограничения или иные изменения платформы «</w:t>
       </w:r>
@@ -546,7 +588,7 @@
           <w:rFonts w:ascii="Arial" w:hAnsi="Arial" w:cs="Arial"/>
           <w:sz w:val="18"/>
           <w:szCs w:val="18"/>
-          <w:highlight w:val="green"/>
+          <w:highlight w:val="none"/>
         </w:rPr>
         <w:t>Битрикс24</w:t>
       </w:r>
@@ -555,6 +597,7 @@
           <w:rFonts w:ascii="Arial" w:hAnsi="Arial" w:cs="Arial"/>
           <w:sz w:val="18"/>
           <w:szCs w:val="18"/>
+          <w:highlight w:val="none"/>
         </w:rPr>
         <w:t>», а также за работу сторонних приложений и интеграций, разработанных третьими лицами.</w:t>
       </w:r>
@@ -567,13 +610,15 @@
           <w:rFonts w:ascii="Arial" w:hAnsi="Arial" w:cs="Arial"/>
           <w:sz w:val="18"/>
           <w:szCs w:val="18"/>
-        </w:rPr>
-      </w:pPr>
-      <w:r>
-        <w:rPr>
-          <w:rFonts w:ascii="Arial" w:hAnsi="Arial" w:cs="Arial"/>
-          <w:sz w:val="18"/>
-          <w:szCs w:val="18"/>
+          <w:highlight w:val="none"/>
+        </w:rPr>
+      </w:pPr>
+      <w:r>
+        <w:rPr>
+          <w:rFonts w:ascii="Arial" w:hAnsi="Arial" w:cs="Arial"/>
+          <w:sz w:val="18"/>
+          <w:szCs w:val="18"/>
+          <w:highlight w:val="none"/>
         </w:rPr>
         <w:t>1.4.1. Обучение проводится исходя из фактической конфигурации и версии системы «</w:t>
       </w:r>
@@ -582,7 +627,7 @@
           <w:rFonts w:ascii="Arial" w:hAnsi="Arial" w:cs="Arial"/>
           <w:sz w:val="18"/>
           <w:szCs w:val="18"/>
-          <w:highlight w:val="green"/>
+          <w:highlight w:val="none"/>
         </w:rPr>
         <w:t>Битрикс24</w:t>
       </w:r>
@@ -591,6 +636,7 @@
           <w:rFonts w:ascii="Arial" w:hAnsi="Arial" w:cs="Arial"/>
           <w:sz w:val="18"/>
           <w:szCs w:val="18"/>
+          <w:highlight w:val="none"/>
         </w:rPr>
         <w:t>», доступной Заказчику на момент оказания услуг.</w:t>
       </w:r>
@@ -603,13 +649,15 @@
           <w:rFonts w:ascii="Arial" w:hAnsi="Arial" w:cs="Arial"/>
           <w:sz w:val="18"/>
           <w:szCs w:val="18"/>
-        </w:rPr>
-      </w:pPr>
-      <w:r>
-        <w:rPr>
-          <w:rFonts w:ascii="Arial" w:hAnsi="Arial" w:cs="Arial"/>
-          <w:sz w:val="18"/>
-          <w:szCs w:val="18"/>
+          <w:highlight w:val="none"/>
+        </w:rPr>
+      </w:pPr>
+      <w:r>
+        <w:rPr>
+          <w:rFonts w:ascii="Arial" w:hAnsi="Arial" w:cs="Arial"/>
+          <w:sz w:val="18"/>
+          <w:szCs w:val="18"/>
+          <w:highlight w:val="none"/>
         </w:rPr>
         <w:t>1.4.2. Исполнитель не гарантирует достижение Заказчиком или его сотрудниками конкретных бизнес-результатов, показателей эффективности, скорости адаптации либо качества ведения работы в системе после завершения обучения.</w:t>
       </w:r>
@@ -622,13 +670,15 @@
           <w:rFonts w:ascii="Arial" w:hAnsi="Arial" w:cs="Arial"/>
           <w:sz w:val="18"/>
           <w:szCs w:val="18"/>
-        </w:rPr>
-      </w:pPr>
-      <w:r>
-        <w:rPr>
-          <w:rFonts w:ascii="Arial" w:hAnsi="Arial" w:cs="Arial"/>
-          <w:sz w:val="18"/>
-          <w:szCs w:val="18"/>
+          <w:highlight w:val="none"/>
+        </w:rPr>
+      </w:pPr>
+      <w:r>
+        <w:rPr>
+          <w:rFonts w:ascii="Arial" w:hAnsi="Arial" w:cs="Arial"/>
+          <w:sz w:val="18"/>
+          <w:szCs w:val="18"/>
+          <w:highlight w:val="none"/>
         </w:rPr>
         <w:t>1.4.3. Изменение настроек системы, бизнес-процессов, ролей пользователей или состава используемого функционала после завершения обучения может потребовать дополнительных консультаций, обновления материалов или проведения повторных обучающих мероприятий по отдельному согласованию Сторон.</w:t>
       </w:r>
@@ -641,6 +691,7 @@
           <w:rFonts w:ascii="Arial" w:hAnsi="Arial" w:cs="Arial"/>
           <w:sz w:val="18"/>
           <w:szCs w:val="18"/>
+          <w:highlight w:val="none"/>
         </w:rPr>
       </w:pPr>
     </w:p>
@@ -653,12 +704,14 @@
         <w:rPr>
           <w:rFonts w:ascii="Arial" w:hAnsi="Arial" w:cs="Arial"/>
           <w:szCs w:val="18"/>
-        </w:rPr>
-      </w:pPr>
-      <w:r>
-        <w:rPr>
-          <w:rFonts w:ascii="Arial" w:hAnsi="Arial" w:cs="Arial"/>
-          <w:szCs w:val="18"/>
+          <w:highlight w:val="none"/>
+        </w:rPr>
+      </w:pPr>
+      <w:r>
+        <w:rPr>
+          <w:rFonts w:ascii="Arial" w:hAnsi="Arial" w:cs="Arial"/>
+          <w:szCs w:val="18"/>
+          <w:highlight w:val="none"/>
         </w:rPr>
         <w:t>Права и обязанности сторон</w:t>
       </w:r>
@@ -675,6 +728,7 @@
         <w:rPr>
           <w:rFonts w:ascii="Arial" w:hAnsi="Arial" w:cs="Arial"/>
           <w:szCs w:val="18"/>
+          <w:highlight w:val="none"/>
         </w:rPr>
       </w:pPr>
       <w:bookmarkStart w:id="0" w:name="_Hlk22312184"/>
@@ -695,12 +749,14 @@
         <w:rPr>
           <w:rFonts w:ascii="Arial" w:hAnsi="Arial" w:cs="Arial"/>
           <w:szCs w:val="18"/>
-        </w:rPr>
-      </w:pPr>
-      <w:r>
-        <w:rPr>
-          <w:rFonts w:ascii="Arial" w:hAnsi="Arial" w:cs="Arial"/>
-          <w:szCs w:val="18"/>
+          <w:highlight w:val="none"/>
+        </w:rPr>
+      </w:pPr>
+      <w:r>
+        <w:rPr>
+          <w:rFonts w:ascii="Arial" w:hAnsi="Arial" w:cs="Arial"/>
+          <w:szCs w:val="18"/>
+          <w:highlight w:val="none"/>
         </w:rPr>
         <w:t>2.1 Исполнитель обязуется:</w:t>
       </w:r>
@@ -713,13 +769,15 @@
           <w:rFonts w:ascii="Arial" w:hAnsi="Arial" w:cs="Arial"/>
           <w:sz w:val="18"/>
           <w:szCs w:val="18"/>
-        </w:rPr>
-      </w:pPr>
-      <w:r>
-        <w:rPr>
-          <w:rFonts w:ascii="Arial" w:hAnsi="Arial" w:cs="Arial"/>
-          <w:sz w:val="18"/>
-          <w:szCs w:val="18"/>
+          <w:highlight w:val="none"/>
+        </w:rPr>
+      </w:pPr>
+      <w:r>
+        <w:rPr>
+          <w:rFonts w:ascii="Arial" w:hAnsi="Arial" w:cs="Arial"/>
+          <w:sz w:val="18"/>
+          <w:szCs w:val="18"/>
+          <w:highlight w:val="none"/>
         </w:rPr>
         <w:t>2.1.1 Исполнитель обязуется назначить из числа своих сотрудников лицо, ответственное за решение с Заказчиком оперативных вопросов, возникающих в процессе исполнения обязательств по настоящему Договору, указав такое лицо в соответствующем Приложении №1. Замена ответственного лица Исполнителя допускается путём уведомления Заказчика без необходимости заключения дополнительного соглашения.</w:t>
       </w:r>
@@ -732,13 +790,15 @@
           <w:rFonts w:ascii="Arial" w:hAnsi="Arial" w:cs="Arial"/>
           <w:sz w:val="18"/>
           <w:szCs w:val="18"/>
-        </w:rPr>
-      </w:pPr>
-      <w:r>
-        <w:rPr>
-          <w:rFonts w:ascii="Arial" w:hAnsi="Arial" w:cs="Arial"/>
-          <w:sz w:val="18"/>
-          <w:szCs w:val="18"/>
+          <w:highlight w:val="none"/>
+        </w:rPr>
+      </w:pPr>
+      <w:r>
+        <w:rPr>
+          <w:rFonts w:ascii="Arial" w:hAnsi="Arial" w:cs="Arial"/>
+          <w:sz w:val="18"/>
+          <w:szCs w:val="18"/>
+          <w:highlight w:val="none"/>
         </w:rPr>
         <w:t>2.1.2 Исполнитель обязуется оказать Заказчику услуги в форме, сроки, объеме и на условиях, указанных в Приложениях к настоящему Договору, в соответствии с предметом и ограничениями, определёнными пунктами 1.1-1.4 настоящего Договора.</w:t>
       </w:r>
@@ -751,13 +811,15 @@
           <w:rFonts w:ascii="Arial" w:hAnsi="Arial" w:cs="Arial"/>
           <w:sz w:val="18"/>
           <w:szCs w:val="18"/>
-        </w:rPr>
-      </w:pPr>
-      <w:r>
-        <w:rPr>
-          <w:rFonts w:ascii="Arial" w:hAnsi="Arial" w:cs="Arial"/>
-          <w:sz w:val="18"/>
-          <w:szCs w:val="18"/>
+          <w:highlight w:val="none"/>
+        </w:rPr>
+      </w:pPr>
+      <w:r>
+        <w:rPr>
+          <w:rFonts w:ascii="Arial" w:hAnsi="Arial" w:cs="Arial"/>
+          <w:sz w:val="18"/>
+          <w:szCs w:val="18"/>
+          <w:highlight w:val="none"/>
         </w:rPr>
         <w:t>2.1.3 Исполнитель обязуется подготовить и передать Заказчику обучающие материалы и письменные инструкции в объёме, предусмотренном Приложением №1, а также провести обучающие мероприятия в согласованном формате: очно, дистанционно либо в смешанном формате.</w:t>
       </w:r>
@@ -770,13 +832,15 @@
           <w:rFonts w:ascii="Arial" w:hAnsi="Arial" w:cs="Arial"/>
           <w:sz w:val="18"/>
           <w:szCs w:val="18"/>
-        </w:rPr>
-      </w:pPr>
-      <w:r>
-        <w:rPr>
-          <w:rFonts w:ascii="Arial" w:hAnsi="Arial" w:cs="Arial"/>
-          <w:sz w:val="18"/>
-          <w:szCs w:val="18"/>
+          <w:highlight w:val="none"/>
+        </w:rPr>
+      </w:pPr>
+      <w:r>
+        <w:rPr>
+          <w:rFonts w:ascii="Arial" w:hAnsi="Arial" w:cs="Arial"/>
+          <w:sz w:val="18"/>
+          <w:szCs w:val="18"/>
+          <w:highlight w:val="none"/>
         </w:rPr>
         <w:t>2.1.4 Исполнитель обязуется сохранять конфиденциальность информации о деятельности Заказчика, полученной в связи с оказанием услуг по настоящему Договору. Заказчик, в свою очередь, обязуется соблюдать конфиденциальность в отношении сведений, полученных от Исполнителя, включая методики, шаблоны, материалы, формы и иные результаты интеллектуальной деятельности Исполнителя.</w:t>
       </w:r>
@@ -789,13 +853,15 @@
           <w:rFonts w:ascii="Arial" w:hAnsi="Arial" w:cs="Arial"/>
           <w:sz w:val="18"/>
           <w:szCs w:val="18"/>
-        </w:rPr>
-      </w:pPr>
-      <w:r>
-        <w:rPr>
-          <w:rFonts w:ascii="Arial" w:hAnsi="Arial" w:cs="Arial"/>
-          <w:sz w:val="18"/>
-          <w:szCs w:val="18"/>
+          <w:highlight w:val="none"/>
+        </w:rPr>
+      </w:pPr>
+      <w:r>
+        <w:rPr>
+          <w:rFonts w:ascii="Arial" w:hAnsi="Arial" w:cs="Arial"/>
+          <w:sz w:val="18"/>
+          <w:szCs w:val="18"/>
+          <w:highlight w:val="none"/>
         </w:rPr>
         <w:t>2.1.5 Исполнитель обязуется по запросу Заказчика предоставлять информацию о ходе оказания услуг в согласованной форме - в виде письменного отчета, сообщений в корпоративном чате, по электронной почте либо иным согласованным способом.</w:t>
       </w:r>
@@ -816,12 +882,14 @@
         <w:rPr>
           <w:rFonts w:ascii="Arial" w:hAnsi="Arial" w:cs="Arial"/>
           <w:szCs w:val="18"/>
-        </w:rPr>
-      </w:pPr>
-      <w:r>
-        <w:rPr>
-          <w:rFonts w:ascii="Arial" w:hAnsi="Arial" w:cs="Arial"/>
-          <w:szCs w:val="18"/>
+          <w:highlight w:val="none"/>
+        </w:rPr>
+      </w:pPr>
+      <w:r>
+        <w:rPr>
+          <w:rFonts w:ascii="Arial" w:hAnsi="Arial" w:cs="Arial"/>
+          <w:szCs w:val="18"/>
+          <w:highlight w:val="none"/>
         </w:rPr>
         <w:t>2.2 Исполнитель имеет право:</w:t>
       </w:r>
@@ -834,13 +902,15 @@
           <w:rFonts w:ascii="Arial" w:hAnsi="Arial" w:cs="Arial"/>
           <w:sz w:val="18"/>
           <w:szCs w:val="18"/>
-        </w:rPr>
-      </w:pPr>
-      <w:r>
-        <w:rPr>
-          <w:rFonts w:ascii="Arial" w:hAnsi="Arial" w:cs="Arial"/>
-          <w:sz w:val="18"/>
-          <w:szCs w:val="18"/>
+          <w:highlight w:val="none"/>
+        </w:rPr>
+      </w:pPr>
+      <w:r>
+        <w:rPr>
+          <w:rFonts w:ascii="Arial" w:hAnsi="Arial" w:cs="Arial"/>
+          <w:sz w:val="18"/>
+          <w:szCs w:val="18"/>
+          <w:highlight w:val="none"/>
         </w:rPr>
         <w:t>2.2.1 Требовать от Заказчика надлежащего исполнения обязательств по настоящему Договору, включая своевременное предоставление информации, материалов, доступа к системе, а также обеспечение участия сотрудников Заказчика в обучении и произведение оплаты в сроки, установленные Договором и Приложениями.</w:t>
       </w:r>
@@ -853,13 +923,15 @@
           <w:rFonts w:ascii="Arial" w:hAnsi="Arial" w:cs="Arial"/>
           <w:sz w:val="18"/>
           <w:szCs w:val="18"/>
-        </w:rPr>
-      </w:pPr>
-      <w:r>
-        <w:rPr>
-          <w:rFonts w:ascii="Arial" w:hAnsi="Arial" w:cs="Arial"/>
-          <w:sz w:val="18"/>
-          <w:szCs w:val="18"/>
+          <w:highlight w:val="none"/>
+        </w:rPr>
+      </w:pPr>
+      <w:r>
+        <w:rPr>
+          <w:rFonts w:ascii="Arial" w:hAnsi="Arial" w:cs="Arial"/>
+          <w:sz w:val="18"/>
+          <w:szCs w:val="18"/>
+          <w:highlight w:val="none"/>
         </w:rPr>
         <w:t>2.2.2 Приостанавливать оказание услуг по настоящему Договору в случае непредоставления Заказчиком необходимой документации, материалов, информации, доступов, подтвержденного состава участников, а также в случае задержки сдачи-приёмки результатов оказанных услуг и/или нарушения сроков оплаты.</w:t>
       </w:r>
@@ -872,13 +944,15 @@
           <w:rFonts w:ascii="Arial" w:hAnsi="Arial" w:cs="Arial"/>
           <w:sz w:val="18"/>
           <w:szCs w:val="18"/>
-        </w:rPr>
-      </w:pPr>
-      <w:r>
-        <w:rPr>
-          <w:rFonts w:ascii="Arial" w:hAnsi="Arial" w:cs="Arial"/>
-          <w:sz w:val="18"/>
-          <w:szCs w:val="18"/>
+          <w:highlight w:val="none"/>
+        </w:rPr>
+      </w:pPr>
+      <w:r>
+        <w:rPr>
+          <w:rFonts w:ascii="Arial" w:hAnsi="Arial" w:cs="Arial"/>
+          <w:sz w:val="18"/>
+          <w:szCs w:val="18"/>
+          <w:highlight w:val="none"/>
         </w:rPr>
         <w:t>2.2.3 Размещать логотип Заказчика и информацию о сотрудничестве на сайте Исполнителя и в иных информационных материалах при наличии согласия Заказчика, выраженного в письменной или электронной форме.</w:t>
       </w:r>
@@ -891,13 +965,15 @@
           <w:rFonts w:ascii="Arial" w:hAnsi="Arial" w:cs="Arial"/>
           <w:sz w:val="18"/>
           <w:szCs w:val="18"/>
-        </w:rPr>
-      </w:pPr>
-      <w:r>
-        <w:rPr>
-          <w:rFonts w:ascii="Arial" w:hAnsi="Arial" w:cs="Arial"/>
-          <w:sz w:val="18"/>
-          <w:szCs w:val="18"/>
+          <w:highlight w:val="none"/>
+        </w:rPr>
+      </w:pPr>
+      <w:r>
+        <w:rPr>
+          <w:rFonts w:ascii="Arial" w:hAnsi="Arial" w:cs="Arial"/>
+          <w:sz w:val="18"/>
+          <w:szCs w:val="18"/>
+          <w:highlight w:val="none"/>
         </w:rPr>
         <w:t>2.2.4 Оказывать услуги как собственными силами, так и с привлечением третьих лиц, обладающих необходимой квалификацией и опытом, без необходимости получения отдельного согласования от Заказчика. Исполнитель несёт ответственность за действия привлечённых лиц как за свои собственные.</w:t>
       </w:r>
@@ -918,12 +994,14 @@
         <w:rPr>
           <w:rFonts w:ascii="Arial" w:hAnsi="Arial" w:cs="Arial"/>
           <w:szCs w:val="18"/>
-        </w:rPr>
-      </w:pPr>
-      <w:r>
-        <w:rPr>
-          <w:rFonts w:ascii="Arial" w:hAnsi="Arial" w:cs="Arial"/>
-          <w:szCs w:val="18"/>
+          <w:highlight w:val="none"/>
+        </w:rPr>
+      </w:pPr>
+      <w:r>
+        <w:rPr>
+          <w:rFonts w:ascii="Arial" w:hAnsi="Arial" w:cs="Arial"/>
+          <w:szCs w:val="18"/>
+          <w:highlight w:val="none"/>
         </w:rPr>
         <w:t>2.3 Заказчик обязуется:</w:t>
       </w:r>
@@ -936,13 +1014,15 @@
           <w:rFonts w:ascii="Arial" w:hAnsi="Arial" w:cs="Arial"/>
           <w:sz w:val="18"/>
           <w:szCs w:val="18"/>
-        </w:rPr>
-      </w:pPr>
-      <w:r>
-        <w:rPr>
-          <w:rFonts w:ascii="Arial" w:hAnsi="Arial" w:cs="Arial"/>
-          <w:sz w:val="18"/>
-          <w:szCs w:val="18"/>
+          <w:highlight w:val="none"/>
+        </w:rPr>
+      </w:pPr>
+      <w:r>
+        <w:rPr>
+          <w:rFonts w:ascii="Arial" w:hAnsi="Arial" w:cs="Arial"/>
+          <w:sz w:val="18"/>
+          <w:szCs w:val="18"/>
+          <w:highlight w:val="none"/>
         </w:rPr>
         <w:t>2.3.1 Принять и оплатить услуги, оказанные Исполнителем в рамках настоящего Договора.</w:t>
       </w:r>
@@ -951,6 +1031,7 @@
           <w:rFonts w:ascii="Arial" w:hAnsi="Arial" w:cs="Arial"/>
           <w:sz w:val="18"/>
           <w:szCs w:val="18"/>
+          <w:highlight w:val="none"/>
         </w:rPr>
         <w:br w:type="textWrapping"/>
       </w:r>
@@ -959,6 +1040,7 @@
           <w:rFonts w:ascii="Arial" w:hAnsi="Arial" w:cs="Arial"/>
           <w:sz w:val="18"/>
           <w:szCs w:val="18"/>
+          <w:highlight w:val="none"/>
         </w:rPr>
         <w:t>Назначить из числа своих работников лицо, ответственное за взаимодействие с Исполнителем и решение оперативных вопросов, указав его в Приложении.</w:t>
       </w:r>
@@ -971,13 +1053,15 @@
           <w:rFonts w:ascii="Arial" w:hAnsi="Arial" w:cs="Arial"/>
           <w:sz w:val="18"/>
           <w:szCs w:val="18"/>
-        </w:rPr>
-      </w:pPr>
-      <w:r>
-        <w:rPr>
-          <w:rFonts w:ascii="Arial" w:hAnsi="Arial" w:cs="Arial"/>
-          <w:sz w:val="18"/>
-          <w:szCs w:val="18"/>
+          <w:highlight w:val="none"/>
+        </w:rPr>
+      </w:pPr>
+      <w:r>
+        <w:rPr>
+          <w:rFonts w:ascii="Arial" w:hAnsi="Arial" w:cs="Arial"/>
+          <w:sz w:val="18"/>
+          <w:szCs w:val="18"/>
+          <w:highlight w:val="none"/>
         </w:rPr>
         <w:t>Назначенное лицо обладает полномочиями для согласования программы обучения, расписания, состава участников, документов, актов и протоколов в ходе исполнения Договора. Замена ответственного лица осуществляется уведомлением без необходимости заключения дополнительного соглашения.</w:t>
       </w:r>
@@ -990,13 +1074,15 @@
           <w:rFonts w:ascii="Arial" w:hAnsi="Arial" w:cs="Arial"/>
           <w:sz w:val="18"/>
           <w:szCs w:val="18"/>
-        </w:rPr>
-      </w:pPr>
-      <w:r>
-        <w:rPr>
-          <w:rFonts w:ascii="Arial" w:hAnsi="Arial" w:cs="Arial"/>
-          <w:sz w:val="18"/>
-          <w:szCs w:val="18"/>
+          <w:highlight w:val="none"/>
+        </w:rPr>
+      </w:pPr>
+      <w:r>
+        <w:rPr>
+          <w:rFonts w:ascii="Arial" w:hAnsi="Arial" w:cs="Arial"/>
+          <w:sz w:val="18"/>
+          <w:szCs w:val="18"/>
+          <w:highlight w:val="none"/>
         </w:rPr>
         <w:t>2.3.2 Предоставить Исполнителю информацию о действующей конфигурации системы «</w:t>
       </w:r>
@@ -1005,7 +1091,7 @@
           <w:rFonts w:ascii="Arial" w:hAnsi="Arial" w:cs="Arial"/>
           <w:sz w:val="18"/>
           <w:szCs w:val="18"/>
-          <w:highlight w:val="green"/>
+          <w:highlight w:val="none"/>
         </w:rPr>
         <w:t>Битрикс24</w:t>
       </w:r>
@@ -1014,6 +1100,7 @@
           <w:rFonts w:ascii="Arial" w:hAnsi="Arial" w:cs="Arial"/>
           <w:sz w:val="18"/>
           <w:szCs w:val="18"/>
+          <w:highlight w:val="none"/>
         </w:rPr>
         <w:t>», пользовательских ролях, бизнес-сценариях и иных данных, необходимых для подготовки программы обучения и материалов.</w:t>
       </w:r>
@@ -1026,13 +1113,15 @@
           <w:rFonts w:ascii="Arial" w:hAnsi="Arial" w:cs="Arial"/>
           <w:sz w:val="18"/>
           <w:szCs w:val="18"/>
-        </w:rPr>
-      </w:pPr>
-      <w:r>
-        <w:rPr>
-          <w:rFonts w:ascii="Arial" w:hAnsi="Arial" w:cs="Arial"/>
-          <w:sz w:val="18"/>
-          <w:szCs w:val="18"/>
+          <w:highlight w:val="none"/>
+        </w:rPr>
+      </w:pPr>
+      <w:r>
+        <w:rPr>
+          <w:rFonts w:ascii="Arial" w:hAnsi="Arial" w:cs="Arial"/>
+          <w:sz w:val="18"/>
+          <w:szCs w:val="18"/>
+          <w:highlight w:val="none"/>
         </w:rPr>
         <w:t>2.3.3 Обеспечить Исполнителю необходимый доступ к информационной системе Заказчика, а также доступность помещений, оборудования, средств видеоконференцсвязи, демонстрационных данных и учётных записей в объёме, необходимом для оказания услуг по настоящему Договору.</w:t>
       </w:r>
@@ -1045,13 +1134,15 @@
           <w:rFonts w:ascii="Arial" w:hAnsi="Arial" w:cs="Arial"/>
           <w:sz w:val="18"/>
           <w:szCs w:val="18"/>
-        </w:rPr>
-      </w:pPr>
-      <w:r>
-        <w:rPr>
-          <w:rFonts w:ascii="Arial" w:hAnsi="Arial" w:cs="Arial"/>
-          <w:sz w:val="18"/>
-          <w:szCs w:val="18"/>
+          <w:highlight w:val="none"/>
+        </w:rPr>
+      </w:pPr>
+      <w:r>
+        <w:rPr>
+          <w:rFonts w:ascii="Arial" w:hAnsi="Arial" w:cs="Arial"/>
+          <w:sz w:val="18"/>
+          <w:szCs w:val="18"/>
+          <w:highlight w:val="none"/>
         </w:rPr>
         <w:t>2.3.4 Сохранять конфиденциальность информации о деятельности Исполнителя, его методиках, шаблонах и материалах в порядке, установленном пунктом 2.1.4 настоящего Договора.</w:t>
       </w:r>
@@ -1064,13 +1155,15 @@
           <w:rFonts w:ascii="Arial" w:hAnsi="Arial" w:cs="Arial"/>
           <w:sz w:val="18"/>
           <w:szCs w:val="18"/>
-        </w:rPr>
-      </w:pPr>
-      <w:r>
-        <w:rPr>
-          <w:rFonts w:ascii="Arial" w:hAnsi="Arial" w:cs="Arial"/>
-          <w:sz w:val="18"/>
-          <w:szCs w:val="18"/>
+          <w:highlight w:val="none"/>
+        </w:rPr>
+      </w:pPr>
+      <w:r>
+        <w:rPr>
+          <w:rFonts w:ascii="Arial" w:hAnsi="Arial" w:cs="Arial"/>
+          <w:sz w:val="18"/>
+          <w:szCs w:val="18"/>
+          <w:highlight w:val="none"/>
         </w:rPr>
         <w:t>2.3.5 Производить оплату услуг в порядке и сроки, установленные Приложением. В случае противоречий между настоящим Договором и Приложением - приоритет имеют условия Приложения.</w:t>
       </w:r>
@@ -1083,13 +1176,15 @@
           <w:rFonts w:ascii="Arial" w:hAnsi="Arial" w:cs="Arial"/>
           <w:sz w:val="18"/>
           <w:szCs w:val="18"/>
-        </w:rPr>
-      </w:pPr>
-      <w:r>
-        <w:rPr>
-          <w:rFonts w:ascii="Arial" w:hAnsi="Arial" w:cs="Arial"/>
-          <w:sz w:val="18"/>
-          <w:szCs w:val="18"/>
+          <w:highlight w:val="none"/>
+        </w:rPr>
+      </w:pPr>
+      <w:r>
+        <w:rPr>
+          <w:rFonts w:ascii="Arial" w:hAnsi="Arial" w:cs="Arial"/>
+          <w:sz w:val="18"/>
+          <w:szCs w:val="18"/>
+          <w:highlight w:val="none"/>
         </w:rPr>
         <w:t>2.3.6 Организовать участие своих сотрудников в согласованных обучающих мероприятиях и обеспечить выполнение со своей стороны действий, необходимых для своевременного оказания услуг.</w:t>
       </w:r>
@@ -1102,13 +1197,15 @@
           <w:rFonts w:ascii="Arial" w:hAnsi="Arial" w:cs="Arial"/>
           <w:sz w:val="18"/>
           <w:szCs w:val="18"/>
-        </w:rPr>
-      </w:pPr>
-      <w:r>
-        <w:rPr>
-          <w:rFonts w:ascii="Arial" w:hAnsi="Arial" w:cs="Arial"/>
-          <w:sz w:val="18"/>
-          <w:szCs w:val="18"/>
+          <w:highlight w:val="none"/>
+        </w:rPr>
+      </w:pPr>
+      <w:r>
+        <w:rPr>
+          <w:rFonts w:ascii="Arial" w:hAnsi="Arial" w:cs="Arial"/>
+          <w:sz w:val="18"/>
+          <w:szCs w:val="18"/>
+          <w:highlight w:val="none"/>
         </w:rPr>
         <w:t>2.3.7 Обеспечить централизованное предоставление замечаний и предложений по материалам и результатам обучения в разумные сроки, без избыточных итераций согласования.</w:t>
       </w:r>
@@ -1121,13 +1218,15 @@
           <w:rFonts w:ascii="Arial" w:hAnsi="Arial" w:cs="Arial"/>
           <w:sz w:val="18"/>
           <w:szCs w:val="18"/>
-        </w:rPr>
-      </w:pPr>
-      <w:r>
-        <w:rPr>
-          <w:rFonts w:ascii="Arial" w:hAnsi="Arial" w:cs="Arial"/>
-          <w:sz w:val="18"/>
-          <w:szCs w:val="18"/>
+          <w:highlight w:val="none"/>
+        </w:rPr>
+      </w:pPr>
+      <w:r>
+        <w:rPr>
+          <w:rFonts w:ascii="Arial" w:hAnsi="Arial" w:cs="Arial"/>
+          <w:sz w:val="18"/>
+          <w:szCs w:val="18"/>
+          <w:highlight w:val="none"/>
         </w:rPr>
         <w:t>2.3.8 Согласовывать документы и материалы, направленные Исполнителем, в течение пяти (5) рабочих дней. При отсутствии замечаний в указанный срок документы считаются согласованными.</w:t>
       </w:r>
@@ -1140,13 +1239,15 @@
           <w:rFonts w:ascii="Arial" w:hAnsi="Arial" w:cs="Arial"/>
           <w:sz w:val="18"/>
           <w:szCs w:val="18"/>
-        </w:rPr>
-      </w:pPr>
-      <w:r>
-        <w:rPr>
-          <w:rFonts w:ascii="Arial" w:hAnsi="Arial" w:cs="Arial"/>
-          <w:sz w:val="18"/>
-          <w:szCs w:val="18"/>
+          <w:highlight w:val="none"/>
+        </w:rPr>
+      </w:pPr>
+      <w:r>
+        <w:rPr>
+          <w:rFonts w:ascii="Arial" w:hAnsi="Arial" w:cs="Arial"/>
+          <w:sz w:val="18"/>
+          <w:szCs w:val="18"/>
+          <w:highlight w:val="none"/>
         </w:rPr>
         <w:t>2.3.9 Обеспечить выполнение внутренних организационных мероприятий, необходимых для применения результатов обучения в работе сотрудников Заказчика, своими силами и за свой счёт.</w:t>
       </w:r>
@@ -1159,13 +1260,15 @@
           <w:rFonts w:ascii="Arial" w:hAnsi="Arial" w:cs="Arial"/>
           <w:sz w:val="18"/>
           <w:szCs w:val="18"/>
-        </w:rPr>
-      </w:pPr>
-      <w:r>
-        <w:rPr>
-          <w:rFonts w:ascii="Arial" w:hAnsi="Arial" w:cs="Arial"/>
-          <w:sz w:val="18"/>
-          <w:szCs w:val="18"/>
+          <w:highlight w:val="none"/>
+        </w:rPr>
+      </w:pPr>
+      <w:r>
+        <w:rPr>
+          <w:rFonts w:ascii="Arial" w:hAnsi="Arial" w:cs="Arial"/>
+          <w:sz w:val="18"/>
+          <w:szCs w:val="18"/>
+          <w:highlight w:val="none"/>
         </w:rPr>
         <w:t>2.3.10 Предоставлять Исполнителю необходимые материалы, информацию, оборудование и персонал. Исполнитель не несёт ответственности за задержки оказания услуг, вызванные непредоставлением таких ресурсов.</w:t>
       </w:r>
@@ -1178,13 +1281,15 @@
           <w:rFonts w:ascii="Arial" w:hAnsi="Arial" w:cs="Arial"/>
           <w:sz w:val="18"/>
           <w:szCs w:val="18"/>
-        </w:rPr>
-      </w:pPr>
-      <w:r>
-        <w:rPr>
-          <w:rFonts w:ascii="Arial" w:hAnsi="Arial" w:cs="Arial"/>
-          <w:sz w:val="18"/>
-          <w:szCs w:val="18"/>
+          <w:highlight w:val="none"/>
+        </w:rPr>
+      </w:pPr>
+      <w:r>
+        <w:rPr>
+          <w:rFonts w:ascii="Arial" w:hAnsi="Arial" w:cs="Arial"/>
+          <w:sz w:val="18"/>
+          <w:szCs w:val="18"/>
+          <w:highlight w:val="none"/>
         </w:rPr>
         <w:t>2.3.11 Воздерживаться от предложений трудоустройства сотрудникам Исполнителя и их найма в течение срока действия настоящего Договора и 12 месяцев после его окончания, за исключением случаев, прямо предусмотренных сторонами в пункте 11.2 настоящего Договора.</w:t>
       </w:r>
@@ -1205,12 +1310,14 @@
         <w:rPr>
           <w:rFonts w:ascii="Arial" w:hAnsi="Arial" w:cs="Arial"/>
           <w:szCs w:val="18"/>
-        </w:rPr>
-      </w:pPr>
-      <w:r>
-        <w:rPr>
-          <w:rFonts w:ascii="Arial" w:hAnsi="Arial" w:cs="Arial"/>
-          <w:szCs w:val="18"/>
+          <w:highlight w:val="none"/>
+        </w:rPr>
+      </w:pPr>
+      <w:r>
+        <w:rPr>
+          <w:rFonts w:ascii="Arial" w:hAnsi="Arial" w:cs="Arial"/>
+          <w:szCs w:val="18"/>
+          <w:highlight w:val="none"/>
         </w:rPr>
         <w:t>2.4 Заказчик имеет право:</w:t>
       </w:r>
@@ -1223,13 +1330,15 @@
           <w:rFonts w:ascii="Arial" w:hAnsi="Arial" w:cs="Arial"/>
           <w:sz w:val="18"/>
           <w:szCs w:val="18"/>
-        </w:rPr>
-      </w:pPr>
-      <w:r>
-        <w:rPr>
-          <w:rFonts w:ascii="Arial" w:hAnsi="Arial" w:cs="Arial"/>
-          <w:sz w:val="18"/>
-          <w:szCs w:val="18"/>
+          <w:highlight w:val="none"/>
+        </w:rPr>
+      </w:pPr>
+      <w:r>
+        <w:rPr>
+          <w:rFonts w:ascii="Arial" w:hAnsi="Arial" w:cs="Arial"/>
+          <w:sz w:val="18"/>
+          <w:szCs w:val="18"/>
+          <w:highlight w:val="none"/>
         </w:rPr>
         <w:t>2.4.1 Требовать от Исполнителя выполнения обязательств по настоящему Договору в соответствии с предметом (п. 1.1) и сроками, установленными Приложениями.</w:t>
       </w:r>
@@ -1242,13 +1351,15 @@
           <w:rFonts w:ascii="Arial" w:hAnsi="Arial" w:cs="Arial"/>
           <w:sz w:val="18"/>
           <w:szCs w:val="18"/>
-        </w:rPr>
-      </w:pPr>
-      <w:r>
-        <w:rPr>
-          <w:rFonts w:ascii="Arial" w:hAnsi="Arial" w:cs="Arial"/>
-          <w:sz w:val="18"/>
-          <w:szCs w:val="18"/>
+          <w:highlight w:val="none"/>
+        </w:rPr>
+      </w:pPr>
+      <w:r>
+        <w:rPr>
+          <w:rFonts w:ascii="Arial" w:hAnsi="Arial" w:cs="Arial"/>
+          <w:sz w:val="18"/>
+          <w:szCs w:val="18"/>
+          <w:highlight w:val="none"/>
         </w:rPr>
         <w:t>2.4.2 Получать оперативную информацию о ходе оказания услуг в порядке, предусмотренном пунктом 2.1.5 настоящего Договора.</w:t>
       </w:r>
@@ -1261,13 +1372,15 @@
           <w:rFonts w:ascii="Arial" w:hAnsi="Arial" w:cs="Arial"/>
           <w:sz w:val="18"/>
           <w:szCs w:val="18"/>
-        </w:rPr>
-      </w:pPr>
-      <w:r>
-        <w:rPr>
-          <w:rFonts w:ascii="Arial" w:hAnsi="Arial" w:cs="Arial"/>
-          <w:sz w:val="18"/>
-          <w:szCs w:val="18"/>
+          <w:highlight w:val="none"/>
+        </w:rPr>
+      </w:pPr>
+      <w:r>
+        <w:rPr>
+          <w:rFonts w:ascii="Arial" w:hAnsi="Arial" w:cs="Arial"/>
+          <w:sz w:val="18"/>
+          <w:szCs w:val="18"/>
+          <w:highlight w:val="none"/>
         </w:rPr>
         <w:t>2.4.3 Запрашивать у Исполнителя разъяснения по вопросам, связанным с программой обучения, проведёнными встречами и переданными материалами.</w:t>
       </w:r>
@@ -1280,13 +1393,15 @@
           <w:rFonts w:ascii="Arial" w:hAnsi="Arial" w:cs="Arial"/>
           <w:sz w:val="18"/>
           <w:szCs w:val="18"/>
-        </w:rPr>
-      </w:pPr>
-      <w:r>
-        <w:rPr>
-          <w:rFonts w:ascii="Arial" w:hAnsi="Arial" w:cs="Arial"/>
-          <w:sz w:val="18"/>
-          <w:szCs w:val="18"/>
+          <w:highlight w:val="none"/>
+        </w:rPr>
+      </w:pPr>
+      <w:r>
+        <w:rPr>
+          <w:rFonts w:ascii="Arial" w:hAnsi="Arial" w:cs="Arial"/>
+          <w:sz w:val="18"/>
+          <w:szCs w:val="18"/>
+          <w:highlight w:val="none"/>
         </w:rPr>
         <w:t>2.4.4 Вносить предложения по уточнению программы обучения при условии, что такие изменения не влияют на сроки и стоимость услуг без отдельного письменного согласования Сторон.</w:t>
       </w:r>
@@ -1299,13 +1414,15 @@
           <w:rFonts w:ascii="Arial" w:hAnsi="Arial" w:cs="Arial"/>
           <w:sz w:val="18"/>
           <w:szCs w:val="18"/>
-        </w:rPr>
-      </w:pPr>
-      <w:r>
-        <w:rPr>
-          <w:rFonts w:ascii="Arial" w:hAnsi="Arial" w:cs="Arial"/>
-          <w:sz w:val="18"/>
-          <w:szCs w:val="18"/>
+          <w:highlight w:val="none"/>
+        </w:rPr>
+      </w:pPr>
+      <w:r>
+        <w:rPr>
+          <w:rFonts w:ascii="Arial" w:hAnsi="Arial" w:cs="Arial"/>
+          <w:sz w:val="18"/>
+          <w:szCs w:val="18"/>
+          <w:highlight w:val="none"/>
         </w:rPr>
         <w:t>2.4.5 Получать материалы, инструкции и иную документацию в объёме и формате, предусмотренном настоящим Договором и Приложениями к нему.</w:t>
       </w:r>
@@ -1323,6 +1440,7 @@
         <w:rPr>
           <w:rFonts w:ascii="Arial" w:hAnsi="Arial" w:cs="Arial"/>
           <w:szCs w:val="18"/>
+          <w:highlight w:val="none"/>
         </w:rPr>
       </w:pPr>
     </w:p>
@@ -1335,12 +1453,14 @@
         <w:rPr>
           <w:rFonts w:ascii="Arial" w:hAnsi="Arial" w:cs="Arial"/>
           <w:szCs w:val="18"/>
-        </w:rPr>
-      </w:pPr>
-      <w:r>
-        <w:rPr>
-          <w:rFonts w:ascii="Arial" w:hAnsi="Arial" w:cs="Arial"/>
-          <w:szCs w:val="18"/>
+          <w:highlight w:val="none"/>
+        </w:rPr>
+      </w:pPr>
+      <w:r>
+        <w:rPr>
+          <w:rFonts w:ascii="Arial" w:hAnsi="Arial" w:cs="Arial"/>
+          <w:szCs w:val="18"/>
+          <w:highlight w:val="none"/>
         </w:rPr>
         <w:t>Порядок оказания услуг</w:t>
       </w:r>
@@ -1357,24 +1477,27 @@
         <w:rPr>
           <w:rFonts w:ascii="Arial" w:hAnsi="Arial" w:cs="Arial"/>
           <w:szCs w:val="18"/>
-        </w:rPr>
-      </w:pPr>
-    </w:p>
-    <w:p>
-      <w:pPr>
-        <w:ind w:firstLine="624"/>
-        <w:jc w:val="both"/>
-        <w:rPr>
-          <w:rFonts w:ascii="Arial" w:hAnsi="Arial" w:cs="Arial"/>
-          <w:sz w:val="18"/>
-          <w:szCs w:val="18"/>
-        </w:rPr>
-      </w:pPr>
-      <w:r>
-        <w:rPr>
-          <w:rFonts w:ascii="Arial" w:hAnsi="Arial" w:cs="Arial"/>
-          <w:sz w:val="18"/>
-          <w:szCs w:val="18"/>
+          <w:highlight w:val="none"/>
+        </w:rPr>
+      </w:pPr>
+    </w:p>
+    <w:p>
+      <w:pPr>
+        <w:ind w:firstLine="624"/>
+        <w:jc w:val="both"/>
+        <w:rPr>
+          <w:rFonts w:ascii="Arial" w:hAnsi="Arial" w:cs="Arial"/>
+          <w:sz w:val="18"/>
+          <w:szCs w:val="18"/>
+          <w:highlight w:val="none"/>
+        </w:rPr>
+      </w:pPr>
+      <w:r>
+        <w:rPr>
+          <w:rFonts w:ascii="Arial" w:hAnsi="Arial" w:cs="Arial"/>
+          <w:sz w:val="18"/>
+          <w:szCs w:val="18"/>
+          <w:highlight w:val="none"/>
         </w:rPr>
         <w:t>3.1 Для оказания услуг Сторонами составляется и подписывается Приложение, в котором согласовывается форма, перечень, объём, стоимость и сроки оказания услуг, а также определяются категории обучаемых ролей, формат обучения, состав материалов и иные условия.</w:t>
       </w:r>
@@ -1387,13 +1510,15 @@
           <w:rFonts w:ascii="Arial" w:hAnsi="Arial" w:cs="Arial"/>
           <w:sz w:val="18"/>
           <w:szCs w:val="18"/>
-        </w:rPr>
-      </w:pPr>
-      <w:r>
-        <w:rPr>
-          <w:rFonts w:ascii="Arial" w:hAnsi="Arial" w:cs="Arial"/>
-          <w:sz w:val="18"/>
-          <w:szCs w:val="18"/>
+          <w:highlight w:val="none"/>
+        </w:rPr>
+      </w:pPr>
+      <w:r>
+        <w:rPr>
+          <w:rFonts w:ascii="Arial" w:hAnsi="Arial" w:cs="Arial"/>
+          <w:sz w:val="18"/>
+          <w:szCs w:val="18"/>
+          <w:highlight w:val="none"/>
         </w:rPr>
         <w:t>3.1.1 Расписание обучающих сессий, даты, время и длительность мероприятий согласовываются Сторонами дополнительно по электронной почте, в мессенджере либо иным согласованным способом.</w:t>
       </w:r>
@@ -1406,13 +1531,15 @@
           <w:rFonts w:ascii="Arial" w:hAnsi="Arial" w:cs="Arial"/>
           <w:sz w:val="18"/>
           <w:szCs w:val="18"/>
-        </w:rPr>
-      </w:pPr>
-      <w:r>
-        <w:rPr>
-          <w:rFonts w:ascii="Arial" w:hAnsi="Arial" w:cs="Arial"/>
-          <w:sz w:val="18"/>
-          <w:szCs w:val="18"/>
+          <w:highlight w:val="none"/>
+        </w:rPr>
+      </w:pPr>
+      <w:r>
+        <w:rPr>
+          <w:rFonts w:ascii="Arial" w:hAnsi="Arial" w:cs="Arial"/>
+          <w:sz w:val="18"/>
+          <w:szCs w:val="18"/>
+          <w:highlight w:val="none"/>
         </w:rPr>
         <w:t>3.2 Стороны признают, что надлежащее оказание услуг по Договору Исполнителем зависит от содействия Заказчика и исполнения им встречных обязательств, включая:</w:t>
       </w:r>
@@ -1425,13 +1552,15 @@
           <w:rFonts w:ascii="Arial" w:hAnsi="Arial" w:cs="Arial"/>
           <w:sz w:val="18"/>
           <w:szCs w:val="18"/>
-        </w:rPr>
-      </w:pPr>
-      <w:r>
-        <w:rPr>
-          <w:rFonts w:ascii="Arial" w:hAnsi="Arial" w:cs="Arial"/>
-          <w:sz w:val="18"/>
-          <w:szCs w:val="18"/>
+          <w:highlight w:val="none"/>
+        </w:rPr>
+      </w:pPr>
+      <w:r>
+        <w:rPr>
+          <w:rFonts w:ascii="Arial" w:hAnsi="Arial" w:cs="Arial"/>
+          <w:sz w:val="18"/>
+          <w:szCs w:val="18"/>
+          <w:highlight w:val="none"/>
         </w:rPr>
         <w:t>3.2.1. Своевременное предоставление всех сведений, документов и пояснений, запрошенных Исполнителем в связи с оказываемыми услугами.</w:t>
       </w:r>
@@ -1444,13 +1573,15 @@
           <w:rFonts w:ascii="Arial" w:hAnsi="Arial" w:cs="Arial"/>
           <w:sz w:val="18"/>
           <w:szCs w:val="18"/>
-        </w:rPr>
-      </w:pPr>
-      <w:r>
-        <w:rPr>
-          <w:rFonts w:ascii="Arial" w:hAnsi="Arial" w:cs="Arial"/>
-          <w:sz w:val="18"/>
-          <w:szCs w:val="18"/>
+          <w:highlight w:val="none"/>
+        </w:rPr>
+      </w:pPr>
+      <w:r>
+        <w:rPr>
+          <w:rFonts w:ascii="Arial" w:hAnsi="Arial" w:cs="Arial"/>
+          <w:sz w:val="18"/>
+          <w:szCs w:val="18"/>
+          <w:highlight w:val="none"/>
         </w:rPr>
         <w:t>3.2.2. Своевременное принятие решений и получение согласований, необходимых для оказания услуг, включая согласование программы обучения, состава участников и расписания.</w:t>
       </w:r>
@@ -1463,13 +1594,15 @@
           <w:rFonts w:ascii="Arial" w:hAnsi="Arial" w:cs="Arial"/>
           <w:sz w:val="18"/>
           <w:szCs w:val="18"/>
-        </w:rPr>
-      </w:pPr>
-      <w:r>
-        <w:rPr>
-          <w:rFonts w:ascii="Arial" w:hAnsi="Arial" w:cs="Arial"/>
-          <w:sz w:val="18"/>
-          <w:szCs w:val="18"/>
+          <w:highlight w:val="none"/>
+        </w:rPr>
+      </w:pPr>
+      <w:r>
+        <w:rPr>
+          <w:rFonts w:ascii="Arial" w:hAnsi="Arial" w:cs="Arial"/>
+          <w:sz w:val="18"/>
+          <w:szCs w:val="18"/>
+          <w:highlight w:val="none"/>
         </w:rPr>
         <w:t>3.2.3. Уведомление Исполнителя об изменениях бизнес-процессов, структуры предприятия, конфигурации системы и иных обстоятельств, способных повлиять на сроки и качество услуг.</w:t>
       </w:r>
@@ -1482,13 +1615,15 @@
           <w:rFonts w:ascii="Arial" w:hAnsi="Arial" w:cs="Arial"/>
           <w:sz w:val="18"/>
           <w:szCs w:val="18"/>
-        </w:rPr>
-      </w:pPr>
-      <w:r>
-        <w:rPr>
-          <w:rFonts w:ascii="Arial" w:hAnsi="Arial" w:cs="Arial"/>
-          <w:sz w:val="18"/>
-          <w:szCs w:val="18"/>
+          <w:highlight w:val="none"/>
+        </w:rPr>
+      </w:pPr>
+      <w:r>
+        <w:rPr>
+          <w:rFonts w:ascii="Arial" w:hAnsi="Arial" w:cs="Arial"/>
+          <w:sz w:val="18"/>
+          <w:szCs w:val="18"/>
+          <w:highlight w:val="none"/>
         </w:rPr>
         <w:t>3.3 В случае нарушения Заказчиком обязательств, указанных в настоящем пункте, сроки оказания услуг автоматически продлеваются на срок задержки, а Исполнитель вправе приостановить выполнение услуг до устранения таких обстоятельств (см. п. 2.2.2).</w:t>
       </w:r>
@@ -1501,13 +1636,15 @@
           <w:rFonts w:ascii="Arial" w:hAnsi="Arial" w:cs="Arial"/>
           <w:sz w:val="18"/>
           <w:szCs w:val="18"/>
-        </w:rPr>
-      </w:pPr>
-      <w:r>
-        <w:rPr>
-          <w:rFonts w:ascii="Arial" w:hAnsi="Arial" w:cs="Arial"/>
-          <w:sz w:val="18"/>
-          <w:szCs w:val="18"/>
+          <w:highlight w:val="none"/>
+        </w:rPr>
+      </w:pPr>
+      <w:r>
+        <w:rPr>
+          <w:rFonts w:ascii="Arial" w:hAnsi="Arial" w:cs="Arial"/>
+          <w:sz w:val="18"/>
+          <w:szCs w:val="18"/>
+          <w:highlight w:val="none"/>
         </w:rPr>
         <w:t>3.4. В случае возникновения обстоятельств, препятствующих надлежащему исполнению обязательств по Договору, Сторона обязана в течение двух (2) рабочих дней с момента их выявления письменно уведомить другую Сторону и предложить варианты их разрешения. Письменное уведомление может быть направлено по электронной почте.</w:t>
       </w:r>
@@ -1520,13 +1657,15 @@
           <w:rFonts w:ascii="Arial" w:hAnsi="Arial" w:cs="Arial"/>
           <w:sz w:val="18"/>
           <w:szCs w:val="18"/>
-        </w:rPr>
-      </w:pPr>
-      <w:r>
-        <w:rPr>
-          <w:rFonts w:ascii="Arial" w:hAnsi="Arial" w:cs="Arial"/>
-          <w:sz w:val="18"/>
-          <w:szCs w:val="18"/>
+          <w:highlight w:val="none"/>
+        </w:rPr>
+      </w:pPr>
+      <w:r>
+        <w:rPr>
+          <w:rFonts w:ascii="Arial" w:hAnsi="Arial" w:cs="Arial"/>
+          <w:sz w:val="18"/>
+          <w:szCs w:val="18"/>
+          <w:highlight w:val="none"/>
         </w:rPr>
         <w:t>3.5. Стороны ведут всю переписку по настоящему Договору (в том числе направляют запросы) в порядке, определённом Приложением № 1. Датой получения корреспонденции считается момент доставки почтового отправления, электронного подтверждения получения сообщения по e-mail либо доставки курьером. Стороны признают юридическую силу согласований программы обучения, расписания, состава участников и материалов, оформленных по электронной почте.</w:t>
       </w:r>
@@ -1543,6 +1682,7 @@
         <w:rPr>
           <w:rFonts w:ascii="Arial" w:hAnsi="Arial" w:cs="Arial"/>
           <w:szCs w:val="18"/>
+          <w:highlight w:val="none"/>
         </w:rPr>
       </w:pPr>
     </w:p>
@@ -1555,12 +1695,14 @@
         <w:rPr>
           <w:rFonts w:ascii="Arial" w:hAnsi="Arial" w:cs="Arial"/>
           <w:szCs w:val="18"/>
-        </w:rPr>
-      </w:pPr>
-      <w:r>
-        <w:rPr>
-          <w:rFonts w:ascii="Arial" w:hAnsi="Arial" w:cs="Arial"/>
-          <w:szCs w:val="18"/>
+          <w:highlight w:val="none"/>
+        </w:rPr>
+      </w:pPr>
+      <w:r>
+        <w:rPr>
+          <w:rFonts w:ascii="Arial" w:hAnsi="Arial" w:cs="Arial"/>
+          <w:szCs w:val="18"/>
+          <w:highlight w:val="none"/>
         </w:rPr>
         <w:t>Порядок сдачи-приемки услуг</w:t>
       </w:r>
@@ -1577,24 +1719,27 @@
         <w:rPr>
           <w:rFonts w:ascii="Arial" w:hAnsi="Arial" w:cs="Arial"/>
           <w:szCs w:val="18"/>
-        </w:rPr>
-      </w:pPr>
-    </w:p>
-    <w:p>
-      <w:pPr>
-        <w:ind w:firstLine="624"/>
-        <w:jc w:val="both"/>
-        <w:rPr>
-          <w:rFonts w:ascii="Arial" w:hAnsi="Arial" w:cs="Arial"/>
-          <w:sz w:val="18"/>
-          <w:szCs w:val="18"/>
-        </w:rPr>
-      </w:pPr>
-      <w:r>
-        <w:rPr>
-          <w:rFonts w:ascii="Arial" w:hAnsi="Arial" w:cs="Arial"/>
-          <w:sz w:val="18"/>
-          <w:szCs w:val="18"/>
+          <w:highlight w:val="none"/>
+        </w:rPr>
+      </w:pPr>
+    </w:p>
+    <w:p>
+      <w:pPr>
+        <w:ind w:firstLine="624"/>
+        <w:jc w:val="both"/>
+        <w:rPr>
+          <w:rFonts w:ascii="Arial" w:hAnsi="Arial" w:cs="Arial"/>
+          <w:sz w:val="18"/>
+          <w:szCs w:val="18"/>
+          <w:highlight w:val="none"/>
+        </w:rPr>
+      </w:pPr>
+      <w:r>
+        <w:rPr>
+          <w:rFonts w:ascii="Arial" w:hAnsi="Arial" w:cs="Arial"/>
+          <w:sz w:val="18"/>
+          <w:szCs w:val="18"/>
+          <w:highlight w:val="none"/>
         </w:rPr>
         <w:t>4.1. После оказания услуг по каждому из этапов, предусмотренных Приложением, либо после завершения всего объёма услуг Исполнитель направляет Заказчику Акт сдачи-приёмки услуг. Акт может быть направлен в электронной форме (в том числе по электронной почте, указанной в Приложении № 1) и считается надлежащим образом предоставленным.</w:t>
       </w:r>
@@ -1607,13 +1752,15 @@
           <w:rFonts w:ascii="Arial" w:hAnsi="Arial" w:cs="Arial"/>
           <w:sz w:val="18"/>
           <w:szCs w:val="18"/>
-        </w:rPr>
-      </w:pPr>
-      <w:r>
-        <w:rPr>
-          <w:rFonts w:ascii="Arial" w:hAnsi="Arial" w:cs="Arial"/>
-          <w:sz w:val="18"/>
-          <w:szCs w:val="18"/>
+          <w:highlight w:val="none"/>
+        </w:rPr>
+      </w:pPr>
+      <w:r>
+        <w:rPr>
+          <w:rFonts w:ascii="Arial" w:hAnsi="Arial" w:cs="Arial"/>
+          <w:sz w:val="18"/>
+          <w:szCs w:val="18"/>
+          <w:highlight w:val="none"/>
         </w:rPr>
         <w:t>4.2. Заказчик обязан в течение пяти (5) рабочих дней с момента получения Акта либо подписать его, либо направить Исполнителю письменный мотивированный отказ, содержащий полный и непротиворечивый перечень замечаний. Отсутствие подписанного Акта или Мотивированного отказа в указанный срок означает безусловное принятие услуг.</w:t>
       </w:r>
@@ -1626,13 +1773,15 @@
           <w:rFonts w:ascii="Arial" w:hAnsi="Arial" w:cs="Arial"/>
           <w:sz w:val="18"/>
           <w:szCs w:val="18"/>
-        </w:rPr>
-      </w:pPr>
-      <w:r>
-        <w:rPr>
-          <w:rFonts w:ascii="Arial" w:hAnsi="Arial" w:cs="Arial"/>
-          <w:sz w:val="18"/>
-          <w:szCs w:val="18"/>
+          <w:highlight w:val="none"/>
+        </w:rPr>
+      </w:pPr>
+      <w:r>
+        <w:rPr>
+          <w:rFonts w:ascii="Arial" w:hAnsi="Arial" w:cs="Arial"/>
+          <w:sz w:val="18"/>
+          <w:szCs w:val="18"/>
+          <w:highlight w:val="none"/>
         </w:rPr>
         <w:t>4.3. При предоставлении Мотивированного отказа Стороны в течение пяти (5) рабочих дней согласовывают Протокол разногласий, содержащий решения по каждому замечанию и срок устранения. Замечания, не включённые в Протокол разногласий, считаются необоснованными и подлежащими отклонению.</w:t>
       </w:r>
@@ -1645,13 +1794,15 @@
           <w:rFonts w:ascii="Arial" w:hAnsi="Arial" w:cs="Arial"/>
           <w:sz w:val="18"/>
           <w:szCs w:val="18"/>
-        </w:rPr>
-      </w:pPr>
-      <w:r>
-        <w:rPr>
-          <w:rFonts w:ascii="Arial" w:hAnsi="Arial" w:cs="Arial"/>
-          <w:sz w:val="18"/>
-          <w:szCs w:val="18"/>
+          <w:highlight w:val="none"/>
+        </w:rPr>
+      </w:pPr>
+      <w:r>
+        <w:rPr>
+          <w:rFonts w:ascii="Arial" w:hAnsi="Arial" w:cs="Arial"/>
+          <w:sz w:val="18"/>
+          <w:szCs w:val="18"/>
+          <w:highlight w:val="none"/>
         </w:rPr>
         <w:t>4.4. Исполнитель устраняет обоснованные замечания путём доработки материалов, предоставления дополнительного разъяснения или проведения согласованной дополнительной консультации в установленный срок, после чего Заказчик обязан подписать Акт сдачи-приёмки в течение пяти (5) рабочих дней с момента получения.</w:t>
       </w:r>
@@ -1664,13 +1815,15 @@
           <w:rFonts w:ascii="Arial" w:hAnsi="Arial" w:cs="Arial"/>
           <w:sz w:val="18"/>
           <w:szCs w:val="18"/>
-        </w:rPr>
-      </w:pPr>
-      <w:r>
-        <w:rPr>
-          <w:rFonts w:ascii="Arial" w:hAnsi="Arial" w:cs="Arial"/>
-          <w:sz w:val="18"/>
-          <w:szCs w:val="18"/>
+          <w:highlight w:val="none"/>
+        </w:rPr>
+      </w:pPr>
+      <w:r>
+        <w:rPr>
+          <w:rFonts w:ascii="Arial" w:hAnsi="Arial" w:cs="Arial"/>
+          <w:sz w:val="18"/>
+          <w:szCs w:val="18"/>
+          <w:highlight w:val="none"/>
         </w:rPr>
         <w:t>4.5. Если в течение пяти (5) рабочих дней с момента направления Акта Заказчику Исполнитель не получает ни подписанный Акт, ни Мотивированный отказ, услуги считаются принятыми в полном объёме без замечаний. Исполнитель вправе подписать Акт в одностороннем порядке, и такой Акт имеет юридическую силу для обеих Сторон.</w:t>
       </w:r>
@@ -1683,13 +1836,15 @@
           <w:rFonts w:ascii="Arial" w:hAnsi="Arial" w:cs="Arial"/>
           <w:sz w:val="18"/>
           <w:szCs w:val="18"/>
-        </w:rPr>
-      </w:pPr>
-      <w:r>
-        <w:rPr>
-          <w:rFonts w:ascii="Arial" w:hAnsi="Arial" w:cs="Arial"/>
-          <w:sz w:val="18"/>
-          <w:szCs w:val="18"/>
+          <w:highlight w:val="none"/>
+        </w:rPr>
+      </w:pPr>
+      <w:r>
+        <w:rPr>
+          <w:rFonts w:ascii="Arial" w:hAnsi="Arial" w:cs="Arial"/>
+          <w:sz w:val="18"/>
+          <w:szCs w:val="18"/>
+          <w:highlight w:val="none"/>
         </w:rPr>
         <w:t>4.6. Заказчик не вправе необоснованно отказывать в подписании Акта. В случае выявления необоснованного отказа Исполнитель вправе приостановить оказание последующих услуг до подписания Акта.</w:t>
       </w:r>
@@ -1702,13 +1857,15 @@
           <w:rFonts w:ascii="Arial" w:hAnsi="Arial" w:cs="Arial"/>
           <w:sz w:val="18"/>
           <w:szCs w:val="18"/>
-        </w:rPr>
-      </w:pPr>
-      <w:r>
-        <w:rPr>
-          <w:rFonts w:ascii="Arial" w:hAnsi="Arial" w:cs="Arial"/>
-          <w:sz w:val="18"/>
-          <w:szCs w:val="18"/>
+          <w:highlight w:val="none"/>
+        </w:rPr>
+      </w:pPr>
+      <w:r>
+        <w:rPr>
+          <w:rFonts w:ascii="Arial" w:hAnsi="Arial" w:cs="Arial"/>
+          <w:sz w:val="18"/>
+          <w:szCs w:val="18"/>
+          <w:highlight w:val="none"/>
         </w:rPr>
         <w:t>4.7. Недостоверность или неполнота данных, предоставленных Заказчиком, не является основанием для Мотивированного отказа.</w:t>
       </w:r>
@@ -1721,13 +1878,15 @@
           <w:rFonts w:ascii="Arial" w:hAnsi="Arial" w:cs="Arial"/>
           <w:sz w:val="18"/>
           <w:szCs w:val="18"/>
-        </w:rPr>
-      </w:pPr>
-      <w:r>
-        <w:rPr>
-          <w:rFonts w:ascii="Arial" w:hAnsi="Arial" w:cs="Arial"/>
-          <w:sz w:val="18"/>
-          <w:szCs w:val="18"/>
+          <w:highlight w:val="none"/>
+        </w:rPr>
+      </w:pPr>
+      <w:r>
+        <w:rPr>
+          <w:rFonts w:ascii="Arial" w:hAnsi="Arial" w:cs="Arial"/>
+          <w:sz w:val="18"/>
+          <w:szCs w:val="18"/>
+          <w:highlight w:val="none"/>
         </w:rPr>
         <w:t>4.8. Заказчик, принявший результат без проверки, лишается права ссылаться на недостатки, которые могли быть выявлены при обычной приёмке.</w:t>
       </w:r>
@@ -1740,13 +1899,15 @@
           <w:rFonts w:ascii="Arial" w:hAnsi="Arial" w:cs="Arial"/>
           <w:sz w:val="18"/>
           <w:szCs w:val="18"/>
-        </w:rPr>
-      </w:pPr>
-      <w:r>
-        <w:rPr>
-          <w:rFonts w:ascii="Arial" w:hAnsi="Arial" w:cs="Arial"/>
-          <w:sz w:val="18"/>
-          <w:szCs w:val="18"/>
+          <w:highlight w:val="none"/>
+        </w:rPr>
+      </w:pPr>
+      <w:r>
+        <w:rPr>
+          <w:rFonts w:ascii="Arial" w:hAnsi="Arial" w:cs="Arial"/>
+          <w:sz w:val="18"/>
+          <w:szCs w:val="18"/>
+          <w:highlight w:val="none"/>
         </w:rPr>
         <w:t>4.9. В сроки оказания услуг не включаются периоды согласования материалов, расписания и программы обучения, а также время, необходимое Заказчику для предоставления информации, участников, доступов и иных материалов (см. п. 3.3 настоящего Договора).</w:t>
       </w:r>
@@ -1759,13 +1920,15 @@
           <w:rFonts w:ascii="Arial" w:hAnsi="Arial" w:cs="Arial"/>
           <w:sz w:val="18"/>
           <w:szCs w:val="18"/>
-        </w:rPr>
-      </w:pPr>
-      <w:r>
-        <w:rPr>
-          <w:rFonts w:ascii="Arial" w:hAnsi="Arial" w:cs="Arial"/>
-          <w:sz w:val="18"/>
-          <w:szCs w:val="18"/>
+          <w:highlight w:val="none"/>
+        </w:rPr>
+      </w:pPr>
+      <w:r>
+        <w:rPr>
+          <w:rFonts w:ascii="Arial" w:hAnsi="Arial" w:cs="Arial"/>
+          <w:sz w:val="18"/>
+          <w:szCs w:val="18"/>
+          <w:highlight w:val="none"/>
         </w:rPr>
         <w:t>4.10. В случае уклонения Заказчика от приёмки оказанных услуг сдача-приёмка считается состоявшейся.</w:t>
       </w:r>
@@ -1778,13 +1941,15 @@
           <w:rFonts w:ascii="Arial" w:hAnsi="Arial" w:cs="Arial"/>
           <w:sz w:val="18"/>
           <w:szCs w:val="18"/>
-        </w:rPr>
-      </w:pPr>
-      <w:r>
-        <w:rPr>
-          <w:rFonts w:ascii="Arial" w:hAnsi="Arial" w:cs="Arial"/>
-          <w:sz w:val="18"/>
-          <w:szCs w:val="18"/>
+          <w:highlight w:val="none"/>
+        </w:rPr>
+      </w:pPr>
+      <w:r>
+        <w:rPr>
+          <w:rFonts w:ascii="Arial" w:hAnsi="Arial" w:cs="Arial"/>
+          <w:sz w:val="18"/>
+          <w:szCs w:val="18"/>
+          <w:highlight w:val="none"/>
         </w:rPr>
         <w:t>4.11. Акт сдачи-приёмки может быть направлен Исполнителем в электронной форме (e-mail или через ЭДО). Моментом предоставления Акта считается дата его отправки Исполнителем.</w:t>
       </w:r>
@@ -1801,6 +1966,7 @@
         <w:rPr>
           <w:rFonts w:ascii="Arial" w:hAnsi="Arial" w:cs="Arial"/>
           <w:szCs w:val="18"/>
+          <w:highlight w:val="none"/>
         </w:rPr>
       </w:pPr>
     </w:p>
@@ -1813,12 +1979,14 @@
         <w:rPr>
           <w:rFonts w:ascii="Arial" w:hAnsi="Arial" w:cs="Arial"/>
           <w:szCs w:val="18"/>
-        </w:rPr>
-      </w:pPr>
-      <w:r>
-        <w:rPr>
-          <w:rFonts w:ascii="Arial" w:hAnsi="Arial" w:cs="Arial"/>
-          <w:szCs w:val="18"/>
+          <w:highlight w:val="none"/>
+        </w:rPr>
+      </w:pPr>
+      <w:r>
+        <w:rPr>
+          <w:rFonts w:ascii="Arial" w:hAnsi="Arial" w:cs="Arial"/>
+          <w:szCs w:val="18"/>
+          <w:highlight w:val="none"/>
         </w:rPr>
         <w:t>Оплата услуг</w:t>
       </w:r>
@@ -1835,17 +2003,19 @@
         <w:rPr>
           <w:rFonts w:ascii="Arial" w:hAnsi="Arial" w:cs="Arial"/>
           <w:szCs w:val="18"/>
-        </w:rPr>
-      </w:pPr>
-    </w:p>
-    <w:p>
-      <w:pPr>
-        <w:ind w:firstLine="624"/>
-        <w:jc w:val="both"/>
-        <w:rPr>
-          <w:rFonts w:ascii="Arial" w:hAnsi="Arial" w:cs="Arial"/>
-          <w:sz w:val="18"/>
-          <w:szCs w:val="18"/>
+          <w:highlight w:val="none"/>
+        </w:rPr>
+      </w:pPr>
+    </w:p>
+    <w:p>
+      <w:pPr>
+        <w:ind w:firstLine="624"/>
+        <w:jc w:val="both"/>
+        <w:rPr>
+          <w:rFonts w:ascii="Arial" w:hAnsi="Arial" w:cs="Arial"/>
+          <w:sz w:val="18"/>
+          <w:szCs w:val="18"/>
+          <w:highlight w:val="none"/>
         </w:rPr>
       </w:pPr>
       <w:bookmarkStart w:id="1" w:name="_Hlk225430967"/>
@@ -1854,6 +2024,7 @@
           <w:rFonts w:ascii="Arial" w:hAnsi="Arial" w:cs="Arial"/>
           <w:sz w:val="18"/>
           <w:szCs w:val="18"/>
+          <w:highlight w:val="none"/>
         </w:rPr>
         <w:t>5.1 Оплата услуг по настоящему Договору производится Заказчиком в размере и порядке, установленном в Приложении. Исполнитель приступает к оказанию услуг после поступления денежных средств на расчетный счет Исполнителя в объёме, предусмотренном Приложением. Если иное прямо не предусмотрено Приложением, услуги оказываются на условиях предоплаты.</w:t>
       </w:r>
@@ -1866,13 +2037,15 @@
           <w:rFonts w:ascii="Arial" w:hAnsi="Arial" w:cs="Arial"/>
           <w:sz w:val="18"/>
           <w:szCs w:val="18"/>
-        </w:rPr>
-      </w:pPr>
-      <w:r>
-        <w:rPr>
-          <w:rFonts w:ascii="Arial" w:hAnsi="Arial" w:cs="Arial"/>
-          <w:sz w:val="18"/>
-          <w:szCs w:val="18"/>
+          <w:highlight w:val="none"/>
+        </w:rPr>
+      </w:pPr>
+      <w:r>
+        <w:rPr>
+          <w:rFonts w:ascii="Arial" w:hAnsi="Arial" w:cs="Arial"/>
+          <w:sz w:val="18"/>
+          <w:szCs w:val="18"/>
+          <w:highlight w:val="none"/>
         </w:rPr>
         <w:t>5.2 Обязанность Заказчика по оплате считается исполненной с момента зачисления денежных средств на расчетный счет Исполнителя.</w:t>
       </w:r>
@@ -1885,13 +2058,15 @@
           <w:rFonts w:ascii="Arial" w:hAnsi="Arial" w:cs="Arial"/>
           <w:sz w:val="18"/>
           <w:szCs w:val="18"/>
-        </w:rPr>
-      </w:pPr>
-      <w:r>
-        <w:rPr>
-          <w:rFonts w:ascii="Arial" w:hAnsi="Arial" w:cs="Arial"/>
-          <w:sz w:val="18"/>
-          <w:szCs w:val="18"/>
+          <w:highlight w:val="none"/>
+        </w:rPr>
+      </w:pPr>
+      <w:r>
+        <w:rPr>
+          <w:rFonts w:ascii="Arial" w:hAnsi="Arial" w:cs="Arial"/>
+          <w:sz w:val="18"/>
+          <w:szCs w:val="18"/>
+          <w:highlight w:val="none"/>
         </w:rPr>
         <w:t>5.3 Дополнительные услуги, не входящие в согласованный объем обучения, включая проведение дополнительных сессий, актуализацию материалов сверх согласованного объёма, индивидуальные консультации и повторное обучение новых сотрудников, выполняются Исполнителем только после подписания Сторонами соответствующего Приложения (или Дополнительного соглашения), в котором определяются объем, сроки и стоимость таких услуг, и их предоплаты.</w:t>
       </w:r>
@@ -1904,13 +2079,15 @@
           <w:rFonts w:ascii="Arial" w:hAnsi="Arial" w:cs="Arial"/>
           <w:sz w:val="18"/>
           <w:szCs w:val="18"/>
-        </w:rPr>
-      </w:pPr>
-      <w:r>
-        <w:rPr>
-          <w:rFonts w:ascii="Arial" w:hAnsi="Arial" w:cs="Arial"/>
-          <w:sz w:val="18"/>
-          <w:szCs w:val="18"/>
+          <w:highlight w:val="none"/>
+        </w:rPr>
+      </w:pPr>
+      <w:r>
+        <w:rPr>
+          <w:rFonts w:ascii="Arial" w:hAnsi="Arial" w:cs="Arial"/>
+          <w:sz w:val="18"/>
+          <w:szCs w:val="18"/>
+          <w:highlight w:val="none"/>
         </w:rPr>
         <w:t>5.4 Все платежи по настоящему Договору производятся в рублях Российской Федерации.</w:t>
       </w:r>
@@ -1923,13 +2100,15 @@
           <w:rFonts w:ascii="Arial" w:hAnsi="Arial" w:cs="Arial"/>
           <w:sz w:val="18"/>
           <w:szCs w:val="18"/>
-        </w:rPr>
-      </w:pPr>
-      <w:r>
-        <w:rPr>
-          <w:rFonts w:ascii="Arial" w:hAnsi="Arial" w:cs="Arial"/>
-          <w:sz w:val="18"/>
-          <w:szCs w:val="18"/>
+          <w:highlight w:val="none"/>
+        </w:rPr>
+      </w:pPr>
+      <w:r>
+        <w:rPr>
+          <w:rFonts w:ascii="Arial" w:hAnsi="Arial" w:cs="Arial"/>
+          <w:sz w:val="18"/>
+          <w:szCs w:val="18"/>
+          <w:highlight w:val="none"/>
         </w:rPr>
         <w:t>5.5 Стоимость оказываемых Исполнителем услуг является договорной, включает все расходы Исполнителя и изменению в одностороннем порядке не подлежит. Пересмотр стоимости возможен только по взаимному письменному соглашению Сторон.</w:t>
       </w:r>
@@ -1951,6 +2130,7 @@
         <w:rPr>
           <w:rFonts w:ascii="Arial" w:hAnsi="Arial" w:cs="Arial"/>
           <w:szCs w:val="18"/>
+          <w:highlight w:val="none"/>
         </w:rPr>
       </w:pPr>
     </w:p>
@@ -1963,12 +2143,14 @@
         <w:rPr>
           <w:rFonts w:ascii="Arial" w:hAnsi="Arial" w:cs="Arial"/>
           <w:szCs w:val="18"/>
-        </w:rPr>
-      </w:pPr>
-      <w:r>
-        <w:rPr>
-          <w:rFonts w:ascii="Arial" w:hAnsi="Arial" w:cs="Arial"/>
-          <w:szCs w:val="18"/>
+          <w:highlight w:val="none"/>
+        </w:rPr>
+      </w:pPr>
+      <w:r>
+        <w:rPr>
+          <w:rFonts w:ascii="Arial" w:hAnsi="Arial" w:cs="Arial"/>
+          <w:szCs w:val="18"/>
+          <w:highlight w:val="none"/>
         </w:rPr>
         <w:t>Ответственность сторон</w:t>
       </w:r>
@@ -1985,24 +2167,27 @@
         <w:rPr>
           <w:rFonts w:ascii="Arial" w:hAnsi="Arial" w:cs="Arial"/>
           <w:szCs w:val="18"/>
-        </w:rPr>
-      </w:pPr>
-    </w:p>
-    <w:p>
-      <w:pPr>
-        <w:ind w:firstLine="624"/>
-        <w:jc w:val="both"/>
-        <w:rPr>
-          <w:rFonts w:ascii="Arial" w:hAnsi="Arial" w:cs="Arial"/>
-          <w:sz w:val="18"/>
-          <w:szCs w:val="18"/>
-        </w:rPr>
-      </w:pPr>
-      <w:r>
-        <w:rPr>
-          <w:rFonts w:ascii="Arial" w:hAnsi="Arial" w:cs="Arial"/>
-          <w:sz w:val="18"/>
-          <w:szCs w:val="18"/>
+          <w:highlight w:val="none"/>
+        </w:rPr>
+      </w:pPr>
+    </w:p>
+    <w:p>
+      <w:pPr>
+        <w:ind w:firstLine="624"/>
+        <w:jc w:val="both"/>
+        <w:rPr>
+          <w:rFonts w:ascii="Arial" w:hAnsi="Arial" w:cs="Arial"/>
+          <w:sz w:val="18"/>
+          <w:szCs w:val="18"/>
+          <w:highlight w:val="none"/>
+        </w:rPr>
+      </w:pPr>
+      <w:r>
+        <w:rPr>
+          <w:rFonts w:ascii="Arial" w:hAnsi="Arial" w:cs="Arial"/>
+          <w:sz w:val="18"/>
+          <w:szCs w:val="18"/>
+          <w:highlight w:val="none"/>
         </w:rPr>
         <w:t>6.1 Исполнитель несёт ответственность за надлежащее оказание услуг по обучению и подготовке материалов в объёме, предусмотренном Приложением.</w:t>
       </w:r>
@@ -2015,13 +2200,15 @@
           <w:rFonts w:ascii="Arial" w:hAnsi="Arial" w:cs="Arial"/>
           <w:sz w:val="18"/>
           <w:szCs w:val="18"/>
-        </w:rPr>
-      </w:pPr>
-      <w:r>
-        <w:rPr>
-          <w:rFonts w:ascii="Arial" w:hAnsi="Arial" w:cs="Arial"/>
-          <w:sz w:val="18"/>
-          <w:szCs w:val="18"/>
+          <w:highlight w:val="none"/>
+        </w:rPr>
+      </w:pPr>
+      <w:r>
+        <w:rPr>
+          <w:rFonts w:ascii="Arial" w:hAnsi="Arial" w:cs="Arial"/>
+          <w:sz w:val="18"/>
+          <w:szCs w:val="18"/>
+          <w:highlight w:val="none"/>
         </w:rPr>
         <w:t>6.2 Исполнитель не гарантирует достижение Заказчиком или его сотрудниками конкретных коммерческих результатов, навыков, показателей эффективности, полноты внедрения процессов либо качества ведения работы в системе после завершения обучения.</w:t>
       </w:r>
@@ -2034,13 +2221,15 @@
           <w:rFonts w:ascii="Arial" w:hAnsi="Arial" w:cs="Arial"/>
           <w:sz w:val="18"/>
           <w:szCs w:val="18"/>
-        </w:rPr>
-      </w:pPr>
-      <w:r>
-        <w:rPr>
-          <w:rFonts w:ascii="Arial" w:hAnsi="Arial" w:cs="Arial"/>
-          <w:sz w:val="18"/>
-          <w:szCs w:val="18"/>
+          <w:highlight w:val="none"/>
+        </w:rPr>
+      </w:pPr>
+      <w:r>
+        <w:rPr>
+          <w:rFonts w:ascii="Arial" w:hAnsi="Arial" w:cs="Arial"/>
+          <w:sz w:val="18"/>
+          <w:szCs w:val="18"/>
+          <w:highlight w:val="none"/>
         </w:rPr>
         <w:t>6.3 Основанием для оценки качества оказанных услуг является соответствие проведённых обучающих мероприятий, объёма консультаций и переданных материалов согласованной программе обучения и условиям Приложения.</w:t>
       </w:r>
@@ -2053,13 +2242,15 @@
           <w:rFonts w:ascii="Arial" w:hAnsi="Arial" w:cs="Arial"/>
           <w:sz w:val="18"/>
           <w:szCs w:val="18"/>
-        </w:rPr>
-      </w:pPr>
-      <w:r>
-        <w:rPr>
-          <w:rFonts w:ascii="Arial" w:hAnsi="Arial" w:cs="Arial"/>
-          <w:sz w:val="18"/>
-          <w:szCs w:val="18"/>
+          <w:highlight w:val="none"/>
+        </w:rPr>
+      </w:pPr>
+      <w:r>
+        <w:rPr>
+          <w:rFonts w:ascii="Arial" w:hAnsi="Arial" w:cs="Arial"/>
+          <w:sz w:val="18"/>
+          <w:szCs w:val="18"/>
+          <w:highlight w:val="none"/>
         </w:rPr>
         <w:t>6.4 Исполнитель оказывает дополнительные консультации за отдельную плату, если необходимость в них вызвана обстоятельствами, не связанными с ненадлежащим оказанием услуг Исполнителем, в том числе:</w:t>
       </w:r>
@@ -2072,13 +2263,15 @@
           <w:rFonts w:ascii="Arial" w:hAnsi="Arial" w:cs="Arial"/>
           <w:sz w:val="18"/>
           <w:szCs w:val="18"/>
-        </w:rPr>
-      </w:pPr>
-      <w:r>
-        <w:rPr>
-          <w:rFonts w:ascii="Arial" w:hAnsi="Arial" w:cs="Arial"/>
-          <w:sz w:val="18"/>
-          <w:szCs w:val="18"/>
+          <w:highlight w:val="none"/>
+        </w:rPr>
+      </w:pPr>
+      <w:r>
+        <w:rPr>
+          <w:rFonts w:ascii="Arial" w:hAnsi="Arial" w:cs="Arial"/>
+          <w:sz w:val="18"/>
+          <w:szCs w:val="18"/>
+          <w:highlight w:val="none"/>
         </w:rPr>
         <w:t>6.4.1. Неиспользованием сотрудниками Заказчика переданных рекомендаций, материалов и инструкций.</w:t>
       </w:r>
@@ -2091,13 +2284,15 @@
           <w:rFonts w:ascii="Arial" w:hAnsi="Arial" w:cs="Arial"/>
           <w:sz w:val="18"/>
           <w:szCs w:val="18"/>
-        </w:rPr>
-      </w:pPr>
-      <w:r>
-        <w:rPr>
-          <w:rFonts w:ascii="Arial" w:hAnsi="Arial" w:cs="Arial"/>
-          <w:sz w:val="18"/>
-          <w:szCs w:val="18"/>
+          <w:highlight w:val="none"/>
+        </w:rPr>
+      </w:pPr>
+      <w:r>
+        <w:rPr>
+          <w:rFonts w:ascii="Arial" w:hAnsi="Arial" w:cs="Arial"/>
+          <w:sz w:val="18"/>
+          <w:szCs w:val="18"/>
+          <w:highlight w:val="none"/>
         </w:rPr>
         <w:t>6.4.2. Изменением интерфейса, логики работы, тарифов, ограничений или функционала платформы «</w:t>
       </w:r>
@@ -2106,7 +2301,7 @@
           <w:rFonts w:ascii="Arial" w:hAnsi="Arial" w:cs="Arial"/>
           <w:sz w:val="18"/>
           <w:szCs w:val="18"/>
-          <w:highlight w:val="green"/>
+          <w:highlight w:val="none"/>
         </w:rPr>
         <w:t>Битрикс24</w:t>
       </w:r>
@@ -2115,6 +2310,7 @@
           <w:rFonts w:ascii="Arial" w:hAnsi="Arial" w:cs="Arial"/>
           <w:sz w:val="18"/>
           <w:szCs w:val="18"/>
+          <w:highlight w:val="none"/>
         </w:rPr>
         <w:t>» после проведения обучения.</w:t>
       </w:r>
@@ -2127,13 +2323,15 @@
           <w:rFonts w:ascii="Arial" w:hAnsi="Arial" w:cs="Arial"/>
           <w:sz w:val="18"/>
           <w:szCs w:val="18"/>
-        </w:rPr>
-      </w:pPr>
-      <w:r>
-        <w:rPr>
-          <w:rFonts w:ascii="Arial" w:hAnsi="Arial" w:cs="Arial"/>
-          <w:sz w:val="18"/>
-          <w:szCs w:val="18"/>
+          <w:highlight w:val="none"/>
+        </w:rPr>
+      </w:pPr>
+      <w:r>
+        <w:rPr>
+          <w:rFonts w:ascii="Arial" w:hAnsi="Arial" w:cs="Arial"/>
+          <w:sz w:val="18"/>
+          <w:szCs w:val="18"/>
+          <w:highlight w:val="none"/>
         </w:rPr>
         <w:t>6.4.3. Сбоями в работе оборудования, программного обеспечения, каналов связи, ВКС и иных сервисов, не вызванными действиями Исполнителя.</w:t>
       </w:r>
@@ -2146,13 +2344,15 @@
           <w:rFonts w:ascii="Arial" w:hAnsi="Arial" w:cs="Arial"/>
           <w:sz w:val="18"/>
           <w:szCs w:val="18"/>
-        </w:rPr>
-      </w:pPr>
-      <w:r>
-        <w:rPr>
-          <w:rFonts w:ascii="Arial" w:hAnsi="Arial" w:cs="Arial"/>
-          <w:sz w:val="18"/>
-          <w:szCs w:val="18"/>
+          <w:highlight w:val="none"/>
+        </w:rPr>
+      </w:pPr>
+      <w:r>
+        <w:rPr>
+          <w:rFonts w:ascii="Arial" w:hAnsi="Arial" w:cs="Arial"/>
+          <w:sz w:val="18"/>
+          <w:szCs w:val="18"/>
+          <w:highlight w:val="none"/>
         </w:rPr>
         <w:t>6.4.4. Непредоставлением Заказчиком доступа, данных, конфигурации системы, состава участников или рабочей среды, необходимых для оказания услуг.</w:t>
       </w:r>
@@ -2165,13 +2365,15 @@
           <w:rFonts w:ascii="Arial" w:hAnsi="Arial" w:cs="Arial"/>
           <w:sz w:val="18"/>
           <w:szCs w:val="18"/>
-        </w:rPr>
-      </w:pPr>
-      <w:r>
-        <w:rPr>
-          <w:rFonts w:ascii="Arial" w:hAnsi="Arial" w:cs="Arial"/>
-          <w:sz w:val="18"/>
-          <w:szCs w:val="18"/>
+          <w:highlight w:val="none"/>
+        </w:rPr>
+      </w:pPr>
+      <w:r>
+        <w:rPr>
+          <w:rFonts w:ascii="Arial" w:hAnsi="Arial" w:cs="Arial"/>
+          <w:sz w:val="18"/>
+          <w:szCs w:val="18"/>
+          <w:highlight w:val="none"/>
         </w:rPr>
         <w:t>6.4.5. Самостоятельным изменением настроек системы, ролей, бизнес-процессов и иных параметров Заказчиком или третьими лицами после завершения обучения.</w:t>
       </w:r>
@@ -2184,13 +2386,15 @@
           <w:rFonts w:ascii="Arial" w:hAnsi="Arial" w:cs="Arial"/>
           <w:sz w:val="18"/>
           <w:szCs w:val="18"/>
-        </w:rPr>
-      </w:pPr>
-      <w:r>
-        <w:rPr>
-          <w:rFonts w:ascii="Arial" w:hAnsi="Arial" w:cs="Arial"/>
-          <w:sz w:val="18"/>
-          <w:szCs w:val="18"/>
+          <w:highlight w:val="none"/>
+        </w:rPr>
+      </w:pPr>
+      <w:r>
+        <w:rPr>
+          <w:rFonts w:ascii="Arial" w:hAnsi="Arial" w:cs="Arial"/>
+          <w:sz w:val="18"/>
+          <w:szCs w:val="18"/>
+          <w:highlight w:val="none"/>
         </w:rPr>
         <w:t>6.5 В случае изменения конфигурации системы после завершения обучения диагностика, актуализация материалов и повторные консультации выполняются за счет Заказчика.</w:t>
       </w:r>
@@ -2203,13 +2407,15 @@
           <w:rFonts w:ascii="Arial" w:hAnsi="Arial" w:cs="Arial"/>
           <w:sz w:val="18"/>
           <w:szCs w:val="18"/>
-        </w:rPr>
-      </w:pPr>
-      <w:r>
-        <w:rPr>
-          <w:rFonts w:ascii="Arial" w:hAnsi="Arial" w:cs="Arial"/>
-          <w:sz w:val="18"/>
-          <w:szCs w:val="18"/>
+          <w:highlight w:val="none"/>
+        </w:rPr>
+      </w:pPr>
+      <w:r>
+        <w:rPr>
+          <w:rFonts w:ascii="Arial" w:hAnsi="Arial" w:cs="Arial"/>
+          <w:sz w:val="18"/>
+          <w:szCs w:val="18"/>
+          <w:highlight w:val="none"/>
         </w:rPr>
         <w:t>6.6 Исполнитель не обязан осуществлять актуализацию материалов в связи с изменением законодательства, организационной структуры или бизнес-процессов Заказчика после сдачи-приемки услуг.</w:t>
       </w:r>
@@ -2222,13 +2428,15 @@
           <w:rFonts w:ascii="Arial" w:hAnsi="Arial" w:cs="Arial"/>
           <w:sz w:val="18"/>
           <w:szCs w:val="18"/>
-        </w:rPr>
-      </w:pPr>
-      <w:r>
-        <w:rPr>
-          <w:rFonts w:ascii="Arial" w:hAnsi="Arial" w:cs="Arial"/>
-          <w:sz w:val="18"/>
-          <w:szCs w:val="18"/>
+          <w:highlight w:val="none"/>
+        </w:rPr>
+      </w:pPr>
+      <w:r>
+        <w:rPr>
+          <w:rFonts w:ascii="Arial" w:hAnsi="Arial" w:cs="Arial"/>
+          <w:sz w:val="18"/>
+          <w:szCs w:val="18"/>
+          <w:highlight w:val="none"/>
         </w:rPr>
         <w:t>6.7 За нарушение иных условий настоящего Договора стороны несут ответственность в соответствии с законодательством РФ. Размер имущественной ответственности Исполнителя ограничивается суммой фактически уплаченного Заказчиком вознаграждения по соответствующему Приложению.</w:t>
       </w:r>
@@ -2241,13 +2449,15 @@
           <w:rFonts w:ascii="Arial" w:hAnsi="Arial" w:cs="Arial"/>
           <w:sz w:val="18"/>
           <w:szCs w:val="18"/>
-        </w:rPr>
-      </w:pPr>
-      <w:r>
-        <w:rPr>
-          <w:rFonts w:ascii="Arial" w:hAnsi="Arial" w:cs="Arial"/>
-          <w:sz w:val="18"/>
-          <w:szCs w:val="18"/>
+          <w:highlight w:val="none"/>
+        </w:rPr>
+      </w:pPr>
+      <w:r>
+        <w:rPr>
+          <w:rFonts w:ascii="Arial" w:hAnsi="Arial" w:cs="Arial"/>
+          <w:sz w:val="18"/>
+          <w:szCs w:val="18"/>
+          <w:highlight w:val="none"/>
         </w:rPr>
         <w:t>6.8 Исполнитель не несёт ответственности за работу сторонних приложений, модулей, телефонии, почтовых сервисов и интеграций, если они рассматриваются только в рамках обучения и не настраиваются Исполнителем по отдельному соглашению.</w:t>
       </w:r>
@@ -2260,13 +2470,15 @@
           <w:rFonts w:ascii="Arial" w:hAnsi="Arial" w:cs="Arial"/>
           <w:sz w:val="18"/>
           <w:szCs w:val="18"/>
-        </w:rPr>
-      </w:pPr>
-      <w:r>
-        <w:rPr>
-          <w:rFonts w:ascii="Arial" w:hAnsi="Arial" w:cs="Arial"/>
-          <w:sz w:val="18"/>
-          <w:szCs w:val="18"/>
+          <w:highlight w:val="none"/>
+        </w:rPr>
+      </w:pPr>
+      <w:r>
+        <w:rPr>
+          <w:rFonts w:ascii="Arial" w:hAnsi="Arial" w:cs="Arial"/>
+          <w:sz w:val="18"/>
+          <w:szCs w:val="18"/>
+          <w:highlight w:val="none"/>
         </w:rPr>
         <w:t>В случае просрочки оплаты Исполнитель вправе продлить сроки оказания услуг на период, равный количеству дней просрочки, без необходимости оформления дополнительных соглашений.</w:t>
       </w:r>
@@ -2279,13 +2491,15 @@
           <w:rFonts w:ascii="Arial" w:hAnsi="Arial" w:cs="Arial"/>
           <w:sz w:val="18"/>
           <w:szCs w:val="18"/>
-        </w:rPr>
-      </w:pPr>
-      <w:r>
-        <w:rPr>
-          <w:rFonts w:ascii="Arial" w:hAnsi="Arial" w:cs="Arial"/>
-          <w:sz w:val="18"/>
-          <w:szCs w:val="18"/>
+          <w:highlight w:val="none"/>
+        </w:rPr>
+      </w:pPr>
+      <w:r>
+        <w:rPr>
+          <w:rFonts w:ascii="Arial" w:hAnsi="Arial" w:cs="Arial"/>
+          <w:sz w:val="18"/>
+          <w:szCs w:val="18"/>
+          <w:highlight w:val="none"/>
         </w:rPr>
         <w:t>Исполнитель не несет ответственности за невыполнение или несвоевременное выполнение обязательств, если оно вызвано действиями или бездействием Заказчика (см. п. 3.3 настоящего Договора).</w:t>
       </w:r>
@@ -2298,13 +2512,15 @@
           <w:rFonts w:ascii="Arial" w:hAnsi="Arial" w:cs="Arial"/>
           <w:sz w:val="18"/>
           <w:szCs w:val="18"/>
-        </w:rPr>
-      </w:pPr>
-      <w:r>
-        <w:rPr>
-          <w:rFonts w:ascii="Arial" w:hAnsi="Arial" w:cs="Arial"/>
-          <w:sz w:val="18"/>
-          <w:szCs w:val="18"/>
+          <w:highlight w:val="none"/>
+        </w:rPr>
+      </w:pPr>
+      <w:r>
+        <w:rPr>
+          <w:rFonts w:ascii="Arial" w:hAnsi="Arial" w:cs="Arial"/>
+          <w:sz w:val="18"/>
+          <w:szCs w:val="18"/>
+          <w:highlight w:val="none"/>
         </w:rPr>
         <w:t>Заказчик несёт ответственность за достоверность и полноту предоставленных данных, ролей, сценариев работы, доступов и материалов. Ошибки, вызванные некорректными исходными данными, не считаются недостатками оказанных услуг.</w:t>
       </w:r>
@@ -2321,6 +2537,7 @@
         <w:rPr>
           <w:rFonts w:ascii="Arial" w:hAnsi="Arial" w:cs="Arial"/>
           <w:szCs w:val="18"/>
+          <w:highlight w:val="none"/>
         </w:rPr>
       </w:pPr>
     </w:p>
@@ -2337,12 +2554,14 @@
         <w:rPr>
           <w:rFonts w:ascii="Arial" w:hAnsi="Arial" w:cs="Arial"/>
           <w:szCs w:val="18"/>
-        </w:rPr>
-      </w:pPr>
-      <w:r>
-        <w:rPr>
-          <w:rFonts w:ascii="Arial" w:hAnsi="Arial" w:cs="Arial"/>
-          <w:szCs w:val="18"/>
+          <w:highlight w:val="none"/>
+        </w:rPr>
+      </w:pPr>
+      <w:r>
+        <w:rPr>
+          <w:rFonts w:ascii="Arial" w:hAnsi="Arial" w:cs="Arial"/>
+          <w:szCs w:val="18"/>
+          <w:highlight w:val="none"/>
         </w:rPr>
         <w:t>Форс-мажор и освобождение от ответственности</w:t>
       </w:r>
@@ -2359,6 +2578,7 @@
         <w:rPr>
           <w:rFonts w:ascii="Arial" w:hAnsi="Arial" w:cs="Arial"/>
           <w:szCs w:val="18"/>
+          <w:highlight w:val="none"/>
         </w:rPr>
       </w:pPr>
     </w:p>
@@ -2378,12 +2598,14 @@
         <w:rPr>
           <w:rFonts w:ascii="Arial" w:hAnsi="Arial" w:cs="Arial"/>
           <w:szCs w:val="18"/>
-        </w:rPr>
-      </w:pPr>
-      <w:r>
-        <w:rPr>
-          <w:rFonts w:ascii="Arial" w:hAnsi="Arial" w:cs="Arial"/>
-          <w:szCs w:val="18"/>
+          <w:highlight w:val="none"/>
+        </w:rPr>
+      </w:pPr>
+      <w:r>
+        <w:rPr>
+          <w:rFonts w:ascii="Arial" w:hAnsi="Arial" w:cs="Arial"/>
+          <w:szCs w:val="18"/>
+          <w:highlight w:val="none"/>
         </w:rPr>
         <w:t>Стороны освобождаются от ответственности за частичное или полное неисполнение обязательств по настоящему Договору, если оно явилось следствием обстоятельств непреодолимой силы (форс-мажора), то есть чрезвычайных и непредотвратимых при данных условиях событий, объективно препятствующих исполнению обязательств, включая невозможность доступа к сетевым ресурсам, блокировку или ограничение работы программных продуктов и сервисов, используемых Исполнителем.</w:t>
       </w:r>
@@ -2404,12 +2626,14 @@
         <w:rPr>
           <w:rFonts w:ascii="Arial" w:hAnsi="Arial" w:cs="Arial"/>
           <w:szCs w:val="18"/>
-        </w:rPr>
-      </w:pPr>
-      <w:r>
-        <w:rPr>
-          <w:rFonts w:ascii="Arial" w:hAnsi="Arial" w:cs="Arial"/>
-          <w:szCs w:val="18"/>
+          <w:highlight w:val="none"/>
+        </w:rPr>
+      </w:pPr>
+      <w:r>
+        <w:rPr>
+          <w:rFonts w:ascii="Arial" w:hAnsi="Arial" w:cs="Arial"/>
+          <w:szCs w:val="18"/>
+          <w:highlight w:val="none"/>
         </w:rPr>
         <w:t xml:space="preserve">Под обстоятельствами непреодолимой силы Стороны понимают, в том числе, но не ограничиваясь: стихийные бедствия (землетрясения, пожары, наводнения), эпидемии, забастовки, военные действия, террористические акты, действия (бездействие) государственных органов, санкции иностранных государств, перебои в работе систем связи, энергоснабжения, дата-центров, интернет-провайдеров, сбои программных продуктов или сервисов третьих лиц (включая, но не ограничиваясь, </w:t>
       </w:r>
@@ -2417,7 +2641,7 @@
         <w:rPr>
           <w:rFonts w:ascii="Arial" w:hAnsi="Arial" w:cs="Arial"/>
           <w:szCs w:val="18"/>
-          <w:highlight w:val="green"/>
+          <w:highlight w:val="none"/>
         </w:rPr>
         <w:t>Битрикс24</w:t>
       </w:r>
@@ -2425,6 +2649,7 @@
         <w:rPr>
           <w:rFonts w:ascii="Arial" w:hAnsi="Arial" w:cs="Arial"/>
           <w:szCs w:val="18"/>
+          <w:highlight w:val="none"/>
         </w:rPr>
         <w:t>, телеком-операторов, поставщиков облачных сервисов), а также кибератаки, вирусные и DDoS-атаки.</w:t>
       </w:r>
@@ -2445,12 +2670,14 @@
         <w:rPr>
           <w:rFonts w:ascii="Arial" w:hAnsi="Arial" w:cs="Arial"/>
           <w:szCs w:val="18"/>
-        </w:rPr>
-      </w:pPr>
-      <w:r>
-        <w:rPr>
-          <w:rFonts w:ascii="Arial" w:hAnsi="Arial" w:cs="Arial"/>
-          <w:szCs w:val="18"/>
+          <w:highlight w:val="none"/>
+        </w:rPr>
+      </w:pPr>
+      <w:r>
+        <w:rPr>
+          <w:rFonts w:ascii="Arial" w:hAnsi="Arial" w:cs="Arial"/>
+          <w:szCs w:val="18"/>
+          <w:highlight w:val="none"/>
         </w:rPr>
         <w:t>Сторона, для которой создалась невозможность исполнения обязательств, обязана в течение 5 (пяти) календарных дней уведомить другую Сторону о наступлении и прекращении обстоятельств форс-мажора любым доступным способом, включая электронную почту, с последующим письменным подтверждением. Надлежащим доказательством наличия и продолжительности форс-мажора являются справки Торгово-промышленной палаты РФ, а также документы уполномоченных органов (в том числе Минцифры, Роскомнадзора, операторов связи и дата-центров).</w:t>
       </w:r>
@@ -2471,12 +2698,14 @@
         <w:rPr>
           <w:rFonts w:ascii="Arial" w:hAnsi="Arial" w:cs="Arial"/>
           <w:szCs w:val="18"/>
-        </w:rPr>
-      </w:pPr>
-      <w:r>
-        <w:rPr>
-          <w:rFonts w:ascii="Arial" w:hAnsi="Arial" w:cs="Arial"/>
-          <w:szCs w:val="18"/>
+          <w:highlight w:val="none"/>
+        </w:rPr>
+      </w:pPr>
+      <w:r>
+        <w:rPr>
+          <w:rFonts w:ascii="Arial" w:hAnsi="Arial" w:cs="Arial"/>
+          <w:szCs w:val="18"/>
+          <w:highlight w:val="none"/>
         </w:rPr>
         <w:t>На период действия обстоятельств непреодолимой силы обязательства Сторон приостанавливаются без применения санкций за неисполнение. Сроки исполнения обязательств продлеваются автоматически на период действия форс-мажора и разумный срок для устранения последствий. Оплата, произведённая до наступления обстоятельств непреодолимой силы, возврату не подлежит, а работы возобновляются после устранения препятствий. Обстоятельства непреодолимой силы не освобождают Заказчика от оплаты услуг, оказанных до их наступления.</w:t>
       </w:r>
@@ -2497,6 +2726,7 @@
         <w:rPr>
           <w:rFonts w:ascii="Arial" w:hAnsi="Arial" w:cs="Arial"/>
           <w:szCs w:val="18"/>
+          <w:highlight w:val="none"/>
         </w:rPr>
       </w:pPr>
     </w:p>
@@ -2513,12 +2743,14 @@
         <w:rPr>
           <w:rFonts w:ascii="Arial" w:hAnsi="Arial" w:cs="Arial"/>
           <w:szCs w:val="18"/>
-        </w:rPr>
-      </w:pPr>
-      <w:r>
-        <w:rPr>
-          <w:rFonts w:ascii="Arial" w:hAnsi="Arial" w:cs="Arial"/>
-          <w:szCs w:val="18"/>
+          <w:highlight w:val="none"/>
+        </w:rPr>
+      </w:pPr>
+      <w:r>
+        <w:rPr>
+          <w:rFonts w:ascii="Arial" w:hAnsi="Arial" w:cs="Arial"/>
+          <w:szCs w:val="18"/>
+          <w:highlight w:val="none"/>
         </w:rPr>
         <w:t>Порядок решения споров</w:t>
       </w:r>
@@ -2535,6 +2767,7 @@
         <w:rPr>
           <w:rFonts w:ascii="Arial" w:hAnsi="Arial" w:cs="Arial"/>
           <w:szCs w:val="18"/>
+          <w:highlight w:val="none"/>
         </w:rPr>
       </w:pPr>
     </w:p>
@@ -2554,12 +2787,14 @@
         <w:rPr>
           <w:rFonts w:ascii="Arial" w:hAnsi="Arial" w:cs="Arial"/>
           <w:szCs w:val="18"/>
-        </w:rPr>
-      </w:pPr>
-      <w:r>
-        <w:rPr>
-          <w:rFonts w:ascii="Arial" w:hAnsi="Arial" w:cs="Arial"/>
-          <w:szCs w:val="18"/>
+          <w:highlight w:val="none"/>
+        </w:rPr>
+      </w:pPr>
+      <w:r>
+        <w:rPr>
+          <w:rFonts w:ascii="Arial" w:hAnsi="Arial" w:cs="Arial"/>
+          <w:szCs w:val="18"/>
+          <w:highlight w:val="none"/>
         </w:rPr>
         <w:t>Стороны обязуются принимать все возможные меры к урегулированию споров, возникающих из настоящего Договора или в связи с ним, путем переговоров. Устанавливается обязательный претензионный порядок урегулирования спора. Претензия направляется другой Стороне заказным письмом, курьером или электронным письмом на адрес, указанный в настоящем Договоре. Сторона, получившая претензию, обязана рассмотреть её и направить письменный ответ в течение 10 (десяти) календарных дней со дня получения. Отсутствие ответа в указанный срок рассматривается как отказ от удовлетворения претензии, и претензионный порядок считается соблюденным.</w:t>
       </w:r>
@@ -2580,12 +2815,14 @@
         <w:rPr>
           <w:rFonts w:ascii="Arial" w:hAnsi="Arial" w:cs="Arial"/>
           <w:szCs w:val="18"/>
-        </w:rPr>
-      </w:pPr>
-      <w:r>
-        <w:rPr>
-          <w:rFonts w:ascii="Arial" w:hAnsi="Arial" w:cs="Arial"/>
-          <w:szCs w:val="18"/>
+          <w:highlight w:val="none"/>
+        </w:rPr>
+      </w:pPr>
+      <w:r>
+        <w:rPr>
+          <w:rFonts w:ascii="Arial" w:hAnsi="Arial" w:cs="Arial"/>
+          <w:szCs w:val="18"/>
+          <w:highlight w:val="none"/>
         </w:rPr>
         <w:t>В случае, если Стороны не смогут прийти к соглашению, все споры и разногласия, возникающие из настоящего Договора или в связи с ним, подлежат рассмотрению в Арбитражном суде по месту нахождения Исполнителя.</w:t>
       </w:r>
@@ -2606,6 +2843,7 @@
         <w:rPr>
           <w:rFonts w:ascii="Arial" w:hAnsi="Arial" w:cs="Arial"/>
           <w:szCs w:val="18"/>
+          <w:highlight w:val="none"/>
         </w:rPr>
       </w:pPr>
     </w:p>
@@ -2622,12 +2860,14 @@
         <w:rPr>
           <w:rFonts w:ascii="Arial" w:hAnsi="Arial" w:cs="Arial"/>
           <w:szCs w:val="18"/>
-        </w:rPr>
-      </w:pPr>
-      <w:r>
-        <w:rPr>
-          <w:rFonts w:ascii="Arial" w:hAnsi="Arial" w:cs="Arial"/>
-          <w:szCs w:val="18"/>
+          <w:highlight w:val="none"/>
+        </w:rPr>
+      </w:pPr>
+      <w:r>
+        <w:rPr>
+          <w:rFonts w:ascii="Arial" w:hAnsi="Arial" w:cs="Arial"/>
+          <w:szCs w:val="18"/>
+          <w:highlight w:val="none"/>
         </w:rPr>
         <w:t>Расторжение договора</w:t>
       </w:r>
@@ -2644,24 +2884,27 @@
         <w:rPr>
           <w:rFonts w:ascii="Arial" w:hAnsi="Arial" w:cs="Arial"/>
           <w:szCs w:val="18"/>
-        </w:rPr>
-      </w:pPr>
-    </w:p>
-    <w:p>
-      <w:pPr>
-        <w:ind w:firstLine="624"/>
-        <w:jc w:val="both"/>
-        <w:rPr>
-          <w:rFonts w:ascii="Arial" w:hAnsi="Arial" w:cs="Arial"/>
-          <w:sz w:val="18"/>
-          <w:szCs w:val="18"/>
-        </w:rPr>
-      </w:pPr>
-      <w:r>
-        <w:rPr>
-          <w:rFonts w:ascii="Arial" w:hAnsi="Arial" w:cs="Arial"/>
-          <w:sz w:val="18"/>
-          <w:szCs w:val="18"/>
+          <w:highlight w:val="none"/>
+        </w:rPr>
+      </w:pPr>
+    </w:p>
+    <w:p>
+      <w:pPr>
+        <w:ind w:firstLine="624"/>
+        <w:jc w:val="both"/>
+        <w:rPr>
+          <w:rFonts w:ascii="Arial" w:hAnsi="Arial" w:cs="Arial"/>
+          <w:sz w:val="18"/>
+          <w:szCs w:val="18"/>
+          <w:highlight w:val="none"/>
+        </w:rPr>
+      </w:pPr>
+      <w:r>
+        <w:rPr>
+          <w:rFonts w:ascii="Arial" w:hAnsi="Arial" w:cs="Arial"/>
+          <w:sz w:val="18"/>
+          <w:szCs w:val="18"/>
+          <w:highlight w:val="none"/>
         </w:rPr>
         <w:t>9.1 Настоящий Договор может быть расторгнут в любой момент по взаимному письменному согласию Сторон. В этом случае Стороны составляют двусторонний акт сверки и Акт сдачи-приемки оказанных услуг, подтверждающий объем и стоимость фактически оказанных услуг. Неоплаченные услуги подлежат оплате Заказчиком в течение 5 (пяти) рабочих дней.</w:t>
       </w:r>
@@ -2674,13 +2917,15 @@
           <w:rFonts w:ascii="Arial" w:hAnsi="Arial" w:cs="Arial"/>
           <w:sz w:val="18"/>
           <w:szCs w:val="18"/>
-        </w:rPr>
-      </w:pPr>
-      <w:r>
-        <w:rPr>
-          <w:rFonts w:ascii="Arial" w:hAnsi="Arial" w:cs="Arial"/>
-          <w:sz w:val="18"/>
-          <w:szCs w:val="18"/>
+          <w:highlight w:val="none"/>
+        </w:rPr>
+      </w:pPr>
+      <w:r>
+        <w:rPr>
+          <w:rFonts w:ascii="Arial" w:hAnsi="Arial" w:cs="Arial"/>
+          <w:sz w:val="18"/>
+          <w:szCs w:val="18"/>
+          <w:highlight w:val="none"/>
         </w:rPr>
         <w:t>9.2 В случае нарушения Заказчиком своих обязательств, включая, но не ограничиваясь, непредоставлением информации, материалов, доступов, согласований, состава участников, необходимых для оказания услуг, Исполнитель вправе расторгнуть договор в одностороннем порядке, предупредив Заказчика за 10 (десять) календарных дней до даты расторжения.</w:t>
       </w:r>
@@ -2693,13 +2938,15 @@
           <w:rFonts w:ascii="Arial" w:hAnsi="Arial" w:cs="Arial"/>
           <w:sz w:val="18"/>
           <w:szCs w:val="18"/>
-        </w:rPr>
-      </w:pPr>
-      <w:r>
-        <w:rPr>
-          <w:rFonts w:ascii="Arial" w:hAnsi="Arial" w:cs="Arial"/>
-          <w:sz w:val="18"/>
-          <w:szCs w:val="18"/>
+          <w:highlight w:val="none"/>
+        </w:rPr>
+      </w:pPr>
+      <w:r>
+        <w:rPr>
+          <w:rFonts w:ascii="Arial" w:hAnsi="Arial" w:cs="Arial"/>
+          <w:sz w:val="18"/>
+          <w:szCs w:val="18"/>
+          <w:highlight w:val="none"/>
         </w:rPr>
         <w:t>9.3 Заказчик вправе до завершения оказания услуг отказаться от исполнения настоящего Договора, уведомив Исполнителя письменно не менее чем за 10 (десять) календарных дней до даты расторжения. В этом случае услуги по Договору считаются оказанными в части фактически выполненного объёма, а Заказчик обязан оплатить Исполнителю стоимость проведённых сессий, подготовленных материалов и иных фактически оказанных услуг.</w:t>
       </w:r>
@@ -2720,6 +2967,7 @@
         <w:rPr>
           <w:rFonts w:ascii="Arial" w:hAnsi="Arial" w:cs="Arial"/>
           <w:szCs w:val="18"/>
+          <w:highlight w:val="none"/>
         </w:rPr>
       </w:pPr>
     </w:p>
@@ -2736,12 +2984,14 @@
         <w:rPr>
           <w:rFonts w:ascii="Arial" w:hAnsi="Arial" w:cs="Arial"/>
           <w:szCs w:val="18"/>
-        </w:rPr>
-      </w:pPr>
-      <w:r>
-        <w:rPr>
-          <w:rFonts w:ascii="Arial" w:hAnsi="Arial" w:cs="Arial"/>
-          <w:szCs w:val="18"/>
+          <w:highlight w:val="none"/>
+        </w:rPr>
+      </w:pPr>
+      <w:r>
+        <w:rPr>
+          <w:rFonts w:ascii="Arial" w:hAnsi="Arial" w:cs="Arial"/>
+          <w:szCs w:val="18"/>
+          <w:highlight w:val="none"/>
         </w:rPr>
         <w:t>Срок и порядок действия Договора</w:t>
       </w:r>
@@ -2759,24 +3009,27 @@
         <w:rPr>
           <w:rFonts w:ascii="Arial" w:hAnsi="Arial" w:cs="Arial"/>
           <w:szCs w:val="18"/>
-        </w:rPr>
-      </w:pPr>
-    </w:p>
-    <w:p>
-      <w:pPr>
-        <w:ind w:firstLine="624"/>
-        <w:jc w:val="both"/>
-        <w:rPr>
-          <w:rFonts w:ascii="Arial" w:hAnsi="Arial" w:cs="Arial"/>
-          <w:sz w:val="18"/>
-          <w:szCs w:val="18"/>
-        </w:rPr>
-      </w:pPr>
-      <w:r>
-        <w:rPr>
-          <w:rFonts w:ascii="Arial" w:hAnsi="Arial" w:cs="Arial"/>
-          <w:sz w:val="18"/>
-          <w:szCs w:val="18"/>
+          <w:highlight w:val="none"/>
+        </w:rPr>
+      </w:pPr>
+    </w:p>
+    <w:p>
+      <w:pPr>
+        <w:ind w:firstLine="624"/>
+        <w:jc w:val="both"/>
+        <w:rPr>
+          <w:rFonts w:ascii="Arial" w:hAnsi="Arial" w:cs="Arial"/>
+          <w:sz w:val="18"/>
+          <w:szCs w:val="18"/>
+          <w:highlight w:val="none"/>
+        </w:rPr>
+      </w:pPr>
+      <w:r>
+        <w:rPr>
+          <w:rFonts w:ascii="Arial" w:hAnsi="Arial" w:cs="Arial"/>
+          <w:sz w:val="18"/>
+          <w:szCs w:val="18"/>
+          <w:highlight w:val="none"/>
         </w:rPr>
         <w:t>10.1 Настоящий Договор вступает в силу с момента его подписания Сторонами и действует до полного исполнения обязательств Сторонами.</w:t>
       </w:r>
@@ -2789,13 +3042,15 @@
           <w:rFonts w:ascii="Arial" w:hAnsi="Arial" w:cs="Arial"/>
           <w:sz w:val="18"/>
           <w:szCs w:val="18"/>
-        </w:rPr>
-      </w:pPr>
-      <w:r>
-        <w:rPr>
-          <w:rFonts w:ascii="Arial" w:hAnsi="Arial" w:cs="Arial"/>
-          <w:sz w:val="18"/>
-          <w:szCs w:val="18"/>
+          <w:highlight w:val="none"/>
+        </w:rPr>
+      </w:pPr>
+      <w:r>
+        <w:rPr>
+          <w:rFonts w:ascii="Arial" w:hAnsi="Arial" w:cs="Arial"/>
+          <w:sz w:val="18"/>
+          <w:szCs w:val="18"/>
+          <w:highlight w:val="none"/>
         </w:rPr>
         <w:t>10.2 Окончание срока действия настоящего Договора не освобождает Стороны от ответственности за нарушения или ненадлежащее исполнение обязательств, возникших в период его действия, включая обязательства по оплате и конфиденциальности. Все обязательства Сторон по оплате оказанных услуг должны быть исполнены в полном объёме.</w:t>
       </w:r>
@@ -2808,13 +3063,15 @@
           <w:rFonts w:ascii="Arial" w:hAnsi="Arial" w:cs="Arial"/>
           <w:sz w:val="18"/>
           <w:szCs w:val="18"/>
-        </w:rPr>
-      </w:pPr>
-      <w:r>
-        <w:rPr>
-          <w:rFonts w:ascii="Arial" w:hAnsi="Arial" w:cs="Arial"/>
-          <w:sz w:val="18"/>
-          <w:szCs w:val="18"/>
+          <w:highlight w:val="none"/>
+        </w:rPr>
+      </w:pPr>
+      <w:r>
+        <w:rPr>
+          <w:rFonts w:ascii="Arial" w:hAnsi="Arial" w:cs="Arial"/>
+          <w:sz w:val="18"/>
+          <w:szCs w:val="18"/>
+          <w:highlight w:val="none"/>
         </w:rPr>
         <w:t>10.3 При наличии промежуточных сроков оказания услуг они определяются и согласовываются Сторонами в соответствующих Приложениях, графиках, планах или программах обучения, являющихся неотъемлемой частью настоящего Договора.</w:t>
       </w:r>
@@ -2831,6 +3088,7 @@
         <w:rPr>
           <w:rFonts w:ascii="Arial" w:hAnsi="Arial" w:cs="Arial"/>
           <w:szCs w:val="18"/>
+          <w:highlight w:val="none"/>
         </w:rPr>
       </w:pPr>
     </w:p>
@@ -2847,12 +3105,14 @@
         <w:rPr>
           <w:rFonts w:ascii="Arial" w:hAnsi="Arial" w:cs="Arial"/>
           <w:szCs w:val="18"/>
-        </w:rPr>
-      </w:pPr>
-      <w:r>
-        <w:rPr>
-          <w:rFonts w:ascii="Arial" w:hAnsi="Arial" w:cs="Arial"/>
-          <w:szCs w:val="18"/>
+          <w:highlight w:val="none"/>
+        </w:rPr>
+      </w:pPr>
+      <w:r>
+        <w:rPr>
+          <w:rFonts w:ascii="Arial" w:hAnsi="Arial" w:cs="Arial"/>
+          <w:szCs w:val="18"/>
+          <w:highlight w:val="none"/>
         </w:rPr>
         <w:t>Особые условия</w:t>
       </w:r>
@@ -2869,24 +3129,27 @@
         <w:rPr>
           <w:rFonts w:ascii="Arial" w:hAnsi="Arial" w:cs="Arial"/>
           <w:szCs w:val="18"/>
-        </w:rPr>
-      </w:pPr>
-    </w:p>
-    <w:p>
-      <w:pPr>
-        <w:ind w:firstLine="624"/>
-        <w:jc w:val="both"/>
-        <w:rPr>
-          <w:rFonts w:ascii="Arial" w:hAnsi="Arial" w:cs="Arial"/>
-          <w:sz w:val="18"/>
-          <w:szCs w:val="18"/>
-        </w:rPr>
-      </w:pPr>
-      <w:r>
-        <w:rPr>
-          <w:rFonts w:ascii="Arial" w:hAnsi="Arial" w:cs="Arial"/>
-          <w:sz w:val="18"/>
-          <w:szCs w:val="18"/>
+          <w:highlight w:val="none"/>
+        </w:rPr>
+      </w:pPr>
+    </w:p>
+    <w:p>
+      <w:pPr>
+        <w:ind w:firstLine="624"/>
+        <w:jc w:val="both"/>
+        <w:rPr>
+          <w:rFonts w:ascii="Arial" w:hAnsi="Arial" w:cs="Arial"/>
+          <w:sz w:val="18"/>
+          <w:szCs w:val="18"/>
+          <w:highlight w:val="none"/>
+        </w:rPr>
+      </w:pPr>
+      <w:r>
+        <w:rPr>
+          <w:rFonts w:ascii="Arial" w:hAnsi="Arial" w:cs="Arial"/>
+          <w:sz w:val="18"/>
+          <w:szCs w:val="18"/>
+          <w:highlight w:val="none"/>
         </w:rPr>
         <w:t>11.1 Настоящий Договор составлен в двух экземплярах, имеющих одинаковую юридическую силу, по одному экземпляру для каждой из Сторон. Документы, направленные через системы электронного документооборота, приравниваются к оригиналам на бумажном носителе. Все изменения и/или дополнения к Договору действительны при условии их письменного оформления и подписания уполномоченными представителями Сторон.</w:t>
       </w:r>
@@ -2899,32 +3162,36 @@
           <w:rFonts w:ascii="Arial" w:hAnsi="Arial" w:cs="Arial"/>
           <w:sz w:val="18"/>
           <w:szCs w:val="18"/>
-        </w:rPr>
-      </w:pPr>
-      <w:r>
-        <w:rPr>
-          <w:rFonts w:ascii="Arial" w:hAnsi="Arial" w:cs="Arial"/>
-          <w:sz w:val="18"/>
-          <w:szCs w:val="18"/>
-        </w:rPr>
-        <w:t>11.2 Установление Заказчиком (или аффилированными с ним лицами) трудовых либо гражданско-правовых отношений с сотрудником Исполнителя, участвовавшим в оказании услуг по настоящему Договору, в течение срока его действия и в течение 12 (двенадцати) месяцев после его прекращения, рассматривается как оказание Исполнителю возмездной услуги по подбору персонала. Стоимость такой услуги составляет {{staff_hiring_penalty_amount}} ({{staff_hiring_penalty_amount_text}}) рублей за каждого привлечённого сотрудника.</w:t>
-      </w:r>
-    </w:p>
-    <w:p>
-      <w:pPr>
-        <w:ind w:firstLine="624"/>
-        <w:jc w:val="both"/>
-        <w:rPr>
-          <w:rFonts w:ascii="Arial" w:hAnsi="Arial" w:cs="Arial"/>
-          <w:sz w:val="18"/>
-          <w:szCs w:val="18"/>
-        </w:rPr>
-      </w:pPr>
-      <w:r>
-        <w:rPr>
-          <w:rFonts w:ascii="Arial" w:hAnsi="Arial" w:cs="Arial"/>
-          <w:sz w:val="18"/>
-          <w:szCs w:val="18"/>
+          <w:highlight w:val="none"/>
+        </w:rPr>
+      </w:pPr>
+      <w:r>
+        <w:rPr>
+          <w:rFonts w:ascii="Arial" w:hAnsi="Arial" w:cs="Arial"/>
+          <w:sz w:val="18"/>
+          <w:szCs w:val="18"/>
+          <w:highlight w:val="none"/>
+        </w:rPr>
+        <w:t>11.2 Установление Заказчиком (или аффилированными с ним лицами) трудовых либо гражданско-правовых отношений с сотрудником Исполнителя, участвовавшим в оказании услуг по настоящему Договору, в течение срока его действия и в течение 12 (двенадцати) месяцев после его прекращения, рассматривается как оказание Исполнителю возмездной услуги по подбору персонала. Стоимость такой услуги составляет {{staff_hiring_penalty_amount}} ({{staff_hiring_penalty_amount_text}}) за каждого привлечённого сотрудника.</w:t>
+      </w:r>
+    </w:p>
+    <w:p>
+      <w:pPr>
+        <w:ind w:firstLine="624"/>
+        <w:jc w:val="both"/>
+        <w:rPr>
+          <w:rFonts w:ascii="Arial" w:hAnsi="Arial" w:cs="Arial"/>
+          <w:sz w:val="18"/>
+          <w:szCs w:val="18"/>
+          <w:highlight w:val="none"/>
+        </w:rPr>
+      </w:pPr>
+      <w:r>
+        <w:rPr>
+          <w:rFonts w:ascii="Arial" w:hAnsi="Arial" w:cs="Arial"/>
+          <w:sz w:val="18"/>
+          <w:szCs w:val="18"/>
+          <w:highlight w:val="none"/>
         </w:rPr>
         <w:t>11.3 В случае изменения любых данных, указанных в разделе 14 настоящего Договора, Сторона обязана уведомить об этом другую Сторону в течение 3 (трёх) рабочих дней с момента изменения. До получения такого уведомления другая Сторона вправе считать все ранее предоставленные реквизиты действующими, и риск последствий их использования несёт неуведомившая Сторона.</w:t>
       </w:r>
@@ -2937,13 +3204,15 @@
           <w:rFonts w:ascii="Arial" w:hAnsi="Arial" w:cs="Arial"/>
           <w:sz w:val="18"/>
           <w:szCs w:val="18"/>
-        </w:rPr>
-      </w:pPr>
-      <w:r>
-        <w:rPr>
-          <w:rFonts w:ascii="Arial" w:hAnsi="Arial" w:cs="Arial"/>
-          <w:sz w:val="18"/>
-          <w:szCs w:val="18"/>
+          <w:highlight w:val="none"/>
+        </w:rPr>
+      </w:pPr>
+      <w:r>
+        <w:rPr>
+          <w:rFonts w:ascii="Arial" w:hAnsi="Arial" w:cs="Arial"/>
+          <w:sz w:val="18"/>
+          <w:szCs w:val="18"/>
+          <w:highlight w:val="none"/>
         </w:rPr>
         <w:t>11.4 Изменение состава обучаемых ролей, объема программы, количества сессий, формата обучения и состава материалов, влияющее на сроки или стоимость услуг, подлежит отдельному письменному согласованию Сторон.</w:t>
       </w:r>
@@ -2956,13 +3225,15 @@
           <w:rFonts w:ascii="Arial" w:hAnsi="Arial" w:cs="Arial"/>
           <w:sz w:val="18"/>
           <w:szCs w:val="18"/>
-        </w:rPr>
-      </w:pPr>
-      <w:r>
-        <w:rPr>
-          <w:rFonts w:ascii="Arial" w:hAnsi="Arial" w:cs="Arial"/>
-          <w:sz w:val="18"/>
-          <w:szCs w:val="18"/>
+          <w:highlight w:val="none"/>
+        </w:rPr>
+      </w:pPr>
+      <w:r>
+        <w:rPr>
+          <w:rFonts w:ascii="Arial" w:hAnsi="Arial" w:cs="Arial"/>
+          <w:sz w:val="18"/>
+          <w:szCs w:val="18"/>
+          <w:highlight w:val="none"/>
         </w:rPr>
         <w:t>11.5 При исполнении обязательств по настоящему Договору в части, неурегулированной его условиями, Стороны руководствуются действующим законодательством Российской Федерации.</w:t>
       </w:r>
@@ -2983,6 +3254,7 @@
         <w:rPr>
           <w:rFonts w:ascii="Arial" w:hAnsi="Arial" w:cs="Arial"/>
           <w:szCs w:val="18"/>
+          <w:highlight w:val="none"/>
         </w:rPr>
       </w:pPr>
     </w:p>
@@ -2999,12 +3271,14 @@
         <w:rPr>
           <w:rFonts w:ascii="Arial" w:hAnsi="Arial" w:cs="Arial"/>
           <w:szCs w:val="18"/>
-        </w:rPr>
-      </w:pPr>
-      <w:r>
-        <w:rPr>
-          <w:rFonts w:ascii="Arial" w:hAnsi="Arial" w:cs="Arial"/>
-          <w:szCs w:val="18"/>
+          <w:highlight w:val="none"/>
+        </w:rPr>
+      </w:pPr>
+      <w:r>
+        <w:rPr>
+          <w:rFonts w:ascii="Arial" w:hAnsi="Arial" w:cs="Arial"/>
+          <w:szCs w:val="18"/>
+          <w:highlight w:val="none"/>
         </w:rPr>
         <w:t>Права на объекты интеллектуальной собственности</w:t>
       </w:r>
@@ -3021,24 +3295,27 @@
         <w:rPr>
           <w:rFonts w:ascii="Arial" w:hAnsi="Arial" w:cs="Arial"/>
           <w:szCs w:val="18"/>
-        </w:rPr>
-      </w:pPr>
-    </w:p>
-    <w:p>
-      <w:pPr>
-        <w:ind w:firstLine="624"/>
-        <w:jc w:val="both"/>
-        <w:rPr>
-          <w:rFonts w:ascii="Arial" w:hAnsi="Arial" w:cs="Arial"/>
-          <w:sz w:val="18"/>
-          <w:szCs w:val="18"/>
-        </w:rPr>
-      </w:pPr>
-      <w:r>
-        <w:rPr>
-          <w:rFonts w:ascii="Arial" w:hAnsi="Arial" w:cs="Arial"/>
-          <w:sz w:val="18"/>
-          <w:szCs w:val="18"/>
+          <w:highlight w:val="none"/>
+        </w:rPr>
+      </w:pPr>
+    </w:p>
+    <w:p>
+      <w:pPr>
+        <w:ind w:firstLine="624"/>
+        <w:jc w:val="both"/>
+        <w:rPr>
+          <w:rFonts w:ascii="Arial" w:hAnsi="Arial" w:cs="Arial"/>
+          <w:sz w:val="18"/>
+          <w:szCs w:val="18"/>
+          <w:highlight w:val="none"/>
+        </w:rPr>
+      </w:pPr>
+      <w:r>
+        <w:rPr>
+          <w:rFonts w:ascii="Arial" w:hAnsi="Arial" w:cs="Arial"/>
+          <w:sz w:val="18"/>
+          <w:szCs w:val="18"/>
+          <w:highlight w:val="none"/>
         </w:rPr>
         <w:t>12.1 Все исключительные права на результаты интеллектуальной деятельности, созданные Исполнителем в процессе исполнения настоящего Договора (включая методические материалы, инструкции, презентации, схемы, шаблоны, памятки, чек-листы, записи встреч и иные результаты), принадлежат Исполнителю в полном объёме без ограничения сроков и территорий.</w:t>
       </w:r>
@@ -3051,13 +3328,15 @@
           <w:rFonts w:ascii="Arial" w:hAnsi="Arial" w:cs="Arial"/>
           <w:sz w:val="18"/>
           <w:szCs w:val="18"/>
-        </w:rPr>
-      </w:pPr>
-      <w:r>
-        <w:rPr>
-          <w:rFonts w:ascii="Arial" w:hAnsi="Arial" w:cs="Arial"/>
-          <w:sz w:val="18"/>
-          <w:szCs w:val="18"/>
+          <w:highlight w:val="none"/>
+        </w:rPr>
+      </w:pPr>
+      <w:r>
+        <w:rPr>
+          <w:rFonts w:ascii="Arial" w:hAnsi="Arial" w:cs="Arial"/>
+          <w:sz w:val="18"/>
+          <w:szCs w:val="18"/>
+          <w:highlight w:val="none"/>
         </w:rPr>
         <w:t>12.2 В случае расторжения Договора по инициативе и/или по вине Заказчика до подписания Акта сдачи-приемки услуг, все созданные результаты интеллектуальной деятельности, включая промежуточные материалы, программы обучения, черновики, презентации, схемы и инструкции, остаются собственностью Исполнителя. Заказчику могут быть переданы только те материалы, стоимость которых фактически оплачена.</w:t>
       </w:r>
@@ -3070,13 +3349,15 @@
           <w:rFonts w:ascii="Arial" w:hAnsi="Arial" w:cs="Arial"/>
           <w:sz w:val="18"/>
           <w:szCs w:val="18"/>
-        </w:rPr>
-      </w:pPr>
-      <w:r>
-        <w:rPr>
-          <w:rFonts w:ascii="Arial" w:hAnsi="Arial" w:cs="Arial"/>
-          <w:sz w:val="18"/>
-          <w:szCs w:val="18"/>
+          <w:highlight w:val="none"/>
+        </w:rPr>
+      </w:pPr>
+      <w:r>
+        <w:rPr>
+          <w:rFonts w:ascii="Arial" w:hAnsi="Arial" w:cs="Arial"/>
+          <w:sz w:val="18"/>
+          <w:szCs w:val="18"/>
+          <w:highlight w:val="none"/>
         </w:rPr>
         <w:t>12.3 Программное обеспечение, модули, библиотеки, SDK, API и иные объекты интеллектуальной собственности, принадлежащие Исполнителю или третьим лицам и используемые в качестве примеров, не передаются Заказчику. Заказчик получает ограниченное право использования только переданных обучающих материалов исключительно для внутренних нужд.</w:t>
       </w:r>
@@ -3089,13 +3370,15 @@
           <w:rFonts w:ascii="Arial" w:hAnsi="Arial" w:cs="Arial"/>
           <w:sz w:val="18"/>
           <w:szCs w:val="18"/>
-        </w:rPr>
-      </w:pPr>
-      <w:r>
-        <w:rPr>
-          <w:rFonts w:ascii="Arial" w:hAnsi="Arial" w:cs="Arial"/>
-          <w:sz w:val="18"/>
-          <w:szCs w:val="18"/>
+          <w:highlight w:val="none"/>
+        </w:rPr>
+      </w:pPr>
+      <w:r>
+        <w:rPr>
+          <w:rFonts w:ascii="Arial" w:hAnsi="Arial" w:cs="Arial"/>
+          <w:sz w:val="18"/>
+          <w:szCs w:val="18"/>
+          <w:highlight w:val="none"/>
         </w:rPr>
         <w:t>12.4 Исполнитель имеет право, как в ходе исполнения услуг по Договору, так и после его окончания, использовать в своей исследовательской, методической, образовательной и иной законной деятельности собственные подходы, методики, шаблоны, формы и форматы, не содержащие конфиденциальной информации Заказчика.</w:t>
       </w:r>
@@ -3108,13 +3391,15 @@
           <w:rFonts w:ascii="Arial" w:hAnsi="Arial" w:cs="Arial"/>
           <w:sz w:val="18"/>
           <w:szCs w:val="18"/>
-        </w:rPr>
-      </w:pPr>
-      <w:r>
-        <w:rPr>
-          <w:rFonts w:ascii="Arial" w:hAnsi="Arial" w:cs="Arial"/>
-          <w:sz w:val="18"/>
-          <w:szCs w:val="18"/>
+          <w:highlight w:val="none"/>
+        </w:rPr>
+      </w:pPr>
+      <w:r>
+        <w:rPr>
+          <w:rFonts w:ascii="Arial" w:hAnsi="Arial" w:cs="Arial"/>
+          <w:sz w:val="18"/>
+          <w:szCs w:val="18"/>
+          <w:highlight w:val="none"/>
         </w:rPr>
         <w:t>12.5 Исполнитель вправе размещать сведения о выполненных услугах (наименование проекта, логотип Заказчика, описание задачи и результата) в своём портфолио и на сайте только без раскрытия конфиденциальной информации и при наличии согласия Заказчика.</w:t>
       </w:r>
@@ -3135,6 +3420,7 @@
         <w:rPr>
           <w:rFonts w:ascii="Arial" w:hAnsi="Arial" w:cs="Arial"/>
           <w:szCs w:val="18"/>
+          <w:highlight w:val="none"/>
         </w:rPr>
       </w:pPr>
     </w:p>
@@ -3151,12 +3437,14 @@
         <w:rPr>
           <w:rFonts w:ascii="Arial" w:hAnsi="Arial" w:cs="Arial"/>
           <w:szCs w:val="18"/>
-        </w:rPr>
-      </w:pPr>
-      <w:r>
-        <w:rPr>
-          <w:rFonts w:ascii="Arial" w:hAnsi="Arial" w:cs="Arial"/>
-          <w:szCs w:val="18"/>
+          <w:highlight w:val="none"/>
+        </w:rPr>
+      </w:pPr>
+      <w:r>
+        <w:rPr>
+          <w:rFonts w:ascii="Arial" w:hAnsi="Arial" w:cs="Arial"/>
+          <w:szCs w:val="18"/>
+          <w:highlight w:val="none"/>
         </w:rPr>
         <w:t>Заключительные положения</w:t>
       </w:r>
@@ -3173,24 +3461,27 @@
         <w:rPr>
           <w:rFonts w:ascii="Arial" w:hAnsi="Arial" w:cs="Arial"/>
           <w:szCs w:val="18"/>
-        </w:rPr>
-      </w:pPr>
-    </w:p>
-    <w:p>
-      <w:pPr>
-        <w:ind w:firstLine="624"/>
-        <w:jc w:val="both"/>
-        <w:rPr>
-          <w:rFonts w:ascii="Arial" w:hAnsi="Arial" w:cs="Arial"/>
-          <w:sz w:val="18"/>
-          <w:szCs w:val="18"/>
-        </w:rPr>
-      </w:pPr>
-      <w:r>
-        <w:rPr>
-          <w:rFonts w:ascii="Arial" w:hAnsi="Arial" w:cs="Arial"/>
-          <w:sz w:val="18"/>
-          <w:szCs w:val="18"/>
+          <w:highlight w:val="none"/>
+        </w:rPr>
+      </w:pPr>
+    </w:p>
+    <w:p>
+      <w:pPr>
+        <w:ind w:firstLine="624"/>
+        <w:jc w:val="both"/>
+        <w:rPr>
+          <w:rFonts w:ascii="Arial" w:hAnsi="Arial" w:cs="Arial"/>
+          <w:sz w:val="18"/>
+          <w:szCs w:val="18"/>
+          <w:highlight w:val="none"/>
+        </w:rPr>
+      </w:pPr>
+      <w:r>
+        <w:rPr>
+          <w:rFonts w:ascii="Arial" w:hAnsi="Arial" w:cs="Arial"/>
+          <w:sz w:val="18"/>
+          <w:szCs w:val="18"/>
+          <w:highlight w:val="none"/>
         </w:rPr>
         <w:t>13. 1 Настоящий Договор составлен в двух подлинных экземплярах, имеющих одинаковую юридическую силу, по одному экземпляру для каждой из Сторон. Подписанные сканированные копии Договора и приложений, направленные по электронной почте, а также документы, подписанные усиленной квалифицированной электронной подписью, признаются Сторонами равнозначными оригиналам до момента обмена бумажными экземплярами, если такой обмен требуется.</w:t>
       </w:r>
@@ -3203,13 +3494,15 @@
           <w:rFonts w:ascii="Arial" w:hAnsi="Arial" w:cs="Arial"/>
           <w:sz w:val="18"/>
           <w:szCs w:val="18"/>
-        </w:rPr>
-      </w:pPr>
-      <w:r>
-        <w:rPr>
-          <w:rFonts w:ascii="Arial" w:hAnsi="Arial" w:cs="Arial"/>
-          <w:sz w:val="18"/>
-          <w:szCs w:val="18"/>
+          <w:highlight w:val="none"/>
+        </w:rPr>
+      </w:pPr>
+      <w:r>
+        <w:rPr>
+          <w:rFonts w:ascii="Arial" w:hAnsi="Arial" w:cs="Arial"/>
+          <w:sz w:val="18"/>
+          <w:szCs w:val="18"/>
+          <w:highlight w:val="none"/>
         </w:rPr>
         <w:t>13.2 Любые исправления, изменения и дополнения к настоящему Договору и его Приложениям допускаются только по взаимному согласию Сторон и оформляются в письменной форме в виде Дополнительного соглашения, подписанного уполномоченными представителями Сторон. Допускается подписание таких документов посредством ЭДО или обмена скан-копиями до передачи оригиналов</w:t>
       </w:r>
@@ -3220,13 +3513,15 @@
           <w:rFonts w:ascii="Arial" w:hAnsi="Arial" w:cs="Arial"/>
           <w:sz w:val="18"/>
           <w:szCs w:val="18"/>
-        </w:rPr>
-      </w:pPr>
-      <w:r>
-        <w:rPr>
-          <w:rFonts w:ascii="Arial" w:hAnsi="Arial" w:cs="Arial"/>
-          <w:sz w:val="18"/>
-          <w:szCs w:val="18"/>
+          <w:highlight w:val="none"/>
+        </w:rPr>
+      </w:pPr>
+      <w:r>
+        <w:rPr>
+          <w:rFonts w:ascii="Arial" w:hAnsi="Arial" w:cs="Arial"/>
+          <w:sz w:val="18"/>
+          <w:szCs w:val="18"/>
+          <w:highlight w:val="none"/>
         </w:rPr>
         <w:br w:type="page"/>
       </w:r>
@@ -3243,12 +3538,14 @@
         <w:rPr>
           <w:rFonts w:ascii="Arial" w:hAnsi="Arial" w:cs="Arial"/>
           <w:szCs w:val="18"/>
-        </w:rPr>
-      </w:pPr>
-      <w:r>
-        <w:rPr>
-          <w:rFonts w:ascii="Arial" w:hAnsi="Arial" w:cs="Arial"/>
-          <w:szCs w:val="18"/>
+          <w:highlight w:val="none"/>
+        </w:rPr>
+      </w:pPr>
+      <w:r>
+        <w:rPr>
+          <w:rFonts w:ascii="Arial" w:hAnsi="Arial" w:cs="Arial"/>
+          <w:szCs w:val="18"/>
+          <w:highlight w:val="none"/>
         </w:rPr>
         <w:t>Адреса и реквизиты Сторон</w:t>
       </w:r>
@@ -3261,6 +3558,7 @@
           <w:rFonts w:ascii="Arial" w:hAnsi="Arial" w:eastAsia="Times New Roman" w:cs="Arial"/>
           <w:sz w:val="18"/>
           <w:szCs w:val="18"/>
+          <w:highlight w:val="none"/>
         </w:rPr>
       </w:pPr>
     </w:p>
@@ -3272,6 +3570,7 @@
           <w:rFonts w:ascii="Arial" w:hAnsi="Arial" w:cs="Arial"/>
           <w:sz w:val="18"/>
           <w:szCs w:val="18"/>
+          <w:highlight w:val="none"/>
         </w:rPr>
       </w:pPr>
     </w:p>
@@ -3331,6 +3630,7 @@
                 <w:color w:val="000000"/>
                 <w:sz w:val="18"/>
                 <w:szCs w:val="18"/>
+                <w:highlight w:val="none"/>
                 <w:lang w:val="ru-RU" w:bidi="en-US"/>
               </w:rPr>
             </w:pPr>
@@ -3339,6 +3639,7 @@
                 <w:rFonts w:eastAsiaTheme="majorEastAsia"/>
                 <w:sz w:val="22"/>
                 <w:szCs w:val="22"/>
+                <w:highlight w:val="none"/>
                 <w:lang w:val="en-US" w:bidi="en-US"/>
               </w:rPr>
               <w:t>ЗАКАЗЧИК</w:t>
@@ -3353,6 +3654,7 @@
                 <w:color w:val="000000"/>
                 <w:sz w:val="18"/>
                 <w:szCs w:val="18"/>
+                <w:highlight w:val="none"/>
                 <w:lang w:val="ru-RU" w:bidi="en-US"/>
               </w:rPr>
             </w:pPr>
@@ -3366,6 +3668,7 @@
                 <w:bCs/>
                 <w:sz w:val="18"/>
                 <w:szCs w:val="18"/>
+                <w:highlight w:val="none"/>
                 <w:lang w:val="ru-RU" w:bidi="en-US"/>
               </w:rPr>
             </w:pPr>
@@ -3379,7 +3682,7 @@
                 <w:bCs/>
                 <w:sz w:val="18"/>
                 <w:szCs w:val="18"/>
-                <w:highlight w:val="yellow"/>
+                <w:highlight w:val="none"/>
                 <w:lang w:val="ru-RU" w:bidi="en-US"/>
               </w:rPr>
             </w:pPr>
@@ -3388,7 +3691,7 @@
                 <w:rFonts w:eastAsiaTheme="majorEastAsia"/>
                 <w:sz w:val="22"/>
                 <w:szCs w:val="22"/>
-                <w:highlight w:val="yellow"/>
+                <w:highlight w:val="none"/>
                 <w:lang w:val="en-US" w:bidi="en-US"/>
               </w:rPr>
               <w:t>{{client_name}}</w:t>
@@ -3403,7 +3706,7 @@
                 <w:bCs/>
                 <w:sz w:val="18"/>
                 <w:szCs w:val="18"/>
-                <w:highlight w:val="yellow"/>
+                <w:highlight w:val="none"/>
                 <w:lang w:val="ru-RU" w:bidi="en-US"/>
               </w:rPr>
             </w:pPr>
@@ -3412,6 +3715,7 @@
                 <w:rFonts w:eastAsiaTheme="majorEastAsia"/>
                 <w:sz w:val="22"/>
                 <w:szCs w:val="22"/>
+                <w:highlight w:val="none"/>
                 <w:lang w:val="en-US" w:bidi="en-US"/>
               </w:rPr>
               <w:t xml:space="preserve">ИНН: </w:t>
@@ -3421,7 +3725,7 @@
                 <w:rFonts w:eastAsiaTheme="majorEastAsia"/>
                 <w:sz w:val="22"/>
                 <w:szCs w:val="22"/>
-                <w:highlight w:val="yellow"/>
+                <w:highlight w:val="none"/>
                 <w:lang w:val="en-US" w:bidi="en-US"/>
               </w:rPr>
               <w:t>{{client_inn}}</w:t>
@@ -3439,19 +3743,20 @@
                 <w:bCs/>
                 <w:sz w:val="18"/>
                 <w:szCs w:val="18"/>
-                <w:highlight w:val="yellow"/>
+                <w:highlight w:val="none"/>
                 <w:lang w:val="ru-RU"/>
               </w:rPr>
             </w:pPr>
             <w:r>
               <w:rPr>
+                <w:highlight w:val="none"/>
                 <w:lang w:val="en-US"/>
               </w:rPr>
               <w:t xml:space="preserve">КПП: </w:t>
             </w:r>
             <w:r>
               <w:rPr>
-                <w:highlight w:val="yellow"/>
+                <w:highlight w:val="none"/>
                 <w:lang w:val="en-US"/>
               </w:rPr>
               <w:t>{{client_kpp}}</w:t>
@@ -3466,7 +3771,7 @@
                 <w:bCs/>
                 <w:sz w:val="18"/>
                 <w:szCs w:val="18"/>
-                <w:highlight w:val="yellow"/>
+                <w:highlight w:val="none"/>
                 <w:lang w:val="ru-RU" w:bidi="en-US"/>
               </w:rPr>
             </w:pPr>
@@ -3475,6 +3780,7 @@
                 <w:rFonts w:eastAsiaTheme="majorEastAsia"/>
                 <w:sz w:val="22"/>
                 <w:szCs w:val="22"/>
+                <w:highlight w:val="none"/>
                 <w:lang w:val="en-US" w:bidi="en-US"/>
               </w:rPr>
               <w:t xml:space="preserve">ОГРН: </w:t>
@@ -3484,7 +3790,7 @@
                 <w:rFonts w:eastAsiaTheme="majorEastAsia"/>
                 <w:sz w:val="22"/>
                 <w:szCs w:val="22"/>
-                <w:highlight w:val="yellow"/>
+                <w:highlight w:val="none"/>
                 <w:lang w:val="en-US" w:bidi="en-US"/>
               </w:rPr>
               <w:t>{{client_ogrn}}</w:t>
@@ -3499,7 +3805,7 @@
                 <w:bCs/>
                 <w:sz w:val="18"/>
                 <w:szCs w:val="18"/>
-                <w:highlight w:val="yellow"/>
+                <w:highlight w:val="none"/>
                 <w:lang w:val="ru-RU" w:bidi="en-US"/>
               </w:rPr>
             </w:pPr>
@@ -3508,6 +3814,7 @@
                 <w:rFonts w:eastAsiaTheme="majorEastAsia"/>
                 <w:sz w:val="22"/>
                 <w:szCs w:val="22"/>
+                <w:highlight w:val="none"/>
                 <w:lang w:val="en-US" w:bidi="en-US"/>
               </w:rPr>
               <w:t xml:space="preserve">Юридический адрес: </w:t>
@@ -3517,7 +3824,7 @@
                 <w:rFonts w:eastAsiaTheme="majorEastAsia"/>
                 <w:sz w:val="22"/>
                 <w:szCs w:val="22"/>
-                <w:highlight w:val="yellow"/>
+                <w:highlight w:val="none"/>
                 <w:lang w:val="en-US" w:bidi="en-US"/>
               </w:rPr>
               <w:t>{{client_legal_address}}</w:t>
@@ -3532,7 +3839,7 @@
                 <w:bCs/>
                 <w:sz w:val="18"/>
                 <w:szCs w:val="18"/>
-                <w:highlight w:val="yellow"/>
+                <w:highlight w:val="none"/>
                 <w:lang w:val="ru-RU" w:bidi="en-US"/>
               </w:rPr>
             </w:pPr>
@@ -3541,6 +3848,7 @@
                 <w:rFonts w:eastAsiaTheme="majorEastAsia"/>
                 <w:sz w:val="22"/>
                 <w:szCs w:val="22"/>
+                <w:highlight w:val="none"/>
                 <w:lang w:val="en-US" w:bidi="en-US"/>
               </w:rPr>
               <w:t xml:space="preserve">Почтовый адрес: </w:t>
@@ -3550,7 +3858,7 @@
                 <w:rFonts w:eastAsiaTheme="majorEastAsia"/>
                 <w:sz w:val="22"/>
                 <w:szCs w:val="22"/>
-                <w:highlight w:val="yellow"/>
+                <w:highlight w:val="none"/>
                 <w:lang w:val="en-US" w:bidi="en-US"/>
               </w:rPr>
               <w:t>{{client_postal_address}}</w:t>
@@ -3564,7 +3872,7 @@
                 <w:rFonts w:ascii="Arial" w:hAnsi="Arial" w:cs="Arial" w:eastAsiaTheme="majorEastAsia"/>
                 <w:sz w:val="18"/>
                 <w:szCs w:val="18"/>
-                <w:highlight w:val="yellow"/>
+                <w:highlight w:val="none"/>
                 <w:lang w:val="ru-RU" w:bidi="en-US"/>
               </w:rPr>
             </w:pPr>
@@ -3573,6 +3881,7 @@
                 <w:rFonts w:eastAsiaTheme="majorEastAsia"/>
                 <w:sz w:val="22"/>
                 <w:szCs w:val="22"/>
+                <w:highlight w:val="none"/>
                 <w:lang w:val="en-US" w:bidi="en-US"/>
               </w:rPr>
               <w:t xml:space="preserve">Реквизиты: </w:t>
@@ -3582,7 +3891,7 @@
                 <w:rFonts w:eastAsiaTheme="majorEastAsia"/>
                 <w:sz w:val="22"/>
                 <w:szCs w:val="22"/>
-                <w:highlight w:val="yellow"/>
+                <w:highlight w:val="none"/>
                 <w:lang w:val="en-US" w:bidi="en-US"/>
               </w:rPr>
               <w:t>{{client_bank_name}}</w:t>
@@ -3597,7 +3906,7 @@
                 <w:bCs/>
                 <w:sz w:val="18"/>
                 <w:szCs w:val="18"/>
-                <w:highlight w:val="yellow"/>
+                <w:highlight w:val="none"/>
                 <w:lang w:val="ru-RU" w:bidi="en-US"/>
               </w:rPr>
             </w:pPr>
@@ -3606,6 +3915,7 @@
                 <w:rFonts w:eastAsiaTheme="majorEastAsia"/>
                 <w:sz w:val="22"/>
                 <w:szCs w:val="22"/>
+                <w:highlight w:val="none"/>
                 <w:lang w:val="en-US" w:bidi="en-US"/>
               </w:rPr>
               <w:t xml:space="preserve">Номер счета: </w:t>
@@ -3615,7 +3925,7 @@
                 <w:rFonts w:eastAsiaTheme="majorEastAsia"/>
                 <w:sz w:val="22"/>
                 <w:szCs w:val="22"/>
-                <w:highlight w:val="yellow"/>
+                <w:highlight w:val="none"/>
                 <w:lang w:val="en-US" w:bidi="en-US"/>
               </w:rPr>
               <w:t>{{client_bank_account}}</w:t>
@@ -3630,6 +3940,7 @@
                 <w:bCs/>
                 <w:sz w:val="18"/>
                 <w:szCs w:val="18"/>
+                <w:highlight w:val="none"/>
                 <w:lang w:val="ru-RU" w:bidi="en-US"/>
               </w:rPr>
             </w:pPr>
@@ -3638,6 +3949,7 @@
                 <w:rFonts w:eastAsiaTheme="majorEastAsia"/>
                 <w:sz w:val="22"/>
                 <w:szCs w:val="22"/>
+                <w:highlight w:val="none"/>
                 <w:lang w:val="en-US" w:bidi="en-US"/>
               </w:rPr>
               <w:t xml:space="preserve">БИК: </w:t>
@@ -3647,7 +3959,7 @@
                 <w:rFonts w:eastAsiaTheme="majorEastAsia"/>
                 <w:sz w:val="22"/>
                 <w:szCs w:val="22"/>
-                <w:highlight w:val="yellow"/>
+                <w:highlight w:val="none"/>
                 <w:lang w:val="en-US" w:bidi="en-US"/>
               </w:rPr>
               <w:t>{{client_bik}}</w:t>
@@ -3661,6 +3973,7 @@
                 <w:rFonts w:ascii="Arial" w:hAnsi="Arial" w:cs="Arial" w:eastAsiaTheme="majorEastAsia"/>
                 <w:sz w:val="18"/>
                 <w:szCs w:val="18"/>
+                <w:highlight w:val="none"/>
                 <w:lang w:val="ru-RU" w:bidi="en-US"/>
               </w:rPr>
             </w:pPr>
@@ -3669,6 +3982,7 @@
                 <w:rFonts w:eastAsiaTheme="majorEastAsia"/>
                 <w:sz w:val="22"/>
                 <w:szCs w:val="22"/>
+                <w:highlight w:val="none"/>
                 <w:lang w:val="en-US" w:bidi="en-US"/>
               </w:rPr>
               <w:t xml:space="preserve">К/с: </w:t>
@@ -3678,7 +3992,7 @@
                 <w:rFonts w:eastAsiaTheme="majorEastAsia"/>
                 <w:sz w:val="22"/>
                 <w:szCs w:val="22"/>
-                <w:highlight w:val="yellow"/>
+                <w:highlight w:val="none"/>
                 <w:lang w:val="en-US" w:bidi="en-US"/>
               </w:rPr>
               <w:t>{{client_correspondent_account}}</w:t>
@@ -3698,6 +4012,7 @@
                 <w:b/>
                 <w:sz w:val="18"/>
                 <w:szCs w:val="18"/>
+                <w:highlight w:val="none"/>
                 <w:lang w:val="ru-RU" w:bidi="en-US"/>
               </w:rPr>
             </w:pPr>
@@ -3707,6 +4022,7 @@
                 <w:b/>
                 <w:sz w:val="18"/>
                 <w:szCs w:val="18"/>
+                <w:highlight w:val="none"/>
                 <w:lang w:val="ru-RU" w:bidi="en-US"/>
               </w:rPr>
               <w:t>ИСПОЛНИТЕЛЬ</w:t>
@@ -3721,6 +4037,7 @@
                 <w:bCs/>
                 <w:sz w:val="18"/>
                 <w:szCs w:val="18"/>
+                <w:highlight w:val="none"/>
                 <w:lang w:val="ru-RU" w:bidi="en-US"/>
               </w:rPr>
             </w:pPr>
@@ -3734,6 +4051,7 @@
                 <w:bCs/>
                 <w:sz w:val="18"/>
                 <w:szCs w:val="18"/>
+                <w:highlight w:val="none"/>
                 <w:lang w:val="ru-RU" w:bidi="en-US"/>
               </w:rPr>
             </w:pPr>
@@ -3747,6 +4065,7 @@
                 <w:bCs/>
                 <w:sz w:val="18"/>
                 <w:szCs w:val="18"/>
+                <w:highlight w:val="none"/>
                 <w:lang w:val="ru-RU" w:bidi="en-US"/>
               </w:rPr>
             </w:pPr>
@@ -3756,6 +4075,7 @@
                 <w:bCs/>
                 <w:sz w:val="18"/>
                 <w:szCs w:val="18"/>
+                <w:highlight w:val="none"/>
                 <w:lang w:val="ru-RU" w:bidi="en-US"/>
               </w:rPr>
               <w:t>ООО "</w:t>
@@ -3765,6 +4085,7 @@
                 <w:rFonts w:ascii="Arial" w:hAnsi="Arial" w:cs="Arial" w:eastAsiaTheme="majorEastAsia"/>
                 <w:sz w:val="18"/>
                 <w:szCs w:val="18"/>
+                <w:highlight w:val="none"/>
                 <w:lang w:val="ru-RU" w:bidi="en-US"/>
               </w:rPr>
               <w:t xml:space="preserve"> Юнитех</w:t>
@@ -3775,6 +4096,7 @@
                 <w:bCs/>
                 <w:sz w:val="18"/>
                 <w:szCs w:val="18"/>
+                <w:highlight w:val="none"/>
                 <w:lang w:val="ru-RU" w:bidi="en-US"/>
               </w:rPr>
               <w:t xml:space="preserve"> "</w:t>
@@ -3789,6 +4111,7 @@
                 <w:bCs/>
                 <w:sz w:val="18"/>
                 <w:szCs w:val="18"/>
+                <w:highlight w:val="none"/>
                 <w:lang w:val="ru-RU" w:bidi="en-US"/>
               </w:rPr>
             </w:pPr>
@@ -3798,6 +4121,7 @@
                 <w:bCs/>
                 <w:sz w:val="18"/>
                 <w:szCs w:val="18"/>
+                <w:highlight w:val="none"/>
                 <w:lang w:val="ru-RU" w:bidi="en-US"/>
               </w:rPr>
               <w:t xml:space="preserve">ОГРНИП </w:t>
@@ -3807,6 +4131,7 @@
                 <w:rFonts w:ascii="Arial" w:hAnsi="Arial" w:cs="Arial" w:eastAsiaTheme="majorEastAsia"/>
                 <w:sz w:val="18"/>
                 <w:szCs w:val="18"/>
+                <w:highlight w:val="none"/>
                 <w:lang w:val="ru-RU" w:bidi="en-US"/>
               </w:rPr>
               <w:t>1225800010468</w:t>
@@ -3822,6 +4147,7 @@
                 <w:rFonts w:ascii="Arial" w:hAnsi="Arial" w:cs="Arial"/>
                 <w:sz w:val="18"/>
                 <w:szCs w:val="18"/>
+                <w:highlight w:val="none"/>
                 <w:lang w:val="ru-RU"/>
               </w:rPr>
             </w:pPr>
@@ -3830,6 +4156,7 @@
                 <w:rFonts w:ascii="Arial" w:hAnsi="Arial" w:cs="Arial"/>
                 <w:sz w:val="18"/>
                 <w:szCs w:val="18"/>
+                <w:highlight w:val="none"/>
                 <w:lang w:val="ru-RU"/>
               </w:rPr>
               <w:t>ИНН 5836899414 / КПП 583601001</w:t>
@@ -3843,6 +4170,7 @@
                 <w:rFonts w:ascii="Arial" w:hAnsi="Arial" w:cs="Arial" w:eastAsiaTheme="majorEastAsia"/>
                 <w:sz w:val="18"/>
                 <w:szCs w:val="18"/>
+                <w:highlight w:val="none"/>
                 <w:lang w:val="ru-RU" w:bidi="en-US"/>
               </w:rPr>
             </w:pPr>
@@ -3852,17 +4180,27 @@
                 <w:bCs/>
                 <w:sz w:val="18"/>
                 <w:szCs w:val="18"/>
+                <w:highlight w:val="none"/>
                 <w:lang w:val="ru-RU" w:bidi="en-US"/>
               </w:rPr>
               <w:t xml:space="preserve">Юр. адрес: </w:t>
             </w:r>
             <w:r>
+              <w:rPr>
+                <w:highlight w:val="none"/>
+              </w:rPr>
               <w:fldChar w:fldCharType="begin"/>
             </w:r>
             <w:r>
+              <w:rPr>
+                <w:highlight w:val="none"/>
+              </w:rPr>
               <w:instrText xml:space="preserve"> HYPERLINK "https://yandex.ru/maps/?source=exp-counterparty_entity&amp;text=440026,%20%D0%9F%D0%B5%D0%BD%D0%B7%D0%B5%D0%BD%D1%81%D0%BA%D0%B0%D1%8F%20%D0%BE%D0%B1%D0%BB%D0%B0%D1%81%D1%82%D1%8C,%20%D0%B3.%D0%BE.%20%D0%93%D0%BE%D1%80%D0%BE%D0%B4%20%D0%9F%D0%B5%D0%BD%D0%B7%D0%B0,%20%D0%B3%20%D0%9F%D0%B5%D0%BD%D0%B7%D0%B0,%20%D1%83%D0%BB%20%D0%92%D0%BE%D0%BB%D0%BE%D0%B4%D0%B0%D1%80%D1%81%D0%BA%D0%BE%D0%B3%D0%BE,%20%D1%81%D1%82%D1%80.%2020" \t "_blank" </w:instrText>
             </w:r>
             <w:r>
+              <w:rPr>
+                <w:highlight w:val="none"/>
+              </w:rPr>
               <w:fldChar w:fldCharType="separate"/>
             </w:r>
             <w:r>
@@ -3870,6 +4208,7 @@
                 <w:rFonts w:ascii="Arial" w:hAnsi="Arial" w:cs="Arial" w:eastAsiaTheme="majorEastAsia"/>
                 <w:sz w:val="18"/>
                 <w:szCs w:val="18"/>
+                <w:highlight w:val="none"/>
                 <w:lang w:val="ru-RU" w:bidi="en-US"/>
               </w:rPr>
               <w:t>440026, Пензенская</w:t>
@@ -3879,6 +4218,7 @@
                 <w:rFonts w:ascii="Arial" w:hAnsi="Arial" w:cs="Arial" w:eastAsiaTheme="majorEastAsia"/>
                 <w:sz w:val="18"/>
                 <w:szCs w:val="18"/>
+                <w:highlight w:val="none"/>
                 <w:lang w:val="ru-RU" w:bidi="en-US"/>
               </w:rPr>
               <w:fldChar w:fldCharType="end"/>
@@ -3888,6 +4228,7 @@
                 <w:rFonts w:ascii="Arial" w:hAnsi="Arial" w:cs="Arial" w:eastAsiaTheme="majorEastAsia"/>
                 <w:sz w:val="18"/>
                 <w:szCs w:val="18"/>
+                <w:highlight w:val="none"/>
                 <w:lang w:val="ru-RU" w:bidi="en-US"/>
               </w:rPr>
               <w:t xml:space="preserve"> область, ул. Московская, д. 27, офис 402</w:t>
@@ -3902,6 +4243,7 @@
                 <w:bCs/>
                 <w:sz w:val="18"/>
                 <w:szCs w:val="18"/>
+                <w:highlight w:val="none"/>
                 <w:lang w:val="ru-RU" w:bidi="en-US"/>
               </w:rPr>
             </w:pPr>
@@ -3911,17 +4253,27 @@
                 <w:bCs/>
                 <w:sz w:val="18"/>
                 <w:szCs w:val="18"/>
+                <w:highlight w:val="none"/>
                 <w:lang w:val="ru-RU" w:bidi="en-US"/>
               </w:rPr>
               <w:t xml:space="preserve">Факт. адрес: </w:t>
             </w:r>
             <w:r>
+              <w:rPr>
+                <w:highlight w:val="none"/>
+              </w:rPr>
               <w:fldChar w:fldCharType="begin"/>
             </w:r>
             <w:r>
+              <w:rPr>
+                <w:highlight w:val="none"/>
+              </w:rPr>
               <w:instrText xml:space="preserve"> HYPERLINK "https://yandex.ru/maps/?source=exp-counterparty_entity&amp;text=440026,%20%D0%9F%D0%B5%D0%BD%D0%B7%D0%B5%D0%BD%D1%81%D0%BA%D0%B0%D1%8F%20%D0%BE%D0%B1%D0%BB%D0%B0%D1%81%D1%82%D1%8C,%20%D0%B3.%D0%BE.%20%D0%93%D0%BE%D1%80%D0%BE%D0%B4%20%D0%9F%D0%B5%D0%BD%D0%B7%D0%B0,%20%D0%B3%20%D0%9F%D0%B5%D0%BD%D0%B7%D0%B0,%20%D1%83%D0%BB%20%D0%92%D0%BE%D0%BB%D0%BE%D0%B4%D0%B0%D1%80%D1%81%D0%BA%D0%BE%D0%B3%D0%BE,%20%D1%81%D1%82%D1%80.%2020" \t "_blank" </w:instrText>
             </w:r>
             <w:r>
+              <w:rPr>
+                <w:highlight w:val="none"/>
+              </w:rPr>
               <w:fldChar w:fldCharType="separate"/>
             </w:r>
             <w:r>
@@ -3929,6 +4281,7 @@
                 <w:rFonts w:ascii="Arial" w:hAnsi="Arial" w:cs="Arial" w:eastAsiaTheme="majorEastAsia"/>
                 <w:sz w:val="18"/>
                 <w:szCs w:val="18"/>
+                <w:highlight w:val="none"/>
                 <w:lang w:val="ru-RU" w:bidi="en-US"/>
               </w:rPr>
               <w:t>440026, Пензенская</w:t>
@@ -3938,6 +4291,7 @@
                 <w:rFonts w:ascii="Arial" w:hAnsi="Arial" w:cs="Arial" w:eastAsiaTheme="majorEastAsia"/>
                 <w:sz w:val="18"/>
                 <w:szCs w:val="18"/>
+                <w:highlight w:val="none"/>
                 <w:lang w:val="ru-RU" w:bidi="en-US"/>
               </w:rPr>
               <w:fldChar w:fldCharType="end"/>
@@ -3947,6 +4301,7 @@
                 <w:rFonts w:ascii="Arial" w:hAnsi="Arial" w:cs="Arial" w:eastAsiaTheme="majorEastAsia"/>
                 <w:sz w:val="18"/>
                 <w:szCs w:val="18"/>
+                <w:highlight w:val="none"/>
                 <w:lang w:val="ru-RU" w:bidi="en-US"/>
               </w:rPr>
               <w:t xml:space="preserve"> область, ул. Московская, д. 27, офис 402</w:t>
@@ -3961,6 +4316,7 @@
                 <w:bCs/>
                 <w:sz w:val="18"/>
                 <w:szCs w:val="18"/>
+                <w:highlight w:val="none"/>
                 <w:lang w:val="ru-RU" w:bidi="en-US"/>
               </w:rPr>
             </w:pPr>
@@ -3970,6 +4326,7 @@
                 <w:bCs/>
                 <w:sz w:val="18"/>
                 <w:szCs w:val="18"/>
+                <w:highlight w:val="none"/>
                 <w:lang w:val="ru-RU" w:bidi="en-US"/>
               </w:rPr>
               <w:t xml:space="preserve">Р/с </w:t>
@@ -3979,6 +4336,7 @@
                 <w:rFonts w:ascii="Arial" w:hAnsi="Arial" w:cs="Arial" w:eastAsiaTheme="majorEastAsia"/>
                 <w:sz w:val="18"/>
                 <w:szCs w:val="18"/>
+                <w:highlight w:val="none"/>
                 <w:lang w:val="ru-RU" w:bidi="en-US"/>
               </w:rPr>
               <w:t>40702810629840000432</w:t>
@@ -3993,6 +4351,7 @@
                 <w:bCs/>
                 <w:sz w:val="18"/>
                 <w:szCs w:val="18"/>
+                <w:highlight w:val="none"/>
                 <w:lang w:val="ru-RU" w:bidi="en-US"/>
               </w:rPr>
             </w:pPr>
@@ -4002,6 +4361,7 @@
                 <w:bCs/>
                 <w:sz w:val="18"/>
                 <w:szCs w:val="18"/>
+                <w:highlight w:val="none"/>
                 <w:lang w:val="ru-RU" w:bidi="en-US"/>
               </w:rPr>
               <w:t xml:space="preserve">в </w:t>
@@ -4011,6 +4371,7 @@
                 <w:rFonts w:ascii="Arial" w:hAnsi="Arial" w:cs="Arial" w:eastAsiaTheme="majorEastAsia"/>
                 <w:sz w:val="18"/>
                 <w:szCs w:val="18"/>
+                <w:highlight w:val="none"/>
                 <w:lang w:val="ru-RU" w:bidi="en-US"/>
               </w:rPr>
               <w:t>ФИЛИАЛ «НИЖЕГОРОДСКИЙ» АО «АЛЬФА-БАНК»</w:t>
@@ -4025,6 +4386,7 @@
                 <w:bCs/>
                 <w:sz w:val="18"/>
                 <w:szCs w:val="18"/>
+                <w:highlight w:val="none"/>
                 <w:lang w:val="en-US" w:bidi="en-US"/>
               </w:rPr>
             </w:pPr>
@@ -4034,6 +4396,7 @@
                 <w:bCs/>
                 <w:sz w:val="18"/>
                 <w:szCs w:val="18"/>
+                <w:highlight w:val="none"/>
                 <w:lang w:val="en-US" w:bidi="en-US"/>
               </w:rPr>
               <w:t xml:space="preserve">К/с </w:t>
@@ -4043,6 +4406,7 @@
                 <w:rFonts w:ascii="Arial" w:hAnsi="Arial" w:cs="Arial" w:eastAsiaTheme="majorEastAsia"/>
                 <w:sz w:val="18"/>
                 <w:szCs w:val="18"/>
+                <w:highlight w:val="none"/>
                 <w:lang w:val="en-US" w:bidi="en-US"/>
               </w:rPr>
               <w:t>30101810200000000824</w:t>
@@ -4056,6 +4420,7 @@
                 <w:rFonts w:ascii="Arial" w:hAnsi="Arial" w:cs="Arial" w:eastAsiaTheme="majorEastAsia"/>
                 <w:sz w:val="18"/>
                 <w:szCs w:val="18"/>
+                <w:highlight w:val="none"/>
                 <w:lang w:val="en-US" w:bidi="en-US"/>
               </w:rPr>
             </w:pPr>
@@ -4065,6 +4430,7 @@
                 <w:bCs/>
                 <w:sz w:val="18"/>
                 <w:szCs w:val="18"/>
+                <w:highlight w:val="none"/>
                 <w:lang w:val="en-US" w:bidi="en-US"/>
               </w:rPr>
               <w:t xml:space="preserve">БИК </w:t>
@@ -4074,6 +4440,7 @@
                 <w:rFonts w:ascii="Arial" w:hAnsi="Arial" w:cs="Arial" w:eastAsiaTheme="majorEastAsia"/>
                 <w:sz w:val="18"/>
                 <w:szCs w:val="18"/>
+                <w:highlight w:val="none"/>
                 <w:lang w:val="en-US" w:bidi="en-US"/>
               </w:rPr>
               <w:t>042202824</w:t>
@@ -4111,6 +4478,7 @@
                 <w:color w:val="000000"/>
                 <w:sz w:val="18"/>
                 <w:szCs w:val="18"/>
+                <w:highlight w:val="none"/>
                 <w:lang w:val="ru-RU" w:bidi="en-US"/>
               </w:rPr>
             </w:pPr>
@@ -4123,6 +4491,7 @@
                 <w:rFonts w:ascii="Arial" w:hAnsi="Arial" w:eastAsia="Times New Roman" w:cs="Arial"/>
                 <w:sz w:val="18"/>
                 <w:szCs w:val="18"/>
+                <w:highlight w:val="none"/>
                 <w:lang w:val="ru-RU" w:bidi="en-US"/>
               </w:rPr>
             </w:pPr>
@@ -4131,6 +4500,7 @@
                 <w:rFonts w:eastAsiaTheme="majorEastAsia"/>
                 <w:sz w:val="22"/>
                 <w:szCs w:val="22"/>
+                <w:highlight w:val="none"/>
                 <w:lang w:val="en-US" w:bidi="en-US"/>
               </w:rPr>
               <w:t>От Заказчика:</w:t>
@@ -4144,6 +4514,7 @@
                 <w:rFonts w:ascii="Arial" w:hAnsi="Arial" w:eastAsia="Times New Roman" w:cs="Arial"/>
                 <w:sz w:val="18"/>
                 <w:szCs w:val="18"/>
+                <w:highlight w:val="none"/>
                 <w:lang w:val="ru-RU" w:bidi="en-US"/>
               </w:rPr>
             </w:pPr>
@@ -4157,6 +4528,7 @@
                 <w:color w:val="000000"/>
                 <w:sz w:val="18"/>
                 <w:szCs w:val="18"/>
+                <w:highlight w:val="none"/>
                 <w:lang w:val="ru-RU" w:bidi="en-US"/>
               </w:rPr>
             </w:pPr>
@@ -4169,6 +4541,7 @@
                 <w:rFonts w:ascii="Arial" w:hAnsi="Arial" w:eastAsia="Times New Roman" w:cs="Arial"/>
                 <w:sz w:val="18"/>
                 <w:szCs w:val="18"/>
+                <w:highlight w:val="none"/>
                 <w:lang w:val="ru-RU" w:bidi="en-US"/>
               </w:rPr>
             </w:pPr>
@@ -4177,6 +4550,7 @@
                 <w:rFonts w:eastAsiaTheme="majorEastAsia"/>
                 <w:sz w:val="22"/>
                 <w:szCs w:val="22"/>
+                <w:highlight w:val="none"/>
                 <w:lang w:val="en-US" w:bidi="en-US"/>
               </w:rPr>
               <w:t xml:space="preserve">_____________________ </w:t>
@@ -4186,7 +4560,7 @@
                 <w:rFonts w:eastAsiaTheme="majorEastAsia"/>
                 <w:sz w:val="22"/>
                 <w:szCs w:val="22"/>
-                <w:highlight w:val="yellow"/>
+                <w:highlight w:val="none"/>
                 <w:lang w:val="en-US" w:bidi="en-US"/>
               </w:rPr>
               <w:t>{{client_signer_short_name}}</w:t>
@@ -4201,6 +4575,7 @@
                 <w:color w:val="000000"/>
                 <w:sz w:val="18"/>
                 <w:szCs w:val="18"/>
+                <w:highlight w:val="none"/>
                 <w:lang w:val="ru-RU" w:bidi="en-US"/>
               </w:rPr>
             </w:pPr>
@@ -4214,6 +4589,7 @@
                 <w:color w:val="000000"/>
                 <w:sz w:val="18"/>
                 <w:szCs w:val="18"/>
+                <w:highlight w:val="none"/>
                 <w:lang w:val="ru-RU" w:bidi="en-US"/>
               </w:rPr>
             </w:pPr>
@@ -4222,7 +4598,7 @@
                 <w:rFonts w:eastAsiaTheme="majorEastAsia"/>
                 <w:sz w:val="22"/>
                 <w:szCs w:val="22"/>
-                <w:highlight w:val="yellow"/>
+                <w:highlight w:val="none"/>
                 <w:lang w:val="en-US" w:bidi="en-US"/>
               </w:rPr>
               <w:t>{{client_signer_position}}</w:t>
@@ -4237,6 +4613,7 @@
                 <w:color w:val="000000"/>
                 <w:sz w:val="18"/>
                 <w:szCs w:val="18"/>
+                <w:highlight w:val="none"/>
                 <w:lang w:val="ru-RU" w:bidi="en-US"/>
               </w:rPr>
             </w:pPr>
@@ -4245,6 +4622,7 @@
                 <w:rFonts w:eastAsiaTheme="majorEastAsia"/>
                 <w:sz w:val="22"/>
                 <w:szCs w:val="22"/>
+                <w:highlight w:val="none"/>
                 <w:lang w:val="en-US" w:bidi="en-US"/>
               </w:rPr>
               <w:t>М. П.</w:t>
@@ -4258,6 +4636,7 @@
                 <w:rFonts w:ascii="Arial" w:hAnsi="Arial" w:cs="Arial" w:eastAsiaTheme="majorEastAsia"/>
                 <w:sz w:val="18"/>
                 <w:szCs w:val="18"/>
+                <w:highlight w:val="none"/>
                 <w:lang w:val="ru-RU" w:bidi="en-US"/>
               </w:rPr>
             </w:pPr>
@@ -4275,6 +4654,7 @@
                 <w:rFonts w:ascii="Arial" w:hAnsi="Arial" w:cs="Arial" w:eastAsiaTheme="majorEastAsia"/>
                 <w:sz w:val="18"/>
                 <w:szCs w:val="18"/>
+                <w:highlight w:val="none"/>
                 <w:lang w:val="ru-RU" w:bidi="en-US"/>
               </w:rPr>
             </w:pPr>
@@ -4287,6 +4667,7 @@
                 <w:rFonts w:ascii="Arial" w:hAnsi="Arial" w:cs="Arial" w:eastAsiaTheme="majorEastAsia"/>
                 <w:sz w:val="18"/>
                 <w:szCs w:val="18"/>
+                <w:highlight w:val="none"/>
                 <w:lang w:val="ru-RU" w:bidi="en-US"/>
               </w:rPr>
             </w:pPr>
@@ -4295,6 +4676,7 @@
                 <w:rFonts w:ascii="Arial" w:hAnsi="Arial" w:cs="Arial" w:eastAsiaTheme="majorEastAsia"/>
                 <w:sz w:val="18"/>
                 <w:szCs w:val="18"/>
+                <w:highlight w:val="none"/>
                 <w:lang w:val="ru-RU" w:bidi="en-US"/>
               </w:rPr>
               <w:t>От Исполнителя:</w:t>
@@ -4308,6 +4690,7 @@
                 <w:rFonts w:ascii="Arial" w:hAnsi="Arial" w:cs="Arial" w:eastAsiaTheme="majorEastAsia"/>
                 <w:sz w:val="18"/>
                 <w:szCs w:val="18"/>
+                <w:highlight w:val="none"/>
                 <w:lang w:val="ru-RU" w:bidi="en-US"/>
               </w:rPr>
             </w:pPr>
@@ -4320,6 +4703,7 @@
                 <w:rFonts w:ascii="Arial" w:hAnsi="Arial" w:cs="Arial" w:eastAsiaTheme="majorEastAsia"/>
                 <w:sz w:val="18"/>
                 <w:szCs w:val="18"/>
+                <w:highlight w:val="none"/>
                 <w:lang w:val="ru-RU" w:bidi="en-US"/>
               </w:rPr>
             </w:pPr>
@@ -4332,6 +4716,7 @@
                 <w:rFonts w:ascii="Arial" w:hAnsi="Arial" w:cs="Arial" w:eastAsiaTheme="majorEastAsia"/>
                 <w:sz w:val="18"/>
                 <w:szCs w:val="18"/>
+                <w:highlight w:val="none"/>
                 <w:lang w:val="ru-RU" w:bidi="en-US"/>
               </w:rPr>
             </w:pPr>
@@ -4340,6 +4725,7 @@
                 <w:rFonts w:ascii="Arial" w:hAnsi="Arial" w:cs="Arial" w:eastAsiaTheme="majorEastAsia"/>
                 <w:sz w:val="18"/>
                 <w:szCs w:val="18"/>
+                <w:highlight w:val="none"/>
                 <w:lang w:val="ru-RU" w:bidi="en-US"/>
               </w:rPr>
               <w:t>_____________________ Беликов Н.С.</w:t>
@@ -4353,6 +4739,7 @@
                 <w:rFonts w:ascii="Arial" w:hAnsi="Arial" w:cs="Arial" w:eastAsiaTheme="majorEastAsia"/>
                 <w:sz w:val="18"/>
                 <w:szCs w:val="18"/>
+                <w:highlight w:val="none"/>
                 <w:lang w:val="ru-RU" w:bidi="en-US"/>
               </w:rPr>
             </w:pPr>
@@ -4366,6 +4753,7 @@
                 <w:color w:val="000000"/>
                 <w:sz w:val="18"/>
                 <w:szCs w:val="18"/>
+                <w:highlight w:val="none"/>
                 <w:lang w:val="ru-RU" w:bidi="en-US"/>
               </w:rPr>
             </w:pPr>
@@ -4375,6 +4763,7 @@
                 <w:color w:val="000000"/>
                 <w:sz w:val="18"/>
                 <w:szCs w:val="18"/>
+                <w:highlight w:val="none"/>
                 <w:lang w:val="ru-RU" w:bidi="en-US"/>
               </w:rPr>
               <w:t>Генеральный директор</w:t>
@@ -4388,6 +4777,7 @@
                 <w:rFonts w:ascii="Arial" w:hAnsi="Arial" w:cs="Arial" w:eastAsiaTheme="majorEastAsia"/>
                 <w:sz w:val="18"/>
                 <w:szCs w:val="18"/>
+                <w:highlight w:val="none"/>
                 <w:lang w:val="ru-RU" w:bidi="en-US"/>
               </w:rPr>
             </w:pPr>
@@ -4396,6 +4786,7 @@
                 <w:rFonts w:ascii="Arial" w:hAnsi="Arial" w:cs="Arial" w:eastAsiaTheme="majorEastAsia"/>
                 <w:sz w:val="18"/>
                 <w:szCs w:val="18"/>
+                <w:highlight w:val="none"/>
                 <w:lang w:val="ru-RU" w:bidi="en-US"/>
               </w:rPr>
               <w:t>М. П.</w:t>
@@ -4409,6 +4800,7 @@
                 <w:rFonts w:ascii="Arial" w:hAnsi="Arial" w:cs="Arial" w:eastAsiaTheme="majorEastAsia"/>
                 <w:sz w:val="18"/>
                 <w:szCs w:val="18"/>
+                <w:highlight w:val="none"/>
                 <w:lang w:val="ru-RU" w:bidi="en-US"/>
               </w:rPr>
             </w:pPr>
@@ -4424,6 +4816,7 @@
           <w:rFonts w:ascii="Arial" w:hAnsi="Arial" w:cs="Arial"/>
           <w:sz w:val="18"/>
           <w:szCs w:val="18"/>
+          <w:highlight w:val="none"/>
         </w:rPr>
         <w:sectPr>
           <w:headerReference r:id="rId5" w:type="first"/>
@@ -4447,6 +4840,7 @@
           <w:bCs/>
           <w:sz w:val="18"/>
           <w:szCs w:val="18"/>
+          <w:highlight w:val="none"/>
         </w:rPr>
       </w:pPr>
       <w:r>
@@ -4456,6 +4850,7 @@
           <w:bCs/>
           <w:sz w:val="18"/>
           <w:szCs w:val="18"/>
+          <w:highlight w:val="none"/>
         </w:rPr>
         <w:t>Приложение №1</w:t>
       </w:r>
@@ -4467,14 +4862,18 @@
           <w:rFonts w:ascii="Arial" w:hAnsi="Arial" w:cs="Arial"/>
           <w:sz w:val="18"/>
           <w:szCs w:val="18"/>
-        </w:rPr>
-      </w:pPr>
-      <w:r>
+          <w:highlight w:val="none"/>
+        </w:rPr>
+      </w:pPr>
+      <w:r>
+        <w:rPr>
+          <w:highlight w:val="none"/>
+        </w:rPr>
         <w:t>к договору №</w:t>
       </w:r>
       <w:r>
         <w:rPr>
-          <w:highlight w:val="yellow"/>
+          <w:highlight w:val="none"/>
         </w:rPr>
         <w:t>{{contract_number}}</w:t>
       </w:r>
@@ -4486,14 +4885,18 @@
           <w:rFonts w:ascii="Arial" w:hAnsi="Arial" w:cs="Arial"/>
           <w:sz w:val="18"/>
           <w:szCs w:val="18"/>
-        </w:rPr>
-      </w:pPr>
-      <w:r>
+          <w:highlight w:val="none"/>
+        </w:rPr>
+      </w:pPr>
+      <w:r>
+        <w:rPr>
+          <w:highlight w:val="none"/>
+        </w:rPr>
         <w:t xml:space="preserve"> от </w:t>
       </w:r>
       <w:r>
         <w:rPr>
-          <w:highlight w:val="yellow"/>
+          <w:highlight w:val="none"/>
         </w:rPr>
         <w:t>{{contract_date_text}}</w:t>
       </w:r>
@@ -4506,6 +4909,7 @@
           <w:rFonts w:ascii="Arial" w:hAnsi="Arial" w:cs="Arial"/>
           <w:sz w:val="18"/>
           <w:szCs w:val="18"/>
+          <w:highlight w:val="none"/>
         </w:rPr>
       </w:pPr>
     </w:p>
@@ -4565,6 +4969,7 @@
                 <w:color w:val="000000"/>
                 <w:sz w:val="18"/>
                 <w:szCs w:val="18"/>
+                <w:highlight w:val="none"/>
                 <w:lang w:val="ru-RU" w:bidi="en-US"/>
               </w:rPr>
             </w:pPr>
@@ -4572,7 +4977,7 @@
               <w:rPr>
                 <w:sz w:val="22"/>
                 <w:szCs w:val="22"/>
-                <w:highlight w:val="yellow"/>
+                <w:highlight w:val="none"/>
                 <w:lang w:val="en-US" w:bidi="en-US"/>
               </w:rPr>
               <w:t>{{contract_city}}</w:t>
@@ -4592,6 +4997,7 @@
                 <w:rFonts w:ascii="Arial" w:hAnsi="Arial" w:cs="Arial"/>
                 <w:sz w:val="18"/>
                 <w:szCs w:val="18"/>
+                <w:highlight w:val="none"/>
                 <w:lang w:val="ru-RU" w:bidi="en-US"/>
               </w:rPr>
             </w:pPr>
@@ -4608,6 +5014,7 @@
           <w:rFonts w:ascii="Arial" w:hAnsi="Arial" w:cs="Arial"/>
           <w:sz w:val="18"/>
           <w:szCs w:val="18"/>
+          <w:highlight w:val="none"/>
         </w:rPr>
       </w:pPr>
       <w:r>
@@ -4617,6 +5024,7 @@
           <w:color w:val="000000"/>
           <w:sz w:val="18"/>
           <w:szCs w:val="18"/>
+          <w:highlight w:val="none"/>
         </w:rPr>
         <w:tab/>
       </w:r>
@@ -4627,6 +5035,7 @@
           <w:color w:val="000000"/>
           <w:sz w:val="18"/>
           <w:szCs w:val="18"/>
+          <w:highlight w:val="none"/>
         </w:rPr>
         <w:tab/>
       </w:r>
@@ -4637,6 +5046,7 @@
           <w:color w:val="000000"/>
           <w:sz w:val="18"/>
           <w:szCs w:val="18"/>
+          <w:highlight w:val="none"/>
         </w:rPr>
         <w:tab/>
       </w:r>
@@ -4647,6 +5057,7 @@
           <w:color w:val="000000"/>
           <w:sz w:val="18"/>
           <w:szCs w:val="18"/>
+          <w:highlight w:val="none"/>
         </w:rPr>
         <w:tab/>
       </w:r>
@@ -4657,6 +5068,7 @@
           <w:color w:val="000000"/>
           <w:sz w:val="18"/>
           <w:szCs w:val="18"/>
+          <w:highlight w:val="none"/>
         </w:rPr>
         <w:tab/>
       </w:r>
@@ -4668,45 +5080,61 @@
           <w:rFonts w:ascii="Arial" w:hAnsi="Arial" w:cs="Arial"/>
           <w:sz w:val="18"/>
           <w:szCs w:val="18"/>
-        </w:rPr>
-      </w:pPr>
-      <w:r>
+          <w:highlight w:val="none"/>
+        </w:rPr>
+      </w:pPr>
+      <w:r>
+        <w:rPr>
+          <w:highlight w:val="none"/>
+        </w:rPr>
         <w:t xml:space="preserve">ООО «Юнитех», в лице Генерального директора Беликова Никиты Сергеевича, действующего на основании Устава, с одной стороны, именуемое в дальнейшем «Исполнитель», и </w:t>
       </w:r>
       <w:r>
         <w:rPr>
-          <w:highlight w:val="yellow"/>
+          <w:highlight w:val="none"/>
         </w:rPr>
         <w:t>{{client_name}}</w:t>
       </w:r>
       <w:r>
+        <w:rPr>
+          <w:highlight w:val="none"/>
+        </w:rPr>
         <w:t xml:space="preserve">, именуемое в дальнейшем «Заказчик», в лице Генерального директора </w:t>
       </w:r>
       <w:r>
         <w:rPr>
-          <w:highlight w:val="yellow"/>
+          <w:highlight w:val="none"/>
         </w:rPr>
         <w:t>{{client_signer_genitive_name}}</w:t>
       </w:r>
       <w:r>
+        <w:rPr>
+          <w:highlight w:val="none"/>
+        </w:rPr>
         <w:t>, действующего на основании Устава, с другой стороны, совместно именуемые в дальнейшем «Стороны», заключили настоящее Приложение (в дальнейшем «Приложение») к Договору №</w:t>
       </w:r>
       <w:r>
         <w:rPr>
-          <w:highlight w:val="yellow"/>
+          <w:highlight w:val="none"/>
         </w:rPr>
         <w:t>{{contract_number}}</w:t>
       </w:r>
       <w:r>
+        <w:rPr>
+          <w:highlight w:val="none"/>
+        </w:rPr>
         <w:t xml:space="preserve"> от </w:t>
       </w:r>
       <w:r>
         <w:rPr>
-          <w:highlight w:val="yellow"/>
+          <w:highlight w:val="none"/>
         </w:rPr>
         <w:t>{{contract_date_text}}</w:t>
       </w:r>
       <w:r>
+        <w:rPr>
+          <w:highlight w:val="none"/>
+        </w:rPr>
         <w:t xml:space="preserve"> о нижеследующем:</w:t>
       </w:r>
     </w:p>
@@ -4720,6 +5148,7 @@
           <w:color w:val="000000" w:themeColor="text1"/>
           <w:sz w:val="18"/>
           <w:szCs w:val="18"/>
+          <w:highlight w:val="none"/>
           <w14:textFill>
             <w14:solidFill>
               <w14:schemeClr w14:val="tx1"/>
@@ -4741,12 +5170,14 @@
         <w:rPr>
           <w:rFonts w:ascii="Arial" w:hAnsi="Arial" w:cs="Arial"/>
           <w:szCs w:val="18"/>
-        </w:rPr>
-      </w:pPr>
-      <w:r>
-        <w:rPr>
-          <w:rFonts w:ascii="Arial" w:hAnsi="Arial" w:cs="Arial"/>
-          <w:szCs w:val="18"/>
+          <w:highlight w:val="none"/>
+        </w:rPr>
+      </w:pPr>
+      <w:r>
+        <w:rPr>
+          <w:rFonts w:ascii="Arial" w:hAnsi="Arial" w:cs="Arial"/>
+          <w:szCs w:val="18"/>
+          <w:highlight w:val="none"/>
         </w:rPr>
         <w:t>Предмет приложения</w:t>
       </w:r>
@@ -4764,23 +5195,26 @@
         <w:rPr>
           <w:rFonts w:ascii="Arial" w:hAnsi="Arial" w:cs="Arial"/>
           <w:szCs w:val="18"/>
-        </w:rPr>
-      </w:pPr>
-    </w:p>
-    <w:p>
-      <w:pPr>
-        <w:jc w:val="both"/>
-        <w:rPr>
-          <w:rFonts w:ascii="Arial" w:hAnsi="Arial" w:cs="Arial"/>
-          <w:sz w:val="18"/>
-          <w:szCs w:val="18"/>
-        </w:rPr>
-      </w:pPr>
-      <w:r>
-        <w:rPr>
-          <w:rFonts w:ascii="Arial" w:hAnsi="Arial" w:cs="Arial"/>
-          <w:sz w:val="18"/>
-          <w:szCs w:val="18"/>
+          <w:highlight w:val="none"/>
+        </w:rPr>
+      </w:pPr>
+    </w:p>
+    <w:p>
+      <w:pPr>
+        <w:jc w:val="both"/>
+        <w:rPr>
+          <w:rFonts w:ascii="Arial" w:hAnsi="Arial" w:cs="Arial"/>
+          <w:sz w:val="18"/>
+          <w:szCs w:val="18"/>
+          <w:highlight w:val="none"/>
+        </w:rPr>
+      </w:pPr>
+      <w:r>
+        <w:rPr>
+          <w:rFonts w:ascii="Arial" w:hAnsi="Arial" w:cs="Arial"/>
+          <w:sz w:val="18"/>
+          <w:szCs w:val="18"/>
+          <w:highlight w:val="none"/>
         </w:rPr>
         <w:t>Предметом Приложения является оказание Исполнителем услуг Заказчику по обучению сотрудников работе в системе “</w:t>
       </w:r>
@@ -4789,7 +5223,7 @@
           <w:rFonts w:ascii="Arial" w:hAnsi="Arial" w:cs="Arial"/>
           <w:sz w:val="18"/>
           <w:szCs w:val="18"/>
-          <w:highlight w:val="green"/>
+          <w:highlight w:val="none"/>
         </w:rPr>
         <w:t>Битрикс24</w:t>
       </w:r>
@@ -4798,6 +5232,7 @@
           <w:rFonts w:ascii="Arial" w:hAnsi="Arial" w:cs="Arial"/>
           <w:sz w:val="18"/>
           <w:szCs w:val="18"/>
+          <w:highlight w:val="none"/>
         </w:rPr>
         <w:t>”, подготовке обучающих материалов и проведению консультаций.</w:t>
       </w:r>
@@ -4809,13 +5244,15 @@
           <w:rFonts w:ascii="Arial" w:hAnsi="Arial" w:cs="Arial"/>
           <w:sz w:val="18"/>
           <w:szCs w:val="18"/>
-        </w:rPr>
-      </w:pPr>
-      <w:r>
-        <w:rPr>
-          <w:rFonts w:ascii="Arial" w:hAnsi="Arial" w:cs="Arial"/>
-          <w:sz w:val="18"/>
-          <w:szCs w:val="18"/>
+          <w:highlight w:val="none"/>
+        </w:rPr>
+      </w:pPr>
+      <w:r>
+        <w:rPr>
+          <w:rFonts w:ascii="Arial" w:hAnsi="Arial" w:cs="Arial"/>
+          <w:sz w:val="18"/>
+          <w:szCs w:val="18"/>
+          <w:highlight w:val="none"/>
         </w:rPr>
         <w:t>Детализация Услуг по Этапу 1 настоящего Приложения представлена в следующей таблице:</w:t>
       </w:r>
@@ -4827,6 +5264,7 @@
           <w:rFonts w:ascii="Arial" w:hAnsi="Arial" w:cs="Arial"/>
           <w:sz w:val="18"/>
           <w:szCs w:val="18"/>
+          <w:highlight w:val="none"/>
         </w:rPr>
       </w:pPr>
     </w:p>
@@ -4892,6 +5330,7 @@
                 <w:caps/>
                 <w:sz w:val="18"/>
                 <w:szCs w:val="18"/>
+                <w:highlight w:val="none"/>
               </w:rPr>
             </w:pPr>
             <w:r>
@@ -4901,6 +5340,7 @@
                 <w:caps/>
                 <w:sz w:val="18"/>
                 <w:szCs w:val="18"/>
+                <w:highlight w:val="none"/>
               </w:rPr>
               <w:t>№</w:t>
             </w:r>
@@ -4922,6 +5362,7 @@
                 <w:caps/>
                 <w:sz w:val="18"/>
                 <w:szCs w:val="18"/>
+                <w:highlight w:val="none"/>
               </w:rPr>
             </w:pPr>
           </w:p>
@@ -4936,6 +5377,7 @@
                 <w:caps/>
                 <w:sz w:val="18"/>
                 <w:szCs w:val="18"/>
+                <w:highlight w:val="none"/>
               </w:rPr>
             </w:pPr>
           </w:p>
@@ -4950,6 +5392,7 @@
                 <w:caps/>
                 <w:sz w:val="18"/>
                 <w:szCs w:val="18"/>
+                <w:highlight w:val="none"/>
               </w:rPr>
             </w:pPr>
             <w:r>
@@ -4959,6 +5402,7 @@
                 <w:caps/>
                 <w:sz w:val="18"/>
                 <w:szCs w:val="18"/>
+                <w:highlight w:val="none"/>
               </w:rPr>
               <w:t>Наименование работы</w:t>
             </w:r>
@@ -4980,6 +5424,7 @@
                 <w:caps/>
                 <w:sz w:val="18"/>
                 <w:szCs w:val="18"/>
+                <w:highlight w:val="none"/>
               </w:rPr>
             </w:pPr>
           </w:p>
@@ -4992,6 +5437,7 @@
                 <w:rFonts w:ascii="Arial" w:hAnsi="Arial" w:cs="Arial"/>
                 <w:sz w:val="18"/>
                 <w:szCs w:val="18"/>
+                <w:highlight w:val="none"/>
               </w:rPr>
             </w:pPr>
             <w:r>
@@ -4999,6 +5445,7 @@
                 <w:rFonts w:ascii="Arial" w:hAnsi="Arial" w:cs="Arial"/>
                 <w:sz w:val="18"/>
                 <w:szCs w:val="18"/>
+                <w:highlight w:val="none"/>
               </w:rPr>
               <w:t>Стоимость работ,</w:t>
             </w:r>
@@ -5012,6 +5459,7 @@
                 <w:rFonts w:ascii="Arial" w:hAnsi="Arial" w:cs="Arial"/>
                 <w:sz w:val="18"/>
                 <w:szCs w:val="18"/>
+                <w:highlight w:val="none"/>
               </w:rPr>
             </w:pPr>
             <w:r>
@@ -5019,6 +5467,7 @@
                 <w:rFonts w:ascii="Arial" w:hAnsi="Arial" w:cs="Arial"/>
                 <w:sz w:val="18"/>
                 <w:szCs w:val="18"/>
+                <w:highlight w:val="none"/>
               </w:rPr>
               <w:t>без НДС</w:t>
             </w:r>
@@ -5032,6 +5481,7 @@
                 <w:rFonts w:ascii="Arial" w:hAnsi="Arial" w:cs="Arial"/>
                 <w:sz w:val="18"/>
                 <w:szCs w:val="18"/>
+                <w:highlight w:val="none"/>
               </w:rPr>
             </w:pPr>
             <w:r>
@@ -5039,6 +5489,7 @@
                 <w:rFonts w:ascii="Arial" w:hAnsi="Arial" w:cs="Arial"/>
                 <w:sz w:val="18"/>
                 <w:szCs w:val="18"/>
+                <w:highlight w:val="none"/>
               </w:rPr>
               <w:t>(рублей)</w:t>
             </w:r>
@@ -5054,6 +5505,7 @@
                 <w:caps/>
                 <w:sz w:val="18"/>
                 <w:szCs w:val="18"/>
+                <w:highlight w:val="none"/>
               </w:rPr>
             </w:pPr>
           </w:p>
@@ -5081,9 +5533,14 @@
             <w:tcW w:w="443" w:type="dxa"/>
           </w:tcPr>
           <w:p>
+            <w:pPr>
+              <w:rPr>
+                <w:highlight w:val="none"/>
+              </w:rPr>
+            </w:pPr>
             <w:r>
               <w:rPr>
-                <w:highlight w:val="yellow"/>
+                <w:highlight w:val="none"/>
               </w:rPr>
               <w:t>{{#estimate_works}}{{index}}</w:t>
             </w:r>
@@ -5094,9 +5551,14 @@
             <w:tcW w:w="6892" w:type="dxa"/>
           </w:tcPr>
           <w:p>
+            <w:pPr>
+              <w:rPr>
+                <w:highlight w:val="none"/>
+              </w:rPr>
+            </w:pPr>
             <w:r>
               <w:rPr>
-                <w:highlight w:val="yellow"/>
+                <w:highlight w:val="none"/>
               </w:rPr>
               <w:t>{{name}}</w:t>
             </w:r>
@@ -5107,9 +5569,14 @@
             <w:tcW w:w="2732" w:type="dxa"/>
           </w:tcPr>
           <w:p>
+            <w:pPr>
+              <w:rPr>
+                <w:highlight w:val="none"/>
+              </w:rPr>
+            </w:pPr>
             <w:r>
               <w:rPr>
-                <w:highlight w:val="yellow"/>
+                <w:highlight w:val="none"/>
               </w:rPr>
               <w:t>{{amount}}{{/estimate_works}}</w:t>
             </w:r>
@@ -5138,7 +5605,15 @@
             <w:tcW w:w="443" w:type="dxa"/>
           </w:tcPr>
           <w:p>
+            <w:pPr>
+              <w:rPr>
+                <w:highlight w:val="none"/>
+              </w:rPr>
+            </w:pPr>
             <w:r>
+              <w:rPr>
+                <w:highlight w:val="none"/>
+              </w:rPr>
               <w:t>ИТОГО</w:t>
             </w:r>
           </w:p>
@@ -5147,16 +5622,27 @@
           <w:tcPr>
             <w:tcW w:w="6892" w:type="dxa"/>
           </w:tcPr>
-          <w:p/>
+          <w:p>
+            <w:pPr>
+              <w:rPr>
+                <w:highlight w:val="none"/>
+              </w:rPr>
+            </w:pPr>
+          </w:p>
         </w:tc>
         <w:tc>
           <w:tcPr>
             <w:tcW w:w="2732" w:type="dxa"/>
           </w:tcPr>
           <w:p>
+            <w:pPr>
+              <w:rPr>
+                <w:highlight w:val="none"/>
+              </w:rPr>
+            </w:pPr>
             <w:r>
               <w:rPr>
-                <w:highlight w:val="yellow"/>
+                <w:highlight w:val="none"/>
               </w:rPr>
               <w:t>{{estimate_total_amount}}</w:t>
             </w:r>
@@ -5176,6 +5662,7 @@
         <w:rPr>
           <w:rFonts w:ascii="Arial" w:hAnsi="Arial" w:cs="Arial"/>
           <w:szCs w:val="18"/>
+          <w:highlight w:val="none"/>
         </w:rPr>
       </w:pPr>
     </w:p>
@@ -5191,6 +5678,7 @@
         <w:rPr>
           <w:rFonts w:ascii="Arial" w:hAnsi="Arial" w:cs="Arial"/>
           <w:szCs w:val="18"/>
+          <w:highlight w:val="none"/>
         </w:rPr>
       </w:pPr>
     </w:p>
@@ -5207,12 +5695,14 @@
         <w:rPr>
           <w:rFonts w:ascii="Arial" w:hAnsi="Arial" w:cs="Arial"/>
           <w:szCs w:val="18"/>
-        </w:rPr>
-      </w:pPr>
-      <w:r>
-        <w:rPr>
-          <w:rFonts w:ascii="Arial" w:hAnsi="Arial" w:cs="Arial"/>
-          <w:szCs w:val="18"/>
+          <w:highlight w:val="none"/>
+        </w:rPr>
+      </w:pPr>
+      <w:r>
+        <w:rPr>
+          <w:rFonts w:ascii="Arial" w:hAnsi="Arial" w:cs="Arial"/>
+          <w:szCs w:val="18"/>
+          <w:highlight w:val="none"/>
         </w:rPr>
         <w:t>Стоимость услуг и порядок расчетов</w:t>
       </w:r>
@@ -5230,39 +5720,50 @@
         <w:rPr>
           <w:rFonts w:ascii="Arial" w:hAnsi="Arial" w:cs="Arial"/>
           <w:szCs w:val="18"/>
-        </w:rPr>
-      </w:pPr>
-    </w:p>
-    <w:p>
-      <w:pPr>
-        <w:ind w:firstLine="624"/>
-        <w:jc w:val="both"/>
-        <w:rPr>
-          <w:rFonts w:ascii="Arial" w:hAnsi="Arial" w:cs="Arial"/>
-          <w:sz w:val="18"/>
-          <w:szCs w:val="18"/>
-        </w:rPr>
-      </w:pPr>
-      <w:r>
+          <w:highlight w:val="none"/>
+        </w:rPr>
+      </w:pPr>
+    </w:p>
+    <w:p>
+      <w:pPr>
+        <w:ind w:firstLine="624"/>
+        <w:jc w:val="both"/>
+        <w:rPr>
+          <w:rFonts w:ascii="Arial" w:hAnsi="Arial" w:cs="Arial"/>
+          <w:sz w:val="18"/>
+          <w:szCs w:val="18"/>
+          <w:highlight w:val="none"/>
+        </w:rPr>
+      </w:pPr>
+      <w:r>
+        <w:rPr>
+          <w:highlight w:val="none"/>
+        </w:rPr>
         <w:t xml:space="preserve">2.1. Общая стоимость услуг Исполнителя по настоящему Приложению составляет </w:t>
       </w:r>
       <w:r>
         <w:rPr>
-          <w:highlight w:val="yellow"/>
+          <w:highlight w:val="none"/>
         </w:rPr>
         <w:t>{{amount_number}}</w:t>
       </w:r>
       <w:r>
+        <w:rPr>
+          <w:highlight w:val="none"/>
+        </w:rPr>
         <w:t xml:space="preserve"> (</w:t>
       </w:r>
       <w:r>
         <w:rPr>
-          <w:highlight w:val="yellow"/>
+          <w:highlight w:val="none"/>
         </w:rPr>
         <w:t>{{amount_text}}</w:t>
       </w:r>
       <w:r>
-        <w:t>) рублей 00 копеек, без учёта НДС, в связи с применением Исполнителем упрощённой системы налогообложения (гл. 26.2 НК РФ).</w:t>
+        <w:rPr>
+          <w:highlight w:val="none"/>
+        </w:rPr>
+        <w:t>), без учёта НДС, в связи с применением Исполнителем упрощённой системы налогообложения (гл. 26.2 НК РФ).</w:t>
       </w:r>
     </w:p>
     <w:p>
@@ -5281,28 +5782,38 @@
         <w:rPr>
           <w:rFonts w:ascii="Arial" w:hAnsi="Arial" w:cs="Arial"/>
           <w:szCs w:val="18"/>
-        </w:rPr>
-      </w:pPr>
-      <w:r>
+          <w:highlight w:val="none"/>
+        </w:rPr>
+      </w:pPr>
+      <w:r>
+        <w:rPr>
+          <w:highlight w:val="none"/>
+        </w:rPr>
         <w:t xml:space="preserve">2.2. Оплата услуг в размере </w:t>
       </w:r>
       <w:r>
         <w:rPr>
-          <w:highlight w:val="yellow"/>
+          <w:highlight w:val="none"/>
         </w:rPr>
         <w:t>{{amount_number}}</w:t>
       </w:r>
       <w:r>
+        <w:rPr>
+          <w:highlight w:val="none"/>
+        </w:rPr>
         <w:t xml:space="preserve"> (</w:t>
       </w:r>
       <w:r>
         <w:rPr>
-          <w:highlight w:val="yellow"/>
+          <w:highlight w:val="none"/>
         </w:rPr>
         <w:t>{{amount_text}}</w:t>
       </w:r>
       <w:r>
-        <w:t>) рублей 00 копеек, без учета НДС, осуществляется в течении 3 дней после подписания данного Договора.</w:t>
+        <w:rPr>
+          <w:highlight w:val="none"/>
+        </w:rPr>
+        <w:t>), без учета НДС, осуществляется в течении 3 дней после подписания данного Договора.</w:t>
       </w:r>
     </w:p>
     <w:p>
@@ -5321,12 +5832,14 @@
         <w:rPr>
           <w:rFonts w:ascii="Arial" w:hAnsi="Arial" w:cs="Arial"/>
           <w:szCs w:val="18"/>
-        </w:rPr>
-      </w:pPr>
-      <w:r>
-        <w:rPr>
-          <w:rFonts w:ascii="Arial" w:hAnsi="Arial" w:cs="Arial"/>
-          <w:szCs w:val="18"/>
+          <w:highlight w:val="none"/>
+        </w:rPr>
+      </w:pPr>
+      <w:r>
+        <w:rPr>
+          <w:rFonts w:ascii="Arial" w:hAnsi="Arial" w:cs="Arial"/>
+          <w:szCs w:val="18"/>
+          <w:highlight w:val="none"/>
         </w:rPr>
         <w:t xml:space="preserve">2.3. Исполнитель приступает к оказанию услуг </w:t>
       </w:r>
@@ -5336,6 +5849,7 @@
           <w:rFonts w:ascii="Arial" w:hAnsi="Arial" w:cs="Arial"/>
           <w:b w:val="0"/>
           <w:bCs w:val="0"/>
+          <w:highlight w:val="none"/>
         </w:rPr>
         <w:t>после поступления оплаты</w:t>
       </w:r>
@@ -5343,6 +5857,7 @@
         <w:rPr>
           <w:rFonts w:ascii="Arial" w:hAnsi="Arial" w:cs="Arial"/>
           <w:szCs w:val="18"/>
+          <w:highlight w:val="none"/>
         </w:rPr>
         <w:t xml:space="preserve"> на расчётный счёт Исполнителя. Невнесение оплаты в установленный срок приостанавливает начало оказания услуг до момента оплаты, при этом общий срок оказания услуг автоматически сдвигается на период просрочки.</w:t>
       </w:r>
@@ -5363,36 +5878,53 @@
         <w:rPr>
           <w:rFonts w:ascii="Arial" w:hAnsi="Arial" w:cs="Arial"/>
           <w:szCs w:val="18"/>
-        </w:rPr>
-      </w:pPr>
-      <w:r>
+          <w:highlight w:val="none"/>
+        </w:rPr>
+      </w:pPr>
+      <w:r>
+        <w:rPr>
+          <w:highlight w:val="none"/>
+        </w:rPr>
         <w:t xml:space="preserve">2.5. Срок оказания услуг по настоящему Приложению составляет </w:t>
       </w:r>
       <w:r>
         <w:rPr>
-          <w:highlight w:val="yellow"/>
+          <w:highlight w:val="none"/>
         </w:rPr>
         <w:t>{{service_period_text}}</w:t>
       </w:r>
       <w:r>
-        <w:t xml:space="preserve"> с даты подписания настоящего Приложения, если иное не согласовано Сторонами письменно.</w:t>
-      </w:r>
-    </w:p>
-    <w:p>
-      <w:pPr>
-        <w:ind w:firstLine="624"/>
-        <w:jc w:val="both"/>
-        <w:rPr>
-          <w:rFonts w:ascii="Arial" w:hAnsi="Arial" w:cs="Arial"/>
-          <w:sz w:val="18"/>
-          <w:szCs w:val="18"/>
-        </w:rPr>
-      </w:pPr>
-      <w:r>
-        <w:rPr>
-          <w:rFonts w:ascii="Arial" w:hAnsi="Arial" w:cs="Arial"/>
-          <w:sz w:val="18"/>
-          <w:szCs w:val="18"/>
+        <w:rPr>
+          <w:highlight w:val="none"/>
+        </w:rPr>
+        <w:t xml:space="preserve"> с даты подписания настоящего Приложения, если иное не согла</w:t>
+      </w:r>
+      <w:bookmarkStart w:id="2" w:name="_GoBack"/>
+      <w:bookmarkEnd w:id="2"/>
+      <w:r>
+        <w:rPr>
+          <w:highlight w:val="none"/>
+        </w:rPr>
+        <w:t>совано Сторонами письменно.</w:t>
+      </w:r>
+    </w:p>
+    <w:p>
+      <w:pPr>
+        <w:ind w:firstLine="624"/>
+        <w:jc w:val="both"/>
+        <w:rPr>
+          <w:rFonts w:ascii="Arial" w:hAnsi="Arial" w:cs="Arial"/>
+          <w:sz w:val="18"/>
+          <w:szCs w:val="18"/>
+          <w:highlight w:val="none"/>
+        </w:rPr>
+      </w:pPr>
+      <w:r>
+        <w:rPr>
+          <w:rFonts w:ascii="Arial" w:hAnsi="Arial" w:cs="Arial"/>
+          <w:sz w:val="18"/>
+          <w:szCs w:val="18"/>
+          <w:highlight w:val="none"/>
         </w:rPr>
         <w:t>2.6. Расписание обучающих мероприятий, даты, время и продолжительность сессий согласовываются Сторонами дополнительно. Срок оказания услуг может быть увеличен в следующих случаях:</w:t>
       </w:r>
@@ -5405,13 +5937,15 @@
           <w:rFonts w:ascii="Arial" w:hAnsi="Arial" w:cs="Arial"/>
           <w:sz w:val="18"/>
           <w:szCs w:val="18"/>
-        </w:rPr>
-      </w:pPr>
-      <w:r>
-        <w:rPr>
-          <w:rFonts w:ascii="Arial" w:hAnsi="Arial" w:cs="Arial"/>
-          <w:sz w:val="18"/>
-          <w:szCs w:val="18"/>
+          <w:highlight w:val="none"/>
+        </w:rPr>
+      </w:pPr>
+      <w:r>
+        <w:rPr>
+          <w:rFonts w:ascii="Arial" w:hAnsi="Arial" w:cs="Arial"/>
+          <w:sz w:val="18"/>
+          <w:szCs w:val="18"/>
+          <w:highlight w:val="none"/>
         </w:rPr>
         <w:t>— по инициативе Заказчика (расширение объёма, изменение программы обучения, добавление новых ролей или материалов);</w:t>
       </w:r>
@@ -5424,13 +5958,15 @@
           <w:rFonts w:ascii="Arial" w:hAnsi="Arial" w:cs="Arial"/>
           <w:sz w:val="18"/>
           <w:szCs w:val="18"/>
-        </w:rPr>
-      </w:pPr>
-      <w:r>
-        <w:rPr>
-          <w:rFonts w:ascii="Arial" w:hAnsi="Arial" w:cs="Arial"/>
-          <w:sz w:val="18"/>
-          <w:szCs w:val="18"/>
+          <w:highlight w:val="none"/>
+        </w:rPr>
+      </w:pPr>
+      <w:r>
+        <w:rPr>
+          <w:rFonts w:ascii="Arial" w:hAnsi="Arial" w:cs="Arial"/>
+          <w:sz w:val="18"/>
+          <w:szCs w:val="18"/>
+          <w:highlight w:val="none"/>
         </w:rPr>
         <w:t>— при задержке предоставления исходных материалов, данных, доступов либо состава участников;</w:t>
       </w:r>
@@ -5443,13 +5979,15 @@
           <w:rFonts w:ascii="Arial" w:hAnsi="Arial" w:cs="Arial"/>
           <w:sz w:val="18"/>
           <w:szCs w:val="18"/>
-        </w:rPr>
-      </w:pPr>
-      <w:r>
-        <w:rPr>
-          <w:rFonts w:ascii="Arial" w:hAnsi="Arial" w:cs="Arial"/>
-          <w:sz w:val="18"/>
-          <w:szCs w:val="18"/>
+          <w:highlight w:val="none"/>
+        </w:rPr>
+      </w:pPr>
+      <w:r>
+        <w:rPr>
+          <w:rFonts w:ascii="Arial" w:hAnsi="Arial" w:cs="Arial"/>
+          <w:sz w:val="18"/>
+          <w:szCs w:val="18"/>
+          <w:highlight w:val="none"/>
         </w:rPr>
         <w:t>— при несвоевременном согласовании программы обучения, материалов или расписания Заказчиком;</w:t>
       </w:r>
@@ -5462,13 +6000,15 @@
           <w:rFonts w:ascii="Arial" w:hAnsi="Arial" w:cs="Arial"/>
           <w:sz w:val="18"/>
           <w:szCs w:val="18"/>
-        </w:rPr>
-      </w:pPr>
-      <w:r>
-        <w:rPr>
-          <w:rFonts w:ascii="Arial" w:hAnsi="Arial" w:cs="Arial"/>
-          <w:sz w:val="18"/>
-          <w:szCs w:val="18"/>
+          <w:highlight w:val="none"/>
+        </w:rPr>
+      </w:pPr>
+      <w:r>
+        <w:rPr>
+          <w:rFonts w:ascii="Arial" w:hAnsi="Arial" w:cs="Arial"/>
+          <w:sz w:val="18"/>
+          <w:szCs w:val="18"/>
+          <w:highlight w:val="none"/>
         </w:rPr>
         <w:t>— при наступлении обстоятельств непреодолимой силы (форс-мажора).</w:t>
       </w:r>
@@ -5481,13 +6021,15 @@
           <w:rFonts w:ascii="Arial" w:hAnsi="Arial" w:cs="Arial"/>
           <w:sz w:val="18"/>
           <w:szCs w:val="18"/>
-        </w:rPr>
-      </w:pPr>
-      <w:r>
-        <w:rPr>
-          <w:rFonts w:ascii="Arial" w:hAnsi="Arial" w:cs="Arial"/>
-          <w:sz w:val="18"/>
-          <w:szCs w:val="18"/>
+          <w:highlight w:val="none"/>
+        </w:rPr>
+      </w:pPr>
+      <w:r>
+        <w:rPr>
+          <w:rFonts w:ascii="Arial" w:hAnsi="Arial" w:cs="Arial"/>
+          <w:sz w:val="18"/>
+          <w:szCs w:val="18"/>
+          <w:highlight w:val="none"/>
         </w:rPr>
         <w:t>2.7. Исполнитель приступает к проведению обучения после получения оплаты и согласования программы обучения/расписания, если такое согласование требуется по проекту.</w:t>
       </w:r>
@@ -5500,13 +6042,15 @@
           <w:rFonts w:ascii="Arial" w:hAnsi="Arial" w:cs="Arial"/>
           <w:sz w:val="18"/>
           <w:szCs w:val="18"/>
-        </w:rPr>
-      </w:pPr>
-      <w:r>
-        <w:rPr>
-          <w:rFonts w:ascii="Arial" w:hAnsi="Arial" w:cs="Arial"/>
-          <w:sz w:val="18"/>
-          <w:szCs w:val="18"/>
+          <w:highlight w:val="none"/>
+        </w:rPr>
+      </w:pPr>
+      <w:r>
+        <w:rPr>
+          <w:rFonts w:ascii="Arial" w:hAnsi="Arial" w:cs="Arial"/>
+          <w:sz w:val="18"/>
+          <w:szCs w:val="18"/>
+          <w:highlight w:val="none"/>
         </w:rPr>
         <w:t>Если согласование программы обучения или расписания происходит с задержкой, общий срок оказания услуг по проекту продлевается на соответствующее количество дней задержки.</w:t>
       </w:r>
@@ -5519,13 +6063,15 @@
           <w:rFonts w:ascii="Arial" w:hAnsi="Arial" w:cs="Arial"/>
           <w:sz w:val="18"/>
           <w:szCs w:val="18"/>
-        </w:rPr>
-      </w:pPr>
-      <w:r>
-        <w:rPr>
-          <w:rFonts w:ascii="Arial" w:hAnsi="Arial" w:cs="Arial"/>
-          <w:sz w:val="18"/>
-          <w:szCs w:val="18"/>
+          <w:highlight w:val="none"/>
+        </w:rPr>
+      </w:pPr>
+      <w:r>
+        <w:rPr>
+          <w:rFonts w:ascii="Arial" w:hAnsi="Arial" w:cs="Arial"/>
+          <w:sz w:val="18"/>
+          <w:szCs w:val="18"/>
+          <w:highlight w:val="none"/>
         </w:rPr>
         <w:t>2.8. Дополнительные обучающие сессии, индивидуальные консультации и актуализация материалов сверх согласованного объёма оказываются по отдельному согласованию Сторон.</w:t>
       </w:r>
@@ -5538,13 +6084,15 @@
           <w:rFonts w:ascii="Arial" w:hAnsi="Arial" w:cs="Arial"/>
           <w:sz w:val="18"/>
           <w:szCs w:val="18"/>
-        </w:rPr>
-      </w:pPr>
-      <w:r>
-        <w:rPr>
-          <w:rFonts w:ascii="Arial" w:hAnsi="Arial" w:cs="Arial"/>
-          <w:sz w:val="18"/>
-          <w:szCs w:val="18"/>
+          <w:highlight w:val="none"/>
+        </w:rPr>
+      </w:pPr>
+      <w:r>
+        <w:rPr>
+          <w:rFonts w:ascii="Arial" w:hAnsi="Arial" w:cs="Arial"/>
+          <w:sz w:val="18"/>
+          <w:szCs w:val="18"/>
+          <w:highlight w:val="none"/>
         </w:rPr>
         <w:t>Такие услуги оплачиваются дополнительно на условиях, согласованных Сторонами отдельно.</w:t>
       </w:r>
@@ -5557,6 +6105,7 @@
           <w:rFonts w:ascii="Arial" w:hAnsi="Arial" w:cs="Arial"/>
           <w:sz w:val="18"/>
           <w:szCs w:val="18"/>
+          <w:highlight w:val="none"/>
         </w:rPr>
       </w:pPr>
     </w:p>
@@ -5573,12 +6122,14 @@
         <w:rPr>
           <w:rFonts w:ascii="Arial" w:hAnsi="Arial" w:cs="Arial"/>
           <w:szCs w:val="18"/>
-        </w:rPr>
-      </w:pPr>
-      <w:r>
-        <w:rPr>
-          <w:rFonts w:ascii="Arial" w:hAnsi="Arial" w:cs="Arial"/>
-          <w:szCs w:val="18"/>
+          <w:highlight w:val="none"/>
+        </w:rPr>
+      </w:pPr>
+      <w:r>
+        <w:rPr>
+          <w:rFonts w:ascii="Arial" w:hAnsi="Arial" w:cs="Arial"/>
+          <w:szCs w:val="18"/>
+          <w:highlight w:val="none"/>
         </w:rPr>
         <w:t>Порядок приемки услуг по настоящему приложению</w:t>
       </w:r>
@@ -5596,24 +6147,27 @@
         <w:rPr>
           <w:rFonts w:ascii="Arial" w:hAnsi="Arial" w:cs="Arial"/>
           <w:szCs w:val="18"/>
-        </w:rPr>
-      </w:pPr>
-    </w:p>
-    <w:p>
-      <w:pPr>
-        <w:ind w:firstLine="624"/>
-        <w:jc w:val="both"/>
-        <w:rPr>
-          <w:rFonts w:ascii="Arial" w:hAnsi="Arial" w:cs="Arial"/>
-          <w:sz w:val="18"/>
-          <w:szCs w:val="18"/>
-        </w:rPr>
-      </w:pPr>
-      <w:r>
-        <w:rPr>
-          <w:rFonts w:ascii="Arial" w:hAnsi="Arial" w:cs="Arial"/>
-          <w:sz w:val="18"/>
-          <w:szCs w:val="18"/>
+          <w:highlight w:val="none"/>
+        </w:rPr>
+      </w:pPr>
+    </w:p>
+    <w:p>
+      <w:pPr>
+        <w:ind w:firstLine="624"/>
+        <w:jc w:val="both"/>
+        <w:rPr>
+          <w:rFonts w:ascii="Arial" w:hAnsi="Arial" w:cs="Arial"/>
+          <w:sz w:val="18"/>
+          <w:szCs w:val="18"/>
+          <w:highlight w:val="none"/>
+        </w:rPr>
+      </w:pPr>
+      <w:r>
+        <w:rPr>
+          <w:rFonts w:ascii="Arial" w:hAnsi="Arial" w:cs="Arial"/>
+          <w:sz w:val="18"/>
+          <w:szCs w:val="18"/>
+          <w:highlight w:val="none"/>
         </w:rPr>
         <w:t>3.1 По каждому из Этапов услуг Заказчик и Исполнитель подписывают отдельный Акт сдачи-приёмки оказанных услуг в порядке, предусмотренном разделом 4 Договора.</w:t>
       </w:r>
@@ -5626,13 +6180,15 @@
           <w:rFonts w:ascii="Arial" w:hAnsi="Arial" w:cs="Arial"/>
           <w:sz w:val="18"/>
           <w:szCs w:val="18"/>
-        </w:rPr>
-      </w:pPr>
-      <w:r>
-        <w:rPr>
-          <w:rFonts w:ascii="Arial" w:hAnsi="Arial" w:cs="Arial"/>
-          <w:sz w:val="18"/>
-          <w:szCs w:val="18"/>
+          <w:highlight w:val="none"/>
+        </w:rPr>
+      </w:pPr>
+      <w:r>
+        <w:rPr>
+          <w:rFonts w:ascii="Arial" w:hAnsi="Arial" w:cs="Arial"/>
+          <w:sz w:val="18"/>
+          <w:szCs w:val="18"/>
+          <w:highlight w:val="none"/>
         </w:rPr>
         <w:t>3.2 Акт может быть направлен Заказчику в электронном виде (по e-mail, через ЭДО или иные согласованные каналы связи).</w:t>
       </w:r>
@@ -5645,13 +6201,15 @@
           <w:rFonts w:ascii="Arial" w:hAnsi="Arial" w:cs="Arial"/>
           <w:sz w:val="18"/>
           <w:szCs w:val="18"/>
-        </w:rPr>
-      </w:pPr>
-      <w:r>
-        <w:rPr>
-          <w:rFonts w:ascii="Arial" w:hAnsi="Arial" w:cs="Arial"/>
-          <w:sz w:val="18"/>
-          <w:szCs w:val="18"/>
+          <w:highlight w:val="none"/>
+        </w:rPr>
+      </w:pPr>
+      <w:r>
+        <w:rPr>
+          <w:rFonts w:ascii="Arial" w:hAnsi="Arial" w:cs="Arial"/>
+          <w:sz w:val="18"/>
+          <w:szCs w:val="18"/>
+          <w:highlight w:val="none"/>
         </w:rPr>
         <w:t>3.3 Заказчик обязан в течение пяти (5) рабочих дней с момента получения Акта либо подписать его, либо направить Исполнителю мотивированный отказ, содержащий полный и непротиворечивый перечень замечаний.</w:t>
       </w:r>
@@ -5664,13 +6222,15 @@
           <w:rFonts w:ascii="Arial" w:hAnsi="Arial" w:cs="Arial"/>
           <w:sz w:val="18"/>
           <w:szCs w:val="18"/>
-        </w:rPr>
-      </w:pPr>
-      <w:r>
-        <w:rPr>
-          <w:rFonts w:ascii="Arial" w:hAnsi="Arial" w:cs="Arial"/>
-          <w:sz w:val="18"/>
-          <w:szCs w:val="18"/>
+          <w:highlight w:val="none"/>
+        </w:rPr>
+      </w:pPr>
+      <w:r>
+        <w:rPr>
+          <w:rFonts w:ascii="Arial" w:hAnsi="Arial" w:cs="Arial"/>
+          <w:sz w:val="18"/>
+          <w:szCs w:val="18"/>
+          <w:highlight w:val="none"/>
         </w:rPr>
         <w:t>3.4 Если в указанный срок Заказчик не направил подписанный Акт либо мотивированный отказ, услуги по соответствующему Этапу считаются принятыми в полном объёме без замечаний, и Исполнитель вправе оформить Акт сдачи-приёмки в одностороннем порядке.</w:t>
       </w:r>
@@ -5683,13 +6243,15 @@
           <w:rFonts w:ascii="Arial" w:hAnsi="Arial" w:cs="Arial"/>
           <w:sz w:val="18"/>
           <w:szCs w:val="18"/>
-        </w:rPr>
-      </w:pPr>
-      <w:r>
-        <w:rPr>
-          <w:rFonts w:ascii="Arial" w:hAnsi="Arial" w:cs="Arial"/>
-          <w:sz w:val="18"/>
-          <w:szCs w:val="18"/>
+          <w:highlight w:val="none"/>
+        </w:rPr>
+      </w:pPr>
+      <w:r>
+        <w:rPr>
+          <w:rFonts w:ascii="Arial" w:hAnsi="Arial" w:cs="Arial"/>
+          <w:sz w:val="18"/>
+          <w:szCs w:val="18"/>
+          <w:highlight w:val="none"/>
         </w:rPr>
         <w:t>3.5 Подписание Акта сдачи-приёмки по Этапу является основанием для окончательного расчёта по данному Этапу.</w:t>
       </w:r>
@@ -5702,13 +6264,15 @@
           <w:rFonts w:ascii="Arial" w:hAnsi="Arial" w:cs="Arial"/>
           <w:sz w:val="18"/>
           <w:szCs w:val="18"/>
-        </w:rPr>
-      </w:pPr>
-      <w:r>
-        <w:rPr>
-          <w:rFonts w:ascii="Arial" w:hAnsi="Arial" w:cs="Arial"/>
-          <w:sz w:val="18"/>
-          <w:szCs w:val="18"/>
+          <w:highlight w:val="none"/>
+        </w:rPr>
+      </w:pPr>
+      <w:r>
+        <w:rPr>
+          <w:rFonts w:ascii="Arial" w:hAnsi="Arial" w:cs="Arial"/>
+          <w:sz w:val="18"/>
+          <w:szCs w:val="18"/>
+          <w:highlight w:val="none"/>
         </w:rPr>
         <w:t>3.6 Замечания Заказчика, не относящиеся к согласованной программе обучения, объёму услуг или фактически переданным материалам, считаются новыми требованиями и подлежат отдельному согласованию по срокам и стоимости.</w:t>
       </w:r>
@@ -5722,6 +6286,7 @@
           <w:b/>
           <w:sz w:val="18"/>
           <w:szCs w:val="18"/>
+          <w:highlight w:val="none"/>
         </w:rPr>
       </w:pPr>
     </w:p>
@@ -5771,6 +6336,7 @@
                 <w:b/>
                 <w:sz w:val="18"/>
                 <w:szCs w:val="18"/>
+                <w:highlight w:val="none"/>
               </w:rPr>
             </w:pPr>
             <w:r>
@@ -5779,6 +6345,7 @@
                 <w:b/>
                 <w:sz w:val="18"/>
                 <w:szCs w:val="18"/>
+                <w:highlight w:val="none"/>
               </w:rPr>
               <w:t>ПОДПИСИ СТОРОН</w:t>
             </w:r>
@@ -5793,6 +6360,7 @@
                 <w:b/>
                 <w:sz w:val="18"/>
                 <w:szCs w:val="18"/>
+                <w:highlight w:val="none"/>
               </w:rPr>
             </w:pPr>
           </w:p>
@@ -5826,6 +6394,7 @@
                 <w:b/>
                 <w:sz w:val="18"/>
                 <w:szCs w:val="18"/>
+                <w:highlight w:val="none"/>
               </w:rPr>
             </w:pPr>
           </w:p>
@@ -5839,6 +6408,7 @@
                 <w:b/>
                 <w:sz w:val="18"/>
                 <w:szCs w:val="18"/>
+                <w:highlight w:val="none"/>
               </w:rPr>
             </w:pPr>
             <w:r>
@@ -5847,6 +6417,7 @@
                 <w:b/>
                 <w:sz w:val="18"/>
                 <w:szCs w:val="18"/>
+                <w:highlight w:val="none"/>
               </w:rPr>
               <w:t>от Заказчика</w:t>
             </w:r>
@@ -5867,6 +6438,7 @@
                 <w:b/>
                 <w:sz w:val="18"/>
                 <w:szCs w:val="18"/>
+                <w:highlight w:val="none"/>
               </w:rPr>
             </w:pPr>
           </w:p>
@@ -5880,6 +6452,7 @@
                 <w:b/>
                 <w:sz w:val="18"/>
                 <w:szCs w:val="18"/>
+                <w:highlight w:val="none"/>
               </w:rPr>
             </w:pPr>
             <w:r>
@@ -5888,6 +6461,7 @@
                 <w:b/>
                 <w:sz w:val="18"/>
                 <w:szCs w:val="18"/>
+                <w:highlight w:val="none"/>
               </w:rPr>
               <w:t>от Исполнителя</w:t>
             </w:r>
@@ -5920,6 +6494,7 @@
                 <w:rFonts w:ascii="Arial" w:hAnsi="Arial" w:eastAsia="Times New Roman" w:cs="Arial"/>
                 <w:sz w:val="18"/>
                 <w:szCs w:val="18"/>
+                <w:highlight w:val="none"/>
               </w:rPr>
             </w:pPr>
           </w:p>
@@ -5932,11 +6507,12 @@
                 <w:rFonts w:ascii="Arial" w:hAnsi="Arial" w:eastAsia="Times New Roman" w:cs="Arial"/>
                 <w:sz w:val="18"/>
                 <w:szCs w:val="18"/>
+                <w:highlight w:val="none"/>
               </w:rPr>
             </w:pPr>
             <w:r>
               <w:rPr>
-                <w:highlight w:val="yellow"/>
+                <w:highlight w:val="none"/>
               </w:rPr>
               <w:t>{{client_signer_position}}</w:t>
             </w:r>
@@ -5948,13 +6524,18 @@
               <w:jc w:val="both"/>
               <w:rPr>
                 <w:rFonts w:ascii="Arial" w:hAnsi="Arial" w:eastAsia="Times New Roman" w:cs="Arial"/>
-                <w:sz w:val="18"/>
-                <w:szCs w:val="18"/>
+                <w:b/>
+                <w:bCs/>
+                <w:sz w:val="18"/>
+                <w:szCs w:val="18"/>
+                <w:highlight w:val="none"/>
               </w:rPr>
             </w:pPr>
             <w:r>
               <w:rPr>
-                <w:highlight w:val="yellow"/>
+                <w:b/>
+                <w:bCs/>
+                <w:highlight w:val="none"/>
               </w:rPr>
               <w:t>{{client_name}}</w:t>
             </w:r>
@@ -5968,6 +6549,7 @@
                 <w:rFonts w:ascii="Arial" w:hAnsi="Arial" w:eastAsia="Times New Roman" w:cs="Arial"/>
                 <w:sz w:val="18"/>
                 <w:szCs w:val="18"/>
+                <w:highlight w:val="none"/>
               </w:rPr>
             </w:pPr>
           </w:p>
@@ -5980,6 +6562,7 @@
                 <w:rFonts w:ascii="Arial" w:hAnsi="Arial" w:eastAsia="Times New Roman" w:cs="Arial"/>
                 <w:sz w:val="18"/>
                 <w:szCs w:val="18"/>
+                <w:highlight w:val="none"/>
               </w:rPr>
             </w:pPr>
           </w:p>
@@ -5992,35 +6575,18 @@
                 <w:rFonts w:ascii="Arial" w:hAnsi="Arial" w:eastAsia="Times New Roman" w:cs="Arial"/>
                 <w:sz w:val="18"/>
                 <w:szCs w:val="18"/>
+                <w:highlight w:val="none"/>
               </w:rPr>
             </w:pPr>
             <w:r>
+              <w:rPr>
+                <w:highlight w:val="none"/>
+              </w:rPr>
               <w:t>______________</w:t>
             </w:r>
             <w:r>
               <w:rPr>
-                <w:highlight w:val="yellow"/>
-              </w:rPr>
-              <w:t>{{client_signer_short_name}}</w:t>
-            </w:r>
-          </w:p>
-          <w:p>
-            <w:pPr>
-              <w:widowControl w:val="0"/>
-              <w:spacing w:before="120" w:after="120"/>
-              <w:jc w:val="both"/>
-              <w:rPr>
-                <w:rFonts w:ascii="Arial" w:hAnsi="Arial" w:eastAsia="Times New Roman" w:cs="Arial"/>
-                <w:sz w:val="18"/>
-                <w:szCs w:val="18"/>
-              </w:rPr>
-            </w:pPr>
-            <w:r>
-              <w:t>______________</w:t>
-            </w:r>
-            <w:r>
-              <w:rPr>
-                <w:highlight w:val="yellow"/>
+                <w:highlight w:val="none"/>
               </w:rPr>
               <w:t>{{client_signer_short_name}}</w:t>
             </w:r>
@@ -6040,6 +6606,7 @@
                 <w:rFonts w:ascii="Arial" w:hAnsi="Arial" w:eastAsia="Times New Roman" w:cs="Arial"/>
                 <w:sz w:val="18"/>
                 <w:szCs w:val="18"/>
+                <w:highlight w:val="none"/>
               </w:rPr>
             </w:pPr>
           </w:p>
@@ -6052,6 +6619,7 @@
                 <w:rFonts w:ascii="Arial" w:hAnsi="Arial" w:eastAsia="Times New Roman" w:cs="Arial"/>
                 <w:sz w:val="18"/>
                 <w:szCs w:val="18"/>
+                <w:highlight w:val="none"/>
               </w:rPr>
             </w:pPr>
             <w:r>
@@ -6059,6 +6627,7 @@
                 <w:rFonts w:ascii="Arial" w:hAnsi="Arial" w:eastAsia="Times New Roman" w:cs="Arial"/>
                 <w:sz w:val="18"/>
                 <w:szCs w:val="18"/>
+                <w:highlight w:val="none"/>
               </w:rPr>
               <w:t>Генеральный директор</w:t>
             </w:r>
@@ -6072,6 +6641,7 @@
                 <w:rFonts w:ascii="Arial" w:hAnsi="Arial" w:eastAsia="Times New Roman" w:cs="Arial"/>
                 <w:sz w:val="18"/>
                 <w:szCs w:val="18"/>
+                <w:highlight w:val="none"/>
               </w:rPr>
             </w:pPr>
             <w:r>
@@ -6080,6 +6650,7 @@
                 <w:b/>
                 <w:sz w:val="18"/>
                 <w:szCs w:val="18"/>
+                <w:highlight w:val="none"/>
               </w:rPr>
               <w:t>ООО «Юнитех»</w:t>
             </w:r>
@@ -6094,6 +6665,7 @@
                 <w:b/>
                 <w:sz w:val="18"/>
                 <w:szCs w:val="18"/>
+                <w:highlight w:val="none"/>
                 <w:u w:val="single"/>
               </w:rPr>
             </w:pPr>
@@ -6108,6 +6680,7 @@
                 <w:b/>
                 <w:sz w:val="18"/>
                 <w:szCs w:val="18"/>
+                <w:highlight w:val="none"/>
                 <w:u w:val="single"/>
               </w:rPr>
             </w:pPr>
@@ -6121,6 +6694,7 @@
                 <w:rFonts w:ascii="Arial" w:hAnsi="Arial" w:eastAsia="Times New Roman" w:cs="Arial"/>
                 <w:sz w:val="18"/>
                 <w:szCs w:val="18"/>
+                <w:highlight w:val="none"/>
               </w:rPr>
             </w:pPr>
             <w:r>
@@ -6128,6 +6702,7 @@
                 <w:rFonts w:ascii="Arial" w:hAnsi="Arial" w:eastAsia="Times New Roman" w:cs="Arial"/>
                 <w:sz w:val="18"/>
                 <w:szCs w:val="18"/>
+                <w:highlight w:val="none"/>
               </w:rPr>
               <w:t>______________ Беликов Н.С.</w:t>
             </w:r>
@@ -6137,6 +6712,7 @@
                 <w:b/>
                 <w:sz w:val="18"/>
                 <w:szCs w:val="18"/>
+                <w:highlight w:val="none"/>
               </w:rPr>
               <w:t xml:space="preserve"> </w:t>
             </w:r>
@@ -6155,6 +6731,7 @@
           <w:rFonts w:ascii="Arial" w:hAnsi="Arial" w:cs="Arial"/>
           <w:sz w:val="18"/>
           <w:szCs w:val="18"/>
+          <w:highlight w:val="none"/>
         </w:rPr>
       </w:pPr>
     </w:p>
@@ -6169,12 +6746,16 @@
           <w:rFonts w:ascii="Arial" w:hAnsi="Arial" w:cs="Arial"/>
           <w:sz w:val="18"/>
           <w:szCs w:val="18"/>
-        </w:rPr>
-      </w:pPr>
-    </w:p>
-    <w:p>
-      <w:bookmarkStart w:id="2" w:name="_GoBack"/>
-      <w:bookmarkEnd w:id="2"/>
+          <w:highlight w:val="none"/>
+        </w:rPr>
+      </w:pPr>
+    </w:p>
+    <w:p>
+      <w:pPr>
+        <w:rPr>
+          <w:highlight w:val="none"/>
+        </w:rPr>
+      </w:pPr>
     </w:p>
     <w:sectPr>
       <w:headerReference r:id="rId8" w:type="first"/>
@@ -6273,7 +6854,7 @@
     <w:sdtPr>
       <w:id w:val="-248586730"/>
       <w:docPartObj>
-        <w:docPartGallery w:val="AutoText"/>
+        <w:docPartGallery w:val="autotext"/>
       </w:docPartObj>
     </w:sdtPr>
     <w:sdtEndPr>
@@ -7567,7 +8148,7 @@
     <w:lsdException w:qFormat="1" w:unhideWhenUsed="0" w:uiPriority="0" w:semiHidden="0" w:name="Normal"/>
     <w:lsdException w:qFormat="1" w:unhideWhenUsed="0" w:uiPriority="0" w:semiHidden="0" w:name="heading 1"/>
     <w:lsdException w:qFormat="1" w:unhideWhenUsed="0" w:uiPriority="0" w:semiHidden="0" w:name="heading 2"/>
-    <w:lsdException w:unhideWhenUsed="0" w:uiPriority="0" w:semiHidden="0" w:name="heading 3"/>
+    <w:lsdException w:qFormat="1" w:unhideWhenUsed="0" w:uiPriority="0" w:semiHidden="0" w:name="heading 3"/>
     <w:lsdException w:qFormat="1" w:unhideWhenUsed="0" w:uiPriority="0" w:semiHidden="0" w:name="heading 4"/>
     <w:lsdException w:qFormat="1" w:unhideWhenUsed="0" w:uiPriority="0" w:semiHidden="0" w:name="heading 5"/>
     <w:lsdException w:qFormat="1" w:unhideWhenUsed="0" w:uiPriority="99" w:semiHidden="0" w:name="heading 6"/>
@@ -7594,16 +8175,16 @@
     <w:lsdException w:uiPriority="39" w:name="toc 9"/>
     <w:lsdException w:uiPriority="99" w:name="Normal Indent"/>
     <w:lsdException w:uiPriority="99" w:name="footnote text"/>
-    <w:lsdException w:uiPriority="99" w:name="annotation text"/>
+    <w:lsdException w:qFormat="1" w:uiPriority="99" w:name="annotation text"/>
     <w:lsdException w:qFormat="1" w:uiPriority="99" w:semiHidden="0" w:name="header"/>
-    <w:lsdException w:uiPriority="99" w:semiHidden="0" w:name="footer"/>
+    <w:lsdException w:qFormat="1" w:uiPriority="99" w:semiHidden="0" w:name="footer"/>
     <w:lsdException w:uiPriority="99" w:name="index heading"/>
     <w:lsdException w:qFormat="1" w:uiPriority="35" w:name="caption"/>
     <w:lsdException w:uiPriority="99" w:name="table of figures"/>
     <w:lsdException w:uiPriority="99" w:name="envelope address"/>
     <w:lsdException w:uiPriority="99" w:name="envelope return"/>
     <w:lsdException w:uiPriority="99" w:name="footnote reference"/>
-    <w:lsdException w:uiPriority="99" w:name="annotation reference"/>
+    <w:lsdException w:qFormat="1" w:uiPriority="99" w:name="annotation reference"/>
     <w:lsdException w:uiPriority="99" w:name="line number"/>
     <w:lsdException w:qFormat="1" w:uiPriority="0" w:name="page number"/>
     <w:lsdException w:uiPriority="99" w:name="endnote reference"/>
@@ -7629,7 +8210,7 @@
     <w:lsdException w:qFormat="1" w:unhideWhenUsed="0" w:uiPriority="10" w:semiHidden="0" w:name="Title"/>
     <w:lsdException w:uiPriority="99" w:name="Closing"/>
     <w:lsdException w:uiPriority="99" w:name="Signature"/>
-    <w:lsdException w:uiPriority="1" w:name="Default Paragraph Font"/>
+    <w:lsdException w:qFormat="1" w:uiPriority="1" w:name="Default Paragraph Font"/>
     <w:lsdException w:qFormat="1" w:uiPriority="99" w:semiHidden="0" w:name="Body Text"/>
     <w:lsdException w:uiPriority="99" w:name="Body Text Indent"/>
     <w:lsdException w:uiPriority="99" w:name="List Continue"/>
@@ -7645,7 +8226,7 @@
     <w:lsdException w:uiPriority="99" w:name="Body Text First Indent 2"/>
     <w:lsdException w:uiPriority="99" w:name="Note Heading"/>
     <w:lsdException w:uiPriority="99" w:name="Body Text 2"/>
-    <w:lsdException w:uiPriority="99" w:name="Body Text 3"/>
+    <w:lsdException w:qFormat="1" w:uiPriority="99" w:name="Body Text 3"/>
     <w:lsdException w:uiPriority="99" w:name="Body Text Indent 2"/>
     <w:lsdException w:uiPriority="99" w:name="Body Text Indent 3"/>
     <w:lsdException w:uiPriority="99" w:name="Block Text"/>
@@ -7667,8 +8248,8 @@
     <w:lsdException w:uiPriority="99" w:name="HTML Sample"/>
     <w:lsdException w:uiPriority="99" w:name="HTML Typewriter"/>
     <w:lsdException w:uiPriority="99" w:name="HTML Variable"/>
-    <w:lsdException w:uiPriority="99" w:name="Normal Table"/>
-    <w:lsdException w:uiPriority="99" w:name="annotation subject"/>
+    <w:lsdException w:qFormat="1" w:uiPriority="99" w:name="Normal Table"/>
+    <w:lsdException w:qFormat="1" w:uiPriority="99" w:name="annotation subject"/>
     <w:lsdException w:uiPriority="99" w:name="Table Simple 1"/>
     <w:lsdException w:uiPriority="99" w:name="Table Simple 2"/>
     <w:lsdException w:uiPriority="99" w:name="Table Simple 3"/>
@@ -7711,8 +8292,8 @@
     <w:lsdException w:uiPriority="99" w:name="Table Web 1"/>
     <w:lsdException w:uiPriority="99" w:name="Table Web 2"/>
     <w:lsdException w:uiPriority="99" w:name="Table Web 3"/>
-    <w:lsdException w:uiPriority="99" w:name="Balloon Text"/>
-    <w:lsdException w:unhideWhenUsed="0" w:uiPriority="39" w:semiHidden="0" w:name="Table Grid"/>
+    <w:lsdException w:qFormat="1" w:uiPriority="99" w:name="Balloon Text"/>
+    <w:lsdException w:qFormat="1" w:unhideWhenUsed="0" w:uiPriority="39" w:semiHidden="0" w:name="Table Grid"/>
     <w:lsdException w:uiPriority="99" w:name="Table Theme"/>
     <w:lsdException w:qFormat="1" w:unhideWhenUsed="0" w:uiPriority="34" w:semiHidden="0" w:name="List Paragraph"/>
   </w:latentStyles>
@@ -7779,6 +8360,7 @@
     <w:basedOn w:val="1"/>
     <w:next w:val="1"/>
     <w:link w:val="42"/>
+    <w:qFormat/>
     <w:uiPriority w:val="0"/>
     <w:pPr>
       <w:tabs>
@@ -7937,12 +8519,14 @@
     <w:name w:val="Default Paragraph Font"/>
     <w:semiHidden/>
     <w:unhideWhenUsed/>
+    <w:qFormat/>
     <w:uiPriority w:val="1"/>
   </w:style>
   <w:style w:type="table" w:default="1" w:styleId="12">
     <w:name w:val="Normal Table"/>
     <w:semiHidden/>
     <w:unhideWhenUsed/>
+    <w:qFormat/>
     <w:uiPriority w:val="99"/>
     <w:tblPr>
       <w:tblCellMar>
@@ -7958,6 +8542,7 @@
     <w:basedOn w:val="11"/>
     <w:semiHidden/>
     <w:unhideWhenUsed/>
+    <w:qFormat/>
     <w:uiPriority w:val="99"/>
     <w:rPr>
       <w:sz w:val="16"/>
@@ -8004,6 +8589,7 @@
     <w:link w:val="39"/>
     <w:semiHidden/>
     <w:unhideWhenUsed/>
+    <w:qFormat/>
     <w:uiPriority w:val="99"/>
     <w:rPr>
       <w:rFonts w:ascii="Segoe UI" w:hAnsi="Segoe UI" w:cs="Segoe UI" w:eastAsiaTheme="majorEastAsia"/>
@@ -8018,6 +8604,7 @@
     <w:link w:val="50"/>
     <w:semiHidden/>
     <w:unhideWhenUsed/>
+    <w:qFormat/>
     <w:uiPriority w:val="99"/>
     <w:pPr>
       <w:spacing w:after="200"/>
@@ -8036,6 +8623,7 @@
     <w:link w:val="51"/>
     <w:semiHidden/>
     <w:unhideWhenUsed/>
+    <w:qFormat/>
     <w:uiPriority w:val="99"/>
     <w:rPr>
       <w:b/>
@@ -8086,6 +8674,7 @@
     <w:basedOn w:val="1"/>
     <w:link w:val="62"/>
     <w:unhideWhenUsed/>
+    <w:qFormat/>
     <w:uiPriority w:val="99"/>
     <w:pPr>
       <w:tabs>
@@ -8131,6 +8720,7 @@
     <w:link w:val="53"/>
     <w:semiHidden/>
     <w:unhideWhenUsed/>
+    <w:qFormat/>
     <w:uiPriority w:val="99"/>
     <w:pPr>
       <w:spacing w:after="120" w:line="252" w:lineRule="auto"/>
@@ -8145,6 +8735,7 @@
   <w:style w:type="table" w:styleId="27">
     <w:name w:val="Table Grid"/>
     <w:basedOn w:val="12"/>
+    <w:qFormat/>
     <w:uiPriority w:val="39"/>
     <w:rPr>
       <w:rFonts w:asciiTheme="majorHAnsi" w:hAnsiTheme="majorHAnsi" w:eastAsiaTheme="majorEastAsia" w:cstheme="majorBidi"/>
@@ -8166,6 +8757,7 @@
   <w:style w:type="paragraph" w:customStyle="1" w:styleId="28">
     <w:name w:val="Пункт1"/>
     <w:basedOn w:val="1"/>
+    <w:qFormat/>
     <w:uiPriority w:val="0"/>
     <w:pPr>
       <w:tabs>
@@ -8184,6 +8776,7 @@
   <w:style w:type="paragraph" w:customStyle="1" w:styleId="29">
     <w:name w:val="1.1"/>
     <w:basedOn w:val="28"/>
+    <w:qFormat/>
     <w:uiPriority w:val="0"/>
     <w:pPr>
       <w:tabs>
@@ -8201,6 +8794,7 @@
   <w:style w:type="paragraph" w:customStyle="1" w:styleId="30">
     <w:name w:val="Пункт 1.1"/>
     <w:basedOn w:val="28"/>
+    <w:qFormat/>
     <w:uiPriority w:val="0"/>
     <w:pPr>
       <w:numPr>
@@ -8236,6 +8830,7 @@
     <w:name w:val="2 ур"/>
     <w:basedOn w:val="31"/>
     <w:autoRedefine/>
+    <w:qFormat/>
     <w:uiPriority w:val="0"/>
     <w:pPr>
       <w:numPr>
@@ -8252,6 +8847,7 @@
   <w:style w:type="paragraph" w:customStyle="1" w:styleId="33">
     <w:name w:val="Стиль1"/>
     <w:basedOn w:val="1"/>
+    <w:qFormat/>
     <w:uiPriority w:val="0"/>
     <w:pPr>
       <w:numPr>
@@ -8267,6 +8863,7 @@
   <w:style w:type="paragraph" w:customStyle="1" w:styleId="34">
     <w:name w:val="Стиль2"/>
     <w:basedOn w:val="1"/>
+    <w:qFormat/>
     <w:uiPriority w:val="0"/>
     <w:pPr>
       <w:numPr>
@@ -8309,6 +8906,7 @@
     <w:name w:val="Договор"/>
     <w:basedOn w:val="1"/>
     <w:link w:val="37"/>
+    <w:qFormat/>
     <w:uiPriority w:val="0"/>
     <w:pPr>
       <w:numPr>
@@ -8320,6 +8918,7 @@
   <w:style w:type="character" w:customStyle="1" w:styleId="37">
     <w:name w:val="Договор Знак"/>
     <w:link w:val="36"/>
+    <w:qFormat/>
     <w:uiPriority w:val="0"/>
     <w:rPr>
       <w:rFonts w:ascii="Times New Roman" w:hAnsi="Times New Roman" w:cs="Times New Roman"/>
@@ -8329,6 +8928,7 @@
   <w:style w:type="paragraph" w:customStyle="1" w:styleId="38">
     <w:name w:val="EY LETTER BODY"/>
     <w:basedOn w:val="1"/>
+    <w:qFormat/>
     <w:uiPriority w:val="0"/>
     <w:pPr>
       <w:overflowPunct w:val="0"/>
@@ -8350,6 +8950,7 @@
     <w:basedOn w:val="11"/>
     <w:link w:val="17"/>
     <w:semiHidden/>
+    <w:qFormat/>
     <w:uiPriority w:val="99"/>
     <w:rPr>
       <w:rFonts w:ascii="Segoe UI" w:hAnsi="Segoe UI" w:cs="Segoe UI" w:eastAsiaTheme="majorEastAsia"/>
@@ -8362,6 +8963,7 @@
     <w:name w:val="Заголовок 1 Знак"/>
     <w:basedOn w:val="11"/>
     <w:link w:val="2"/>
+    <w:qFormat/>
     <w:uiPriority w:val="99"/>
     <w:rPr>
       <w:rFonts w:ascii="Calibri" w:hAnsi="Calibri" w:eastAsia="Times New Roman" w:cs="Calibri"/>
@@ -8375,6 +8977,7 @@
     <w:name w:val="Заголовок 2 Знак"/>
     <w:basedOn w:val="11"/>
     <w:semiHidden/>
+    <w:qFormat/>
     <w:uiPriority w:val="9"/>
     <w:rPr>
       <w:rFonts w:asciiTheme="majorHAnsi" w:hAnsiTheme="majorHAnsi" w:eastAsiaTheme="majorEastAsia" w:cstheme="majorBidi"/>
@@ -8388,6 +8991,7 @@
     <w:name w:val="Заголовок 3 Знак"/>
     <w:basedOn w:val="11"/>
     <w:link w:val="4"/>
+    <w:qFormat/>
     <w:uiPriority w:val="99"/>
     <w:rPr>
       <w:rFonts w:ascii="Times New Roman" w:hAnsi="Times New Roman" w:eastAsia="Times New Roman" w:cs="Times New Roman"/>
@@ -8400,6 +9004,7 @@
     <w:name w:val="Заголовок 4 Знак"/>
     <w:basedOn w:val="11"/>
     <w:link w:val="5"/>
+    <w:qFormat/>
     <w:uiPriority w:val="99"/>
     <w:rPr>
       <w:rFonts w:ascii="Times New Roman" w:hAnsi="Times New Roman" w:eastAsia="Times New Roman" w:cs="Times New Roman"/>
@@ -8414,6 +9019,7 @@
     <w:name w:val="Заголовок 5 Знак"/>
     <w:basedOn w:val="11"/>
     <w:link w:val="6"/>
+    <w:qFormat/>
     <w:uiPriority w:val="99"/>
     <w:rPr>
       <w:rFonts w:ascii="Arial" w:hAnsi="Arial" w:eastAsia="Times New Roman" w:cs="Times New Roman"/>
@@ -8426,6 +9032,7 @@
     <w:name w:val="Заголовок 6 Знак"/>
     <w:basedOn w:val="11"/>
     <w:link w:val="7"/>
+    <w:qFormat/>
     <w:uiPriority w:val="99"/>
     <w:rPr>
       <w:rFonts w:ascii="Arial" w:hAnsi="Arial" w:eastAsia="Times New Roman" w:cs="Times New Roman"/>
@@ -8439,6 +9046,7 @@
     <w:name w:val="Заголовок 7 Знак"/>
     <w:basedOn w:val="11"/>
     <w:link w:val="8"/>
+    <w:qFormat/>
     <w:uiPriority w:val="99"/>
     <w:rPr>
       <w:rFonts w:ascii="Arial" w:hAnsi="Arial" w:eastAsia="Times New Roman" w:cs="Times New Roman"/>
@@ -8451,6 +9059,7 @@
     <w:name w:val="Заголовок 8 Знак"/>
     <w:basedOn w:val="11"/>
     <w:link w:val="9"/>
+    <w:qFormat/>
     <w:uiPriority w:val="99"/>
     <w:rPr>
       <w:rFonts w:ascii="Arial" w:hAnsi="Arial" w:eastAsia="Times New Roman" w:cs="Times New Roman"/>
@@ -8464,6 +9073,7 @@
     <w:name w:val="Заголовок 9 Знак"/>
     <w:basedOn w:val="11"/>
     <w:link w:val="10"/>
+    <w:qFormat/>
     <w:uiPriority w:val="99"/>
     <w:rPr>
       <w:rFonts w:ascii="Arial" w:hAnsi="Arial" w:eastAsia="Times New Roman" w:cs="Times New Roman"/>
@@ -8477,6 +9087,7 @@
     <w:name w:val="Заголовок 2 Знак1"/>
     <w:basedOn w:val="11"/>
     <w:link w:val="3"/>
+    <w:qFormat/>
     <w:locked/>
     <w:uiPriority w:val="99"/>
     <w:rPr>
@@ -8491,6 +9102,7 @@
     <w:basedOn w:val="11"/>
     <w:link w:val="18"/>
     <w:semiHidden/>
+    <w:qFormat/>
     <w:uiPriority w:val="99"/>
     <w:rPr>
       <w:rFonts w:asciiTheme="majorHAnsi" w:hAnsiTheme="majorHAnsi" w:eastAsiaTheme="majorEastAsia" w:cstheme="majorBidi"/>
@@ -8504,6 +9116,7 @@
     <w:basedOn w:val="50"/>
     <w:link w:val="19"/>
     <w:semiHidden/>
+    <w:qFormat/>
     <w:uiPriority w:val="99"/>
     <w:rPr>
       <w:rFonts w:asciiTheme="majorHAnsi" w:hAnsiTheme="majorHAnsi" w:eastAsiaTheme="majorEastAsia" w:cstheme="majorBidi"/>
@@ -8518,6 +9131,7 @@
     <w:name w:val="Revision"/>
     <w:hidden/>
     <w:semiHidden/>
+    <w:qFormat/>
     <w:uiPriority w:val="99"/>
     <w:rPr>
       <w:rFonts w:asciiTheme="majorHAnsi" w:hAnsiTheme="majorHAnsi" w:eastAsiaTheme="majorEastAsia" w:cstheme="majorBidi"/>
@@ -8530,6 +9144,7 @@
     <w:name w:val="Основной текст 3 Знак"/>
     <w:basedOn w:val="11"/>
     <w:link w:val="26"/>
+    <w:qFormat/>
     <w:uiPriority w:val="99"/>
     <w:rPr>
       <w:rFonts w:asciiTheme="majorHAnsi" w:hAnsiTheme="majorHAnsi" w:eastAsiaTheme="majorEastAsia" w:cstheme="majorBidi"/>
@@ -8568,6 +9183,7 @@
   <w:style w:type="character" w:customStyle="1" w:styleId="55">
     <w:name w:val="1ур Знак"/>
     <w:link w:val="54"/>
+    <w:qFormat/>
     <w:uiPriority w:val="0"/>
     <w:rPr>
       <w:rFonts w:ascii="Tahoma" w:hAnsi="Tahoma" w:eastAsia="MS Mincho" w:cs="Tahoma"/>
@@ -8584,6 +9200,7 @@
   <w:style w:type="paragraph" w:customStyle="1" w:styleId="56">
     <w:name w:val="Основной"/>
     <w:basedOn w:val="1"/>
+    <w:qFormat/>
     <w:uiPriority w:val="0"/>
     <w:pPr>
       <w:suppressAutoHyphens/>
@@ -8613,6 +9230,7 @@
     <w:name w:val="Абзац списка Знак"/>
     <w:basedOn w:val="11"/>
     <w:link w:val="31"/>
+    <w:qFormat/>
     <w:uiPriority w:val="34"/>
     <w:rPr>
       <w:rFonts w:ascii="Times New Roman" w:hAnsi="Times New Roman" w:cs="Times New Roman"/>
@@ -8623,6 +9241,7 @@
     <w:name w:val="2ур Знак"/>
     <w:basedOn w:val="58"/>
     <w:link w:val="35"/>
+    <w:qFormat/>
     <w:uiPriority w:val="0"/>
     <w:rPr>
       <w:rFonts w:ascii="Tahoma" w:hAnsi="Tahoma" w:cs="Tahoma"/>
@@ -8635,6 +9254,7 @@
     <w:name w:val="3ур Знак"/>
     <w:basedOn w:val="59"/>
     <w:link w:val="57"/>
+    <w:qFormat/>
     <w:uiPriority w:val="0"/>
     <w:rPr>
       <w:rFonts w:ascii="Tahoma" w:hAnsi="Tahoma" w:cs="Tahoma"/>
@@ -8661,6 +9281,7 @@
     <w:name w:val="Нижний колонтитул Знак"/>
     <w:basedOn w:val="11"/>
     <w:link w:val="23"/>
+    <w:qFormat/>
     <w:uiPriority w:val="99"/>
     <w:rPr>
       <w:rFonts w:ascii="Times New Roman" w:hAnsi="Times New Roman" w:cs="Times New Roman"/>
@@ -8671,6 +9292,7 @@
     <w:name w:val="Верхний колонтитул Знак"/>
     <w:basedOn w:val="11"/>
     <w:link w:val="20"/>
+    <w:qFormat/>
     <w:uiPriority w:val="99"/>
     <w:rPr>
       <w:rFonts w:ascii="Times New Roman" w:hAnsi="Times New Roman" w:cs="Times New Roman"/>
